--- a/pr-preview/pr-222/probability-basics-tracked-changes.docx
+++ b/pr-preview/pr-222/probability-basics-tracked-changes.docx
@@ -26,7 +26,7 @@
       </w:pPr>
       <w:ins w:id="2" w:author="PR Preview" w:date="2026-01-01T00:00:00Z">
         <w:r>
-          <w:t xml:space="preserve">Last modified: 2026-10-19 02:11:56 (PDT)</w:t>
+          <w:t xml:space="preserve">Last modified: 2026-10-19 02:23:26 (PDT)</w:t>
         </w:r>
       </w:ins>
     </w:p>
@@ -12378,7 +12378,7 @@
       </w:ins>
       <w:ins w:id="111" w:author="PR Preview" w:date="2026-01-01T00:00:00Z">
         <w:r>
-          <w:t xml:space="preserve">be the event that a car chosen at random is American,</w:t>
+          <w:t xml:space="preserve">be the</w:t>
         </w:r>
       </w:ins>
       <w:ins w:id="112" w:author="PR Preview" w:date="2026-01-01T00:00:00Z">
@@ -12386,17 +12386,67 @@
           <w:t xml:space="preserve"> </w:t>
         </w:r>
       </w:ins>
-      <w:ins w:id="113" w:author="PR Preview" w:date="2026-01-01T00:00:00Z">
+      <w:hyperlink w:anchor="def-event">
+        <w:ins w:id="113" w:author="PR Preview" w:date="2026-01-01T00:00:00Z">
+          <w:r>
+            <w:rPr>
+              <w:rStyle w:val="Hyperlink"/>
+            </w:rPr>
+            <w:t xml:space="preserve">event</w:t>
+          </w:r>
+        </w:ins>
+      </w:hyperlink>
+      <w:ins w:id="114" w:author="PR Preview" w:date="2026-01-01T00:00:00Z">
+        <w:r>
+          <w:t xml:space="preserve"> </w:t>
+        </w:r>
+      </w:ins>
+      <w:ins w:id="115" w:author="PR Preview" w:date="2026-01-01T00:00:00Z">
+        <w:r>
+          <w:t xml:space="preserve">that a car</w:t>
+        </w:r>
+      </w:ins>
+      <w:ins w:id="116" w:author="PR Preview" w:date="2026-01-01T00:00:00Z">
+        <w:r>
+          <w:t xml:space="preserve"> </w:t>
+        </w:r>
+      </w:ins>
+      <w:hyperlink w:anchor="def-random-choice">
+        <w:ins w:id="117" w:author="PR Preview" w:date="2026-01-01T00:00:00Z">
+          <w:r>
+            <w:rPr>
+              <w:rStyle w:val="Hyperlink"/>
+            </w:rPr>
+            <w:t xml:space="preserve">chosen at random</w:t>
+          </w:r>
+        </w:ins>
+      </w:hyperlink>
+      <w:ins w:id="118" w:author="PR Preview" w:date="2026-01-01T00:00:00Z">
+        <w:r>
+          <w:t xml:space="preserve"> </w:t>
+        </w:r>
+      </w:ins>
+      <w:ins w:id="119" w:author="PR Preview" w:date="2026-01-01T00:00:00Z">
+        <w:r>
+          <w:t xml:space="preserve">is American,</w:t>
+        </w:r>
+      </w:ins>
+      <w:ins w:id="120" w:author="PR Preview" w:date="2026-01-01T00:00:00Z">
+        <w:r>
+          <w:t xml:space="preserve"> </w:t>
+        </w:r>
+      </w:ins>
+      <w:ins w:id="121" w:author="PR Preview" w:date="2026-01-01T00:00:00Z">
         <w:r>
           <w:t xml:space="preserve">which the data code as</w:t>
         </w:r>
       </w:ins>
-      <w:ins w:id="114" w:author="PR Preview" w:date="2026-01-01T00:00:00Z">
+      <w:ins w:id="122" w:author="PR Preview" w:date="2026-01-01T00:00:00Z">
         <w:r>
           <w:t xml:space="preserve"> </w:t>
         </w:r>
       </w:ins>
-      <w:ins w:id="115" w:author="PR Preview" w:date="2026-01-01T00:00:00Z">
+      <w:ins w:id="123" w:author="PR Preview" w:date="2026-01-01T00:00:00Z">
         <w:r>
           <w:rPr>
             <w:rStyle w:val="VerbatimChar"/>
@@ -12404,38 +12454,63 @@
           <w:t xml:space="preserve">origin == 1</w:t>
         </w:r>
       </w:ins>
-      <w:ins w:id="116" w:author="PR Preview" w:date="2026-01-01T00:00:00Z">
+      <w:ins w:id="124" w:author="PR Preview" w:date="2026-01-01T00:00:00Z">
         <w:r>
           <w:t xml:space="preserve">.</w:t>
         </w:r>
       </w:ins>
-      <w:ins w:id="117" w:author="PR Preview" w:date="2026-01-01T00:00:00Z">
+      <w:ins w:id="125" w:author="PR Preview" w:date="2026-01-01T00:00:00Z">
         <w:r>
           <w:t xml:space="preserve"> </w:t>
         </w:r>
       </w:ins>
-      <w:ins w:id="118" w:author="PR Preview" w:date="2026-01-01T00:00:00Z">
-        <w:r>
-          <w:t xml:space="preserve">Its probability is the fraction of American cars,</w:t>
-        </w:r>
-      </w:ins>
-      <w:ins w:id="119" w:author="PR Preview" w:date="2026-01-01T00:00:00Z">
+      <w:ins w:id="126" w:author="PR Preview" w:date="2026-01-01T00:00:00Z">
+        <w:r>
+          <w:t xml:space="preserve">Its</w:t>
+        </w:r>
+      </w:ins>
+      <w:ins w:id="127" w:author="PR Preview" w:date="2026-01-01T00:00:00Z">
         <w:r>
           <w:t xml:space="preserve"> </w:t>
         </w:r>
       </w:ins>
-      <w:ins w:id="120" w:author="PR Preview" w:date="2026-01-01T00:00:00Z">
+      <w:hyperlink w:anchor="def-probability">
+        <w:ins w:id="128" w:author="PR Preview" w:date="2026-01-01T00:00:00Z">
+          <w:r>
+            <w:rPr>
+              <w:rStyle w:val="Hyperlink"/>
+            </w:rPr>
+            <w:t xml:space="preserve">probability</w:t>
+          </w:r>
+        </w:ins>
+      </w:hyperlink>
+      <w:ins w:id="129" w:author="PR Preview" w:date="2026-01-01T00:00:00Z">
+        <w:r>
+          <w:t xml:space="preserve"> </w:t>
+        </w:r>
+      </w:ins>
+      <w:ins w:id="130" w:author="PR Preview" w:date="2026-01-01T00:00:00Z">
+        <w:r>
+          <w:t xml:space="preserve">is the fraction of American cars,</w:t>
+        </w:r>
+      </w:ins>
+      <w:ins w:id="131" w:author="PR Preview" w:date="2026-01-01T00:00:00Z">
+        <w:r>
+          <w:t xml:space="preserve"> </w:t>
+        </w:r>
+      </w:ins>
+      <w:ins w:id="132" w:author="PR Preview" w:date="2026-01-01T00:00:00Z">
         <w:r>
           <w:t xml:space="preserve">as in</w:t>
         </w:r>
       </w:ins>
-      <w:ins w:id="121" w:author="PR Preview" w:date="2026-01-01T00:00:00Z">
+      <w:ins w:id="133" w:author="PR Preview" w:date="2026-01-01T00:00:00Z">
         <w:r>
           <w:t xml:space="preserve"> </w:t>
         </w:r>
       </w:ins>
       <w:hyperlink w:anchor="exm-random-choice-auto">
-        <w:ins w:id="122" w:author="PR Preview" w:date="2026-01-01T00:00:00Z">
+        <w:ins w:id="134" w:author="PR Preview" w:date="2026-01-01T00:00:00Z">
           <w:r>
             <w:rPr>
               <w:rStyle w:val="Hyperlink"/>
@@ -12444,28 +12519,53 @@
           </w:r>
         </w:ins>
       </w:hyperlink>
-      <w:ins w:id="123" w:author="PR Preview" w:date="2026-01-01T00:00:00Z">
+      <w:ins w:id="135" w:author="PR Preview" w:date="2026-01-01T00:00:00Z">
         <w:r>
           <w:t xml:space="preserve">,</w:t>
         </w:r>
       </w:ins>
-      <w:ins w:id="124" w:author="PR Preview" w:date="2026-01-01T00:00:00Z">
+      <w:ins w:id="136" w:author="PR Preview" w:date="2026-01-01T00:00:00Z">
         <w:r>
           <w:t xml:space="preserve"> </w:t>
         </w:r>
       </w:ins>
-      <w:ins w:id="125" w:author="PR Preview" w:date="2026-01-01T00:00:00Z">
-        <w:r>
-          <w:t xml:space="preserve">and its odds follow from</w:t>
-        </w:r>
-      </w:ins>
-      <w:ins w:id="126" w:author="PR Preview" w:date="2026-01-01T00:00:00Z">
+      <w:ins w:id="137" w:author="PR Preview" w:date="2026-01-01T00:00:00Z">
+        <w:r>
+          <w:t xml:space="preserve">and its</w:t>
+        </w:r>
+      </w:ins>
+      <w:ins w:id="138" w:author="PR Preview" w:date="2026-01-01T00:00:00Z">
         <w:r>
           <w:t xml:space="preserve"> </w:t>
         </w:r>
       </w:ins>
       <w:hyperlink w:anchor="def-odds">
-        <w:ins w:id="127" w:author="PR Preview" w:date="2026-01-01T00:00:00Z">
+        <w:ins w:id="139" w:author="PR Preview" w:date="2026-01-01T00:00:00Z">
+          <w:r>
+            <w:rPr>
+              <w:rStyle w:val="Hyperlink"/>
+            </w:rPr>
+            <w:t xml:space="preserve">odds</w:t>
+          </w:r>
+        </w:ins>
+      </w:hyperlink>
+      <w:ins w:id="140" w:author="PR Preview" w:date="2026-01-01T00:00:00Z">
+        <w:r>
+          <w:t xml:space="preserve"> </w:t>
+        </w:r>
+      </w:ins>
+      <w:ins w:id="141" w:author="PR Preview" w:date="2026-01-01T00:00:00Z">
+        <w:r>
+          <w:t xml:space="preserve">follow from</w:t>
+        </w:r>
+      </w:ins>
+      <w:ins w:id="142" w:author="PR Preview" w:date="2026-01-01T00:00:00Z">
+        <w:r>
+          <w:t xml:space="preserve"> </w:t>
+        </w:r>
+      </w:ins>
+      <w:hyperlink w:anchor="def-odds">
+        <w:ins w:id="143" w:author="PR Preview" w:date="2026-01-01T00:00:00Z">
           <w:r>
             <w:rPr>
               <w:rStyle w:val="Hyperlink"/>
@@ -12474,7 +12574,7 @@
           </w:r>
         </w:ins>
       </w:hyperlink>
-      <w:ins w:id="128" w:author="PR Preview" w:date="2026-01-01T00:00:00Z">
+      <w:ins w:id="144" w:author="PR Preview" w:date="2026-01-01T00:00:00Z">
         <w:r>
           <w:t xml:space="preserve">:</w:t>
         </w:r>
@@ -12484,7 +12584,7 @@
       <w:pPr>
         <w:pStyle w:val="SourceCode"/>
       </w:pPr>
-      <w:ins w:id="129" w:author="PR Preview" w:date="2026-01-01T00:00:00Z">
+      <w:ins w:id="145" w:author="PR Preview" w:date="2026-01-01T00:00:00Z">
         <w:r>
           <w:rPr>
             <w:rStyle w:val="NormalTok"/>
@@ -12492,7 +12592,7 @@
           <w:t xml:space="preserve">auto </w:t>
         </w:r>
       </w:ins>
-      <w:ins w:id="130" w:author="PR Preview" w:date="2026-01-01T00:00:00Z">
+      <w:ins w:id="146" w:author="PR Preview" w:date="2026-01-01T00:00:00Z">
         <w:r>
           <w:rPr>
             <w:rStyle w:val="OtherTok"/>
@@ -12500,7 +12600,7 @@
           <w:t xml:space="preserve">&lt;-</w:t>
         </w:r>
       </w:ins>
-      <w:ins w:id="131" w:author="PR Preview" w:date="2026-01-01T00:00:00Z">
+      <w:ins w:id="147" w:author="PR Preview" w:date="2026-01-01T00:00:00Z">
         <w:r>
           <w:rPr>
             <w:rStyle w:val="NormalTok"/>
@@ -12508,7 +12608,7 @@
           <w:t xml:space="preserve"> </w:t>
         </w:r>
       </w:ins>
-      <w:ins w:id="132" w:author="PR Preview" w:date="2026-01-01T00:00:00Z">
+      <w:ins w:id="148" w:author="PR Preview" w:date="2026-01-01T00:00:00Z">
         <w:r>
           <w:rPr>
             <w:rStyle w:val="FunctionTok"/>
@@ -12516,7 +12616,7 @@
           <w:t xml:space="preserve">read.csv</w:t>
         </w:r>
       </w:ins>
-      <w:ins w:id="133" w:author="PR Preview" w:date="2026-01-01T00:00:00Z">
+      <w:ins w:id="149" w:author="PR Preview" w:date="2026-01-01T00:00:00Z">
         <w:r>
           <w:rPr>
             <w:rStyle w:val="NormalTok"/>
@@ -12524,7 +12624,7 @@
           <w:t xml:space="preserve">(</w:t>
         </w:r>
       </w:ins>
-      <w:ins w:id="134" w:author="PR Preview" w:date="2026-01-01T00:00:00Z">
+      <w:ins w:id="150" w:author="PR Preview" w:date="2026-01-01T00:00:00Z">
         <w:r>
           <w:rPr>
             <w:rStyle w:val="StringTok"/>
@@ -12532,7 +12632,7 @@
           <w:t xml:space="preserve">"data/auto.csv"</w:t>
         </w:r>
       </w:ins>
-      <w:ins w:id="135" w:author="PR Preview" w:date="2026-01-01T00:00:00Z">
+      <w:ins w:id="151" w:author="PR Preview" w:date="2026-01-01T00:00:00Z">
         <w:r>
           <w:rPr>
             <w:rStyle w:val="NormalTok"/>
@@ -12540,12 +12640,12 @@
           <w:t xml:space="preserve">)</w:t>
         </w:r>
       </w:ins>
-      <w:ins w:id="136" w:author="PR Preview" w:date="2026-01-01T00:00:00Z">
+      <w:ins w:id="152" w:author="PR Preview" w:date="2026-01-01T00:00:00Z">
         <w:r>
           <w:br/>
         </w:r>
       </w:ins>
-      <w:ins w:id="137" w:author="PR Preview" w:date="2026-01-01T00:00:00Z">
+      <w:ins w:id="153" w:author="PR Preview" w:date="2026-01-01T00:00:00Z">
         <w:r>
           <w:rPr>
             <w:rStyle w:val="NormalTok"/>
@@ -12553,7 +12653,7 @@
           <w:t xml:space="preserve">p_american </w:t>
         </w:r>
       </w:ins>
-      <w:ins w:id="138" w:author="PR Preview" w:date="2026-01-01T00:00:00Z">
+      <w:ins w:id="154" w:author="PR Preview" w:date="2026-01-01T00:00:00Z">
         <w:r>
           <w:rPr>
             <w:rStyle w:val="OtherTok"/>
@@ -12561,7 +12661,7 @@
           <w:t xml:space="preserve">&lt;-</w:t>
         </w:r>
       </w:ins>
-      <w:ins w:id="139" w:author="PR Preview" w:date="2026-01-01T00:00:00Z">
+      <w:ins w:id="155" w:author="PR Preview" w:date="2026-01-01T00:00:00Z">
         <w:r>
           <w:rPr>
             <w:rStyle w:val="NormalTok"/>
@@ -12569,7 +12669,7 @@
           <w:t xml:space="preserve"> </w:t>
         </w:r>
       </w:ins>
-      <w:ins w:id="140" w:author="PR Preview" w:date="2026-01-01T00:00:00Z">
+      <w:ins w:id="156" w:author="PR Preview" w:date="2026-01-01T00:00:00Z">
         <w:r>
           <w:rPr>
             <w:rStyle w:val="FunctionTok"/>
@@ -12577,7 +12677,7 @@
           <w:t xml:space="preserve">mean</w:t>
         </w:r>
       </w:ins>
-      <w:ins w:id="141" w:author="PR Preview" w:date="2026-01-01T00:00:00Z">
+      <w:ins w:id="157" w:author="PR Preview" w:date="2026-01-01T00:00:00Z">
         <w:r>
           <w:rPr>
             <w:rStyle w:val="NormalTok"/>
@@ -12585,7 +12685,7 @@
           <w:t xml:space="preserve">(auto</w:t>
         </w:r>
       </w:ins>
-      <w:ins w:id="142" w:author="PR Preview" w:date="2026-01-01T00:00:00Z">
+      <w:ins w:id="158" w:author="PR Preview" w:date="2026-01-01T00:00:00Z">
         <w:r>
           <w:rPr>
             <w:rStyle w:val="SpecialCharTok"/>
@@ -12593,7 +12693,7 @@
           <w:t xml:space="preserve">$</w:t>
         </w:r>
       </w:ins>
-      <w:ins w:id="143" w:author="PR Preview" w:date="2026-01-01T00:00:00Z">
+      <w:ins w:id="159" w:author="PR Preview" w:date="2026-01-01T00:00:00Z">
         <w:r>
           <w:rPr>
             <w:rStyle w:val="NormalTok"/>
@@ -12601,7 +12701,7 @@
           <w:t xml:space="preserve">origin </w:t>
         </w:r>
       </w:ins>
-      <w:ins w:id="144" w:author="PR Preview" w:date="2026-01-01T00:00:00Z">
+      <w:ins w:id="160" w:author="PR Preview" w:date="2026-01-01T00:00:00Z">
         <w:r>
           <w:rPr>
             <w:rStyle w:val="SpecialCharTok"/>
@@ -12609,7 +12709,7 @@
           <w:t xml:space="preserve">==</w:t>
         </w:r>
       </w:ins>
-      <w:ins w:id="145" w:author="PR Preview" w:date="2026-01-01T00:00:00Z">
+      <w:ins w:id="161" w:author="PR Preview" w:date="2026-01-01T00:00:00Z">
         <w:r>
           <w:rPr>
             <w:rStyle w:val="NormalTok"/>
@@ -12617,7 +12717,7 @@
           <w:t xml:space="preserve"> </w:t>
         </w:r>
       </w:ins>
-      <w:ins w:id="146" w:author="PR Preview" w:date="2026-01-01T00:00:00Z">
+      <w:ins w:id="162" w:author="PR Preview" w:date="2026-01-01T00:00:00Z">
         <w:r>
           <w:rPr>
             <w:rStyle w:val="DecValTok"/>
@@ -12625,7 +12725,7 @@
           <w:t xml:space="preserve">1</w:t>
         </w:r>
       </w:ins>
-      <w:ins w:id="147" w:author="PR Preview" w:date="2026-01-01T00:00:00Z">
+      <w:ins w:id="163" w:author="PR Preview" w:date="2026-01-01T00:00:00Z">
         <w:r>
           <w:rPr>
             <w:rStyle w:val="NormalTok"/>
@@ -12633,12 +12733,12 @@
           <w:t xml:space="preserve">)</w:t>
         </w:r>
       </w:ins>
-      <w:ins w:id="148" w:author="PR Preview" w:date="2026-01-01T00:00:00Z">
+      <w:ins w:id="164" w:author="PR Preview" w:date="2026-01-01T00:00:00Z">
         <w:r>
           <w:br/>
         </w:r>
       </w:ins>
-      <w:ins w:id="149" w:author="PR Preview" w:date="2026-01-01T00:00:00Z">
+      <w:ins w:id="165" w:author="PR Preview" w:date="2026-01-01T00:00:00Z">
         <w:r>
           <w:rPr>
             <w:rStyle w:val="FunctionTok"/>
@@ -12646,7 +12746,7 @@
           <w:t xml:space="preserve">c</w:t>
         </w:r>
       </w:ins>
-      <w:ins w:id="150" w:author="PR Preview" w:date="2026-01-01T00:00:00Z">
+      <w:ins w:id="166" w:author="PR Preview" w:date="2026-01-01T00:00:00Z">
         <w:r>
           <w:rPr>
             <w:rStyle w:val="NormalTok"/>
@@ -12654,7 +12754,7 @@
           <w:t xml:space="preserve">(</w:t>
         </w:r>
       </w:ins>
-      <w:ins w:id="151" w:author="PR Preview" w:date="2026-01-01T00:00:00Z">
+      <w:ins w:id="167" w:author="PR Preview" w:date="2026-01-01T00:00:00Z">
         <w:r>
           <w:rPr>
             <w:rStyle w:val="AttributeTok"/>
@@ -12662,7 +12762,7 @@
           <w:t xml:space="preserve">probability =</w:t>
         </w:r>
       </w:ins>
-      <w:ins w:id="152" w:author="PR Preview" w:date="2026-01-01T00:00:00Z">
+      <w:ins w:id="168" w:author="PR Preview" w:date="2026-01-01T00:00:00Z">
         <w:r>
           <w:rPr>
             <w:rStyle w:val="NormalTok"/>
@@ -12670,7 +12770,7 @@
           <w:t xml:space="preserve"> p_american, </w:t>
         </w:r>
       </w:ins>
-      <w:ins w:id="153" w:author="PR Preview" w:date="2026-01-01T00:00:00Z">
+      <w:ins w:id="169" w:author="PR Preview" w:date="2026-01-01T00:00:00Z">
         <w:r>
           <w:rPr>
             <w:rStyle w:val="AttributeTok"/>
@@ -12678,7 +12778,7 @@
           <w:t xml:space="preserve">odds =</w:t>
         </w:r>
       </w:ins>
-      <w:ins w:id="154" w:author="PR Preview" w:date="2026-01-01T00:00:00Z">
+      <w:ins w:id="170" w:author="PR Preview" w:date="2026-01-01T00:00:00Z">
         <w:r>
           <w:rPr>
             <w:rStyle w:val="NormalTok"/>
@@ -12686,7 +12786,7 @@
           <w:t xml:space="preserve"> p_american </w:t>
         </w:r>
       </w:ins>
-      <w:ins w:id="155" w:author="PR Preview" w:date="2026-01-01T00:00:00Z">
+      <w:ins w:id="171" w:author="PR Preview" w:date="2026-01-01T00:00:00Z">
         <w:r>
           <w:rPr>
             <w:rStyle w:val="SpecialCharTok"/>
@@ -12694,7 +12794,7 @@
           <w:t xml:space="preserve">/</w:t>
         </w:r>
       </w:ins>
-      <w:ins w:id="156" w:author="PR Preview" w:date="2026-01-01T00:00:00Z">
+      <w:ins w:id="172" w:author="PR Preview" w:date="2026-01-01T00:00:00Z">
         <w:r>
           <w:rPr>
             <w:rStyle w:val="NormalTok"/>
@@ -12702,7 +12802,7 @@
           <w:t xml:space="preserve"> (</w:t>
         </w:r>
       </w:ins>
-      <w:ins w:id="157" w:author="PR Preview" w:date="2026-01-01T00:00:00Z">
+      <w:ins w:id="173" w:author="PR Preview" w:date="2026-01-01T00:00:00Z">
         <w:r>
           <w:rPr>
             <w:rStyle w:val="DecValTok"/>
@@ -12710,7 +12810,7 @@
           <w:t xml:space="preserve">1</w:t>
         </w:r>
       </w:ins>
-      <w:ins w:id="158" w:author="PR Preview" w:date="2026-01-01T00:00:00Z">
+      <w:ins w:id="174" w:author="PR Preview" w:date="2026-01-01T00:00:00Z">
         <w:r>
           <w:rPr>
             <w:rStyle w:val="NormalTok"/>
@@ -12718,7 +12818,7 @@
           <w:t xml:space="preserve"> </w:t>
         </w:r>
       </w:ins>
-      <w:ins w:id="159" w:author="PR Preview" w:date="2026-01-01T00:00:00Z">
+      <w:ins w:id="175" w:author="PR Preview" w:date="2026-01-01T00:00:00Z">
         <w:r>
           <w:rPr>
             <w:rStyle w:val="SpecialCharTok"/>
@@ -12726,7 +12826,7 @@
           <w:t xml:space="preserve">-</w:t>
         </w:r>
       </w:ins>
-      <w:ins w:id="160" w:author="PR Preview" w:date="2026-01-01T00:00:00Z">
+      <w:ins w:id="176" w:author="PR Preview" w:date="2026-01-01T00:00:00Z">
         <w:r>
           <w:rPr>
             <w:rStyle w:val="NormalTok"/>
@@ -12734,12 +12834,12 @@
           <w:t xml:space="preserve"> p_american))</w:t>
         </w:r>
       </w:ins>
-      <w:ins w:id="161" w:author="PR Preview" w:date="2026-01-01T00:00:00Z">
+      <w:ins w:id="177" w:author="PR Preview" w:date="2026-01-01T00:00:00Z">
         <w:r>
           <w:br/>
         </w:r>
       </w:ins>
-      <w:ins w:id="162" w:author="PR Preview" w:date="2026-01-01T00:00:00Z">
+      <w:ins w:id="178" w:author="PR Preview" w:date="2026-01-01T00:00:00Z">
         <w:r>
           <w:rPr>
             <w:rStyle w:val="CommentTok"/>
@@ -12747,12 +12847,12 @@
           <w:t xml:space="preserve">#&gt; probability        odds </w:t>
         </w:r>
       </w:ins>
-      <w:ins w:id="163" w:author="PR Preview" w:date="2026-01-01T00:00:00Z">
+      <w:ins w:id="179" w:author="PR Preview" w:date="2026-01-01T00:00:00Z">
         <w:r>
           <w:br/>
         </w:r>
       </w:ins>
-      <w:ins w:id="164" w:author="PR Preview" w:date="2026-01-01T00:00:00Z">
+      <w:ins w:id="180" w:author="PR Preview" w:date="2026-01-01T00:00:00Z">
         <w:r>
           <w:rPr>
             <w:rStyle w:val="CommentTok"/>
@@ -12765,27 +12865,27 @@
       <w:pPr>
         <w:pStyle w:val="FirstParagraph"/>
       </w:pPr>
-      <w:ins w:id="165" w:author="PR Preview" w:date="2026-01-01T00:00:00Z">
+      <w:ins w:id="181" w:author="PR Preview" w:date="2026-01-01T00:00:00Z">
         <w:r>
           <w:t xml:space="preserve">The odds 1.67 say that</w:t>
         </w:r>
       </w:ins>
-      <w:ins w:id="166" w:author="PR Preview" w:date="2026-01-01T00:00:00Z">
+      <w:ins w:id="182" w:author="PR Preview" w:date="2026-01-01T00:00:00Z">
         <w:r>
           <w:t xml:space="preserve"> </w:t>
         </w:r>
       </w:ins>
-      <w:ins w:id="167" w:author="PR Preview" w:date="2026-01-01T00:00:00Z">
+      <w:ins w:id="183" w:author="PR Preview" w:date="2026-01-01T00:00:00Z">
         <w:r>
           <w:t xml:space="preserve">an American car is about 1.7 times as likely</w:t>
         </w:r>
       </w:ins>
-      <w:ins w:id="168" w:author="PR Preview" w:date="2026-01-01T00:00:00Z">
+      <w:ins w:id="184" w:author="PR Preview" w:date="2026-01-01T00:00:00Z">
         <w:r>
           <w:t xml:space="preserve"> </w:t>
         </w:r>
       </w:ins>
-      <w:ins w:id="169" w:author="PR Preview" w:date="2026-01-01T00:00:00Z">
+      <w:ins w:id="185" w:author="PR Preview" w:date="2026-01-01T00:00:00Z">
         <w:r>
           <w:t xml:space="preserve">as a car of non-American origin.</w:t>
         </w:r>
@@ -12797,7 +12897,7 @@
       <w:pPr>
         <w:pStyle w:val="BodyText"/>
       </w:pPr>
-      <w:ins w:id="170" w:author="PR Preview" w:date="2026-01-01T00:00:00Z">
+      <w:ins w:id="186" w:author="PR Preview" w:date="2026-01-01T00:00:00Z">
         <w:r>
           <w:rPr>
             <w:b/>
@@ -12806,22 +12906,22 @@
           <w:t xml:space="preserve">Definition 14 (Log-odds (also called the logit))</w:t>
         </w:r>
       </w:ins>
-      <w:ins w:id="171" w:author="PR Preview" w:date="2026-01-01T00:00:00Z">
+      <w:ins w:id="187" w:author="PR Preview" w:date="2026-01-01T00:00:00Z">
         <w:r>
           <w:t xml:space="preserve"> </w:t>
         </w:r>
       </w:ins>
-      <w:ins w:id="172" w:author="PR Preview" w:date="2026-01-01T00:00:00Z">
+      <w:ins w:id="188" w:author="PR Preview" w:date="2026-01-01T00:00:00Z">
         <w:r>
           <w:t xml:space="preserve">The</w:t>
         </w:r>
       </w:ins>
-      <w:ins w:id="173" w:author="PR Preview" w:date="2026-01-01T00:00:00Z">
+      <w:ins w:id="189" w:author="PR Preview" w:date="2026-01-01T00:00:00Z">
         <w:r>
           <w:t xml:space="preserve"> </w:t>
         </w:r>
       </w:ins>
-      <w:ins w:id="174" w:author="PR Preview" w:date="2026-01-01T00:00:00Z">
+      <w:ins w:id="190" w:author="PR Preview" w:date="2026-01-01T00:00:00Z">
         <w:r>
           <w:rPr>
             <w:b/>
@@ -12830,17 +12930,17 @@
           <w:t xml:space="preserve">log-odds</w:t>
         </w:r>
       </w:ins>
-      <w:ins w:id="175" w:author="PR Preview" w:date="2026-01-01T00:00:00Z">
+      <w:ins w:id="191" w:author="PR Preview" w:date="2026-01-01T00:00:00Z">
         <w:r>
           <w:t xml:space="preserve">, also called the</w:t>
         </w:r>
       </w:ins>
-      <w:ins w:id="176" w:author="PR Preview" w:date="2026-01-01T00:00:00Z">
+      <w:ins w:id="192" w:author="PR Preview" w:date="2026-01-01T00:00:00Z">
         <w:r>
           <w:t xml:space="preserve"> </w:t>
         </w:r>
       </w:ins>
-      <w:ins w:id="177" w:author="PR Preview" w:date="2026-01-01T00:00:00Z">
+      <w:ins w:id="193" w:author="PR Preview" w:date="2026-01-01T00:00:00Z">
         <w:r>
           <w:rPr>
             <w:b/>
@@ -12849,36 +12949,66 @@
           <w:t xml:space="preserve">logit</w:t>
         </w:r>
       </w:ins>
-      <w:ins w:id="178" w:author="PR Preview" w:date="2026-01-01T00:00:00Z">
-        <w:r>
-          <w:t xml:space="preserve">, of an event</w:t>
-        </w:r>
-      </w:ins>
-      <w:ins w:id="179" w:author="PR Preview" w:date="2026-01-01T00:00:00Z">
+      <w:ins w:id="194" w:author="PR Preview" w:date="2026-01-01T00:00:00Z">
+        <w:r>
+          <w:t xml:space="preserve">, of an</w:t>
+        </w:r>
+      </w:ins>
+      <w:ins w:id="195" w:author="PR Preview" w:date="2026-01-01T00:00:00Z">
         <w:r>
           <w:t xml:space="preserve"> </w:t>
         </w:r>
       </w:ins>
+      <w:hyperlink w:anchor="def-event">
+        <w:ins w:id="196" w:author="PR Preview" w:date="2026-01-01T00:00:00Z">
+          <w:r>
+            <w:rPr>
+              <w:rStyle w:val="Hyperlink"/>
+            </w:rPr>
+            <w:t xml:space="preserve">event</w:t>
+          </w:r>
+        </w:ins>
+      </w:hyperlink>
+      <w:ins w:id="197" w:author="PR Preview" w:date="2026-01-01T00:00:00Z">
+        <w:r>
+          <w:t xml:space="preserve"> </w:t>
+        </w:r>
+      </w:ins>
       <m:oMath>
         <m:r>
           <m:t>A</m:t>
         </m:r>
       </m:oMath>
-      <w:ins w:id="180" w:author="PR Preview" w:date="2026-01-01T00:00:00Z">
+      <w:ins w:id="198" w:author="PR Preview" w:date="2026-01-01T00:00:00Z">
         <w:r>
           <w:t xml:space="preserve"> </w:t>
         </w:r>
       </w:ins>
-      <w:ins w:id="181" w:author="PR Preview" w:date="2026-01-01T00:00:00Z">
-        <w:r>
-          <w:t xml:space="preserve">with probability</w:t>
-        </w:r>
-      </w:ins>
-      <w:ins w:id="182" w:author="PR Preview" w:date="2026-01-01T00:00:00Z">
+      <w:ins w:id="199" w:author="PR Preview" w:date="2026-01-01T00:00:00Z">
+        <w:r>
+          <w:t xml:space="preserve">with</w:t>
+        </w:r>
+      </w:ins>
+      <w:ins w:id="200" w:author="PR Preview" w:date="2026-01-01T00:00:00Z">
         <w:r>
           <w:t xml:space="preserve"> </w:t>
         </w:r>
       </w:ins>
+      <w:hyperlink w:anchor="def-probability">
+        <w:ins w:id="201" w:author="PR Preview" w:date="2026-01-01T00:00:00Z">
+          <w:r>
+            <w:rPr>
+              <w:rStyle w:val="Hyperlink"/>
+            </w:rPr>
+            <w:t xml:space="preserve">probability</w:t>
+          </w:r>
+        </w:ins>
+      </w:hyperlink>
+      <w:ins w:id="202" w:author="PR Preview" w:date="2026-01-01T00:00:00Z">
+        <w:r>
+          <w:t xml:space="preserve"> </w:t>
+        </w:r>
+      </w:ins>
       <m:oMath>
         <m:r>
           <m:rPr>
@@ -12932,23 +13062,23 @@
           <m:t>)</m:t>
         </m:r>
       </m:oMath>
-      <w:ins w:id="183" w:author="PR Preview" w:date="2026-01-01T00:00:00Z">
+      <w:ins w:id="203" w:author="PR Preview" w:date="2026-01-01T00:00:00Z">
         <w:r>
           <w:t xml:space="preserve"> </w:t>
         </w:r>
       </w:ins>
-      <w:ins w:id="184" w:author="PR Preview" w:date="2026-01-01T00:00:00Z">
+      <w:ins w:id="204" w:author="PR Preview" w:date="2026-01-01T00:00:00Z">
         <w:r>
           <w:t xml:space="preserve">are the natural logarithm of its</w:t>
         </w:r>
       </w:ins>
-      <w:ins w:id="185" w:author="PR Preview" w:date="2026-01-01T00:00:00Z">
+      <w:ins w:id="205" w:author="PR Preview" w:date="2026-01-01T00:00:00Z">
         <w:r>
           <w:t xml:space="preserve"> </w:t>
         </w:r>
       </w:ins>
       <w:hyperlink w:anchor="def-odds">
-        <w:ins w:id="186" w:author="PR Preview" w:date="2026-01-01T00:00:00Z">
+        <w:ins w:id="206" w:author="PR Preview" w:date="2026-01-01T00:00:00Z">
           <w:r>
             <w:rPr>
               <w:rStyle w:val="Hyperlink"/>
@@ -12957,17 +13087,17 @@
           </w:r>
         </w:ins>
       </w:hyperlink>
-      <w:ins w:id="187" w:author="PR Preview" w:date="2026-01-01T00:00:00Z">
+      <w:ins w:id="207" w:author="PR Preview" w:date="2026-01-01T00:00:00Z">
         <w:r>
           <w:t xml:space="preserve"> </w:t>
         </w:r>
       </w:ins>
-      <w:ins w:id="188" w:author="PR Preview" w:date="2026-01-01T00:00:00Z">
+      <w:ins w:id="208" w:author="PR Preview" w:date="2026-01-01T00:00:00Z">
         <w:r>
           <w:t xml:space="preserve">[8]</w:t>
         </w:r>
       </w:ins>
-      <w:ins w:id="189" w:author="PR Preview" w:date="2026-01-01T00:00:00Z">
+      <w:ins w:id="209" w:author="PR Preview" w:date="2026-01-01T00:00:00Z">
         <w:r>
           <w:t xml:space="preserve">:</w:t>
         </w:r>
@@ -13145,7 +13275,7 @@
       <w:pPr>
         <w:pStyle w:val="FirstParagraph"/>
       </w:pPr>
-      <w:ins w:id="190" w:author="PR Preview" w:date="2026-01-01T00:00:00Z">
+      <w:ins w:id="210" w:author="PR Preview" w:date="2026-01-01T00:00:00Z">
         <w:r>
           <w:rPr>
             <w:b/>
@@ -13154,43 +13284,58 @@
           <w:t xml:space="preserve">Example 17 (Log-odds that a car in the Auto data is American)</w:t>
         </w:r>
       </w:ins>
-      <w:ins w:id="191" w:author="PR Preview" w:date="2026-01-01T00:00:00Z">
+      <w:ins w:id="211" w:author="PR Preview" w:date="2026-01-01T00:00:00Z">
         <w:r>
           <w:t xml:space="preserve"> </w:t>
         </w:r>
       </w:ins>
-      <w:ins w:id="192" w:author="PR Preview" w:date="2026-01-01T00:00:00Z">
-        <w:r>
-          <w:t xml:space="preserve">For the event</w:t>
-        </w:r>
-      </w:ins>
-      <w:ins w:id="193" w:author="PR Preview" w:date="2026-01-01T00:00:00Z">
+      <w:ins w:id="212" w:author="PR Preview" w:date="2026-01-01T00:00:00Z">
+        <w:r>
+          <w:t xml:space="preserve">For the</w:t>
+        </w:r>
+      </w:ins>
+      <w:ins w:id="213" w:author="PR Preview" w:date="2026-01-01T00:00:00Z">
         <w:r>
           <w:t xml:space="preserve"> </w:t>
         </w:r>
       </w:ins>
+      <w:hyperlink w:anchor="def-event">
+        <w:ins w:id="214" w:author="PR Preview" w:date="2026-01-01T00:00:00Z">
+          <w:r>
+            <w:rPr>
+              <w:rStyle w:val="Hyperlink"/>
+            </w:rPr>
+            <w:t xml:space="preserve">event</w:t>
+          </w:r>
+        </w:ins>
+      </w:hyperlink>
+      <w:ins w:id="215" w:author="PR Preview" w:date="2026-01-01T00:00:00Z">
+        <w:r>
+          <w:t xml:space="preserve"> </w:t>
+        </w:r>
+      </w:ins>
       <m:oMath>
         <m:r>
           <m:t>A</m:t>
         </m:r>
       </m:oMath>
-      <w:ins w:id="194" w:author="PR Preview" w:date="2026-01-01T00:00:00Z">
+      <w:ins w:id="216" w:author="PR Preview" w:date="2026-01-01T00:00:00Z">
         <w:r>
           <w:t xml:space="preserve"> </w:t>
         </w:r>
       </w:ins>
-      <w:ins w:id="195" w:author="PR Preview" w:date="2026-01-01T00:00:00Z">
+      <w:ins w:id="217" w:author="PR Preview" w:date="2026-01-01T00:00:00Z">
         <w:r>
           <w:t xml:space="preserve">of</w:t>
         </w:r>
       </w:ins>
-      <w:ins w:id="196" w:author="PR Preview" w:date="2026-01-01T00:00:00Z">
+      <w:ins w:id="218" w:author="PR Preview" w:date="2026-01-01T00:00:00Z">
         <w:r>
           <w:t xml:space="preserve"> </w:t>
         </w:r>
       </w:ins>
       <w:hyperlink w:anchor="exm-odds-auto">
-        <w:ins w:id="197" w:author="PR Preview" w:date="2026-01-01T00:00:00Z">
+        <w:ins w:id="219" w:author="PR Preview" w:date="2026-01-01T00:00:00Z">
           <w:r>
             <w:rPr>
               <w:rStyle w:val="Hyperlink"/>
@@ -13199,28 +13344,53 @@
           </w:r>
         </w:ins>
       </w:hyperlink>
-      <w:ins w:id="198" w:author="PR Preview" w:date="2026-01-01T00:00:00Z">
+      <w:ins w:id="220" w:author="PR Preview" w:date="2026-01-01T00:00:00Z">
         <w:r>
           <w:t xml:space="preserve">,</w:t>
         </w:r>
       </w:ins>
-      <w:ins w:id="199" w:author="PR Preview" w:date="2026-01-01T00:00:00Z">
+      <w:ins w:id="221" w:author="PR Preview" w:date="2026-01-01T00:00:00Z">
         <w:r>
           <w:t xml:space="preserve"> </w:t>
         </w:r>
       </w:ins>
-      <w:ins w:id="200" w:author="PR Preview" w:date="2026-01-01T00:00:00Z">
-        <w:r>
-          <w:t xml:space="preserve">the log-odds of</w:t>
-        </w:r>
-      </w:ins>
-      <w:ins w:id="201" w:author="PR Preview" w:date="2026-01-01T00:00:00Z">
+      <w:ins w:id="222" w:author="PR Preview" w:date="2026-01-01T00:00:00Z">
+        <w:r>
+          <w:t xml:space="preserve">the</w:t>
+        </w:r>
+      </w:ins>
+      <w:ins w:id="223" w:author="PR Preview" w:date="2026-01-01T00:00:00Z">
         <w:r>
           <w:t xml:space="preserve"> </w:t>
         </w:r>
       </w:ins>
       <w:hyperlink w:anchor="def-log-odds">
-        <w:ins w:id="202" w:author="PR Preview" w:date="2026-01-01T00:00:00Z">
+        <w:ins w:id="224" w:author="PR Preview" w:date="2026-01-01T00:00:00Z">
+          <w:r>
+            <w:rPr>
+              <w:rStyle w:val="Hyperlink"/>
+            </w:rPr>
+            <w:t xml:space="preserve">log-odds</w:t>
+          </w:r>
+        </w:ins>
+      </w:hyperlink>
+      <w:ins w:id="225" w:author="PR Preview" w:date="2026-01-01T00:00:00Z">
+        <w:r>
+          <w:t xml:space="preserve"> </w:t>
+        </w:r>
+      </w:ins>
+      <w:ins w:id="226" w:author="PR Preview" w:date="2026-01-01T00:00:00Z">
+        <w:r>
+          <w:t xml:space="preserve">of</w:t>
+        </w:r>
+      </w:ins>
+      <w:ins w:id="227" w:author="PR Preview" w:date="2026-01-01T00:00:00Z">
+        <w:r>
+          <w:t xml:space="preserve"> </w:t>
+        </w:r>
+      </w:ins>
+      <w:hyperlink w:anchor="def-log-odds">
+        <w:ins w:id="228" w:author="PR Preview" w:date="2026-01-01T00:00:00Z">
           <w:r>
             <w:rPr>
               <w:rStyle w:val="Hyperlink"/>
@@ -13229,12 +13399,12 @@
           </w:r>
         </w:ins>
       </w:hyperlink>
-      <w:ins w:id="203" w:author="PR Preview" w:date="2026-01-01T00:00:00Z">
+      <w:ins w:id="229" w:author="PR Preview" w:date="2026-01-01T00:00:00Z">
         <w:r>
           <w:t xml:space="preserve"> </w:t>
         </w:r>
       </w:ins>
-      <w:ins w:id="204" w:author="PR Preview" w:date="2026-01-01T00:00:00Z">
+      <w:ins w:id="230" w:author="PR Preview" w:date="2026-01-01T00:00:00Z">
         <w:r>
           <w:t xml:space="preserve">are:</w:t>
         </w:r>
@@ -13244,7 +13414,7 @@
       <w:pPr>
         <w:pStyle w:val="SourceCode"/>
       </w:pPr>
-      <w:ins w:id="205" w:author="PR Preview" w:date="2026-01-01T00:00:00Z">
+      <w:ins w:id="231" w:author="PR Preview" w:date="2026-01-01T00:00:00Z">
         <w:r>
           <w:rPr>
             <w:rStyle w:val="FunctionTok"/>
@@ -13252,7 +13422,7 @@
           <w:t xml:space="preserve">log</w:t>
         </w:r>
       </w:ins>
-      <w:ins w:id="206" w:author="PR Preview" w:date="2026-01-01T00:00:00Z">
+      <w:ins w:id="232" w:author="PR Preview" w:date="2026-01-01T00:00:00Z">
         <w:r>
           <w:rPr>
             <w:rStyle w:val="NormalTok"/>
@@ -13260,7 +13430,7 @@
           <w:t xml:space="preserve">(p_american </w:t>
         </w:r>
       </w:ins>
-      <w:ins w:id="207" w:author="PR Preview" w:date="2026-01-01T00:00:00Z">
+      <w:ins w:id="233" w:author="PR Preview" w:date="2026-01-01T00:00:00Z">
         <w:r>
           <w:rPr>
             <w:rStyle w:val="SpecialCharTok"/>
@@ -13268,7 +13438,7 @@
           <w:t xml:space="preserve">/</w:t>
         </w:r>
       </w:ins>
-      <w:ins w:id="208" w:author="PR Preview" w:date="2026-01-01T00:00:00Z">
+      <w:ins w:id="234" w:author="PR Preview" w:date="2026-01-01T00:00:00Z">
         <w:r>
           <w:rPr>
             <w:rStyle w:val="NormalTok"/>
@@ -13276,7 +13446,7 @@
           <w:t xml:space="preserve"> (</w:t>
         </w:r>
       </w:ins>
-      <w:ins w:id="209" w:author="PR Preview" w:date="2026-01-01T00:00:00Z">
+      <w:ins w:id="235" w:author="PR Preview" w:date="2026-01-01T00:00:00Z">
         <w:r>
           <w:rPr>
             <w:rStyle w:val="DecValTok"/>
@@ -13284,7 +13454,7 @@
           <w:t xml:space="preserve">1</w:t>
         </w:r>
       </w:ins>
-      <w:ins w:id="210" w:author="PR Preview" w:date="2026-01-01T00:00:00Z">
+      <w:ins w:id="236" w:author="PR Preview" w:date="2026-01-01T00:00:00Z">
         <w:r>
           <w:rPr>
             <w:rStyle w:val="NormalTok"/>
@@ -13292,7 +13462,7 @@
           <w:t xml:space="preserve"> </w:t>
         </w:r>
       </w:ins>
-      <w:ins w:id="211" w:author="PR Preview" w:date="2026-01-01T00:00:00Z">
+      <w:ins w:id="237" w:author="PR Preview" w:date="2026-01-01T00:00:00Z">
         <w:r>
           <w:rPr>
             <w:rStyle w:val="SpecialCharTok"/>
@@ -13300,7 +13470,7 @@
           <w:t xml:space="preserve">-</w:t>
         </w:r>
       </w:ins>
-      <w:ins w:id="212" w:author="PR Preview" w:date="2026-01-01T00:00:00Z">
+      <w:ins w:id="238" w:author="PR Preview" w:date="2026-01-01T00:00:00Z">
         <w:r>
           <w:rPr>
             <w:rStyle w:val="NormalTok"/>
@@ -13308,12 +13478,12 @@
           <w:t xml:space="preserve"> p_american))</w:t>
         </w:r>
       </w:ins>
-      <w:ins w:id="213" w:author="PR Preview" w:date="2026-01-01T00:00:00Z">
+      <w:ins w:id="239" w:author="PR Preview" w:date="2026-01-01T00:00:00Z">
         <w:r>
           <w:br/>
         </w:r>
       </w:ins>
-      <w:ins w:id="214" w:author="PR Preview" w:date="2026-01-01T00:00:00Z">
+      <w:ins w:id="240" w:author="PR Preview" w:date="2026-01-01T00:00:00Z">
         <w:r>
           <w:rPr>
             <w:rStyle w:val="CommentTok"/>
@@ -13326,17 +13496,42 @@
       <w:pPr>
         <w:pStyle w:val="FirstParagraph"/>
       </w:pPr>
-      <w:ins w:id="215" w:author="PR Preview" w:date="2026-01-01T00:00:00Z">
-        <w:r>
-          <w:t xml:space="preserve">The log-odds is positive because the odds exceed 1:</w:t>
-        </w:r>
-      </w:ins>
-      <w:ins w:id="216" w:author="PR Preview" w:date="2026-01-01T00:00:00Z">
+      <w:ins w:id="241" w:author="PR Preview" w:date="2026-01-01T00:00:00Z">
+        <w:r>
+          <w:t xml:space="preserve">The log-odds are positive because the</w:t>
+        </w:r>
+      </w:ins>
+      <w:ins w:id="242" w:author="PR Preview" w:date="2026-01-01T00:00:00Z">
         <w:r>
           <w:t xml:space="preserve"> </w:t>
         </w:r>
       </w:ins>
-      <w:ins w:id="217" w:author="PR Preview" w:date="2026-01-01T00:00:00Z">
+      <w:hyperlink w:anchor="def-odds">
+        <w:ins w:id="243" w:author="PR Preview" w:date="2026-01-01T00:00:00Z">
+          <w:r>
+            <w:rPr>
+              <w:rStyle w:val="Hyperlink"/>
+            </w:rPr>
+            <w:t xml:space="preserve">odds</w:t>
+          </w:r>
+        </w:ins>
+      </w:hyperlink>
+      <w:ins w:id="244" w:author="PR Preview" w:date="2026-01-01T00:00:00Z">
+        <w:r>
+          <w:t xml:space="preserve"> </w:t>
+        </w:r>
+      </w:ins>
+      <w:ins w:id="245" w:author="PR Preview" w:date="2026-01-01T00:00:00Z">
+        <w:r>
+          <w:t xml:space="preserve">exceed 1:</w:t>
+        </w:r>
+      </w:ins>
+      <w:ins w:id="246" w:author="PR Preview" w:date="2026-01-01T00:00:00Z">
+        <w:r>
+          <w:t xml:space="preserve"> </w:t>
+        </w:r>
+      </w:ins>
+      <w:ins w:id="247" w:author="PR Preview" w:date="2026-01-01T00:00:00Z">
         <w:r>
           <w:t xml:space="preserve">an American car is more likely than not.</w:t>
         </w:r>
@@ -13349,7 +13544,7 @@
       <w:pPr>
         <w:pStyle w:val="Heading2"/>
       </w:pPr>
-      <w:ins w:id="218" w:author="PR Preview" w:date="2026-01-01T00:00:00Z">
+      <w:ins w:id="248" w:author="PR Preview" w:date="2026-01-01T00:00:00Z">
         <w:r>
           <w:t xml:space="preserve">3 Conditional probability</w:t>
         </w:r>
@@ -13360,7 +13555,7 @@
       <w:pPr>
         <w:pStyle w:val="FirstParagraph"/>
       </w:pPr>
-      <w:ins w:id="219" w:author="PR Preview" w:date="2026-01-01T00:00:00Z">
+      <w:ins w:id="249" w:author="PR Preview" w:date="2026-01-01T00:00:00Z">
         <w:r>
           <w:rPr>
             <w:b/>
@@ -13369,17 +13564,17 @@
           <w:t xml:space="preserve">Definition 15 (Conditional probability)</w:t>
         </w:r>
       </w:ins>
-      <w:ins w:id="220" w:author="PR Preview" w:date="2026-01-01T00:00:00Z">
+      <w:ins w:id="250" w:author="PR Preview" w:date="2026-01-01T00:00:00Z">
         <w:r>
           <w:t xml:space="preserve"> </w:t>
         </w:r>
       </w:ins>
-      <w:ins w:id="221" w:author="PR Preview" w:date="2026-01-01T00:00:00Z">
+      <w:ins w:id="251" w:author="PR Preview" w:date="2026-01-01T00:00:00Z">
         <w:r>
           <w:t xml:space="preserve">For two events</w:t>
         </w:r>
       </w:ins>
-      <w:ins w:id="222" w:author="PR Preview" w:date="2026-01-01T00:00:00Z">
+      <w:ins w:id="252" w:author="PR Preview" w:date="2026-01-01T00:00:00Z">
         <w:r>
           <w:t xml:space="preserve"> </w:t>
         </w:r>
@@ -13389,17 +13584,17 @@
           <m:t>A</m:t>
         </m:r>
       </m:oMath>
-      <w:ins w:id="223" w:author="PR Preview" w:date="2026-01-01T00:00:00Z">
+      <w:ins w:id="253" w:author="PR Preview" w:date="2026-01-01T00:00:00Z">
         <w:r>
           <w:t xml:space="preserve"> </w:t>
         </w:r>
       </w:ins>
-      <w:ins w:id="224" w:author="PR Preview" w:date="2026-01-01T00:00:00Z">
+      <w:ins w:id="254" w:author="PR Preview" w:date="2026-01-01T00:00:00Z">
         <w:r>
           <w:t xml:space="preserve">and</w:t>
         </w:r>
       </w:ins>
-      <w:ins w:id="225" w:author="PR Preview" w:date="2026-01-01T00:00:00Z">
+      <w:ins w:id="255" w:author="PR Preview" w:date="2026-01-01T00:00:00Z">
         <w:r>
           <w:t xml:space="preserve"> </w:t>
         </w:r>
@@ -13409,17 +13604,17 @@
           <m:t>B</m:t>
         </m:r>
       </m:oMath>
-      <w:ins w:id="226" w:author="PR Preview" w:date="2026-01-01T00:00:00Z">
+      <w:ins w:id="256" w:author="PR Preview" w:date="2026-01-01T00:00:00Z">
         <w:r>
           <w:t xml:space="preserve"> </w:t>
         </w:r>
       </w:ins>
-      <w:ins w:id="227" w:author="PR Preview" w:date="2026-01-01T00:00:00Z">
+      <w:ins w:id="257" w:author="PR Preview" w:date="2026-01-01T00:00:00Z">
         <w:r>
           <w:t xml:space="preserve">with</w:t>
         </w:r>
       </w:ins>
-      <w:ins w:id="228" w:author="PR Preview" w:date="2026-01-01T00:00:00Z">
+      <w:ins w:id="258" w:author="PR Preview" w:date="2026-01-01T00:00:00Z">
         <w:r>
           <w:t xml:space="preserve"> </w:t>
         </w:r>
@@ -13456,27 +13651,27 @@
           <m:t>0</m:t>
         </m:r>
       </m:oMath>
-      <w:ins w:id="229" w:author="PR Preview" w:date="2026-01-01T00:00:00Z">
+      <w:ins w:id="259" w:author="PR Preview" w:date="2026-01-01T00:00:00Z">
         <w:r>
           <w:t xml:space="preserve">,</w:t>
         </w:r>
       </w:ins>
-      <w:ins w:id="230" w:author="PR Preview" w:date="2026-01-01T00:00:00Z">
+      <w:ins w:id="260" w:author="PR Preview" w:date="2026-01-01T00:00:00Z">
         <w:r>
           <w:t xml:space="preserve"> </w:t>
         </w:r>
       </w:ins>
-      <w:ins w:id="231" w:author="PR Preview" w:date="2026-01-01T00:00:00Z">
+      <w:ins w:id="261" w:author="PR Preview" w:date="2026-01-01T00:00:00Z">
         <w:r>
           <w:t xml:space="preserve">the</w:t>
         </w:r>
       </w:ins>
-      <w:ins w:id="232" w:author="PR Preview" w:date="2026-01-01T00:00:00Z">
+      <w:ins w:id="262" w:author="PR Preview" w:date="2026-01-01T00:00:00Z">
         <w:r>
           <w:t xml:space="preserve"> </w:t>
         </w:r>
       </w:ins>
-      <w:ins w:id="233" w:author="PR Preview" w:date="2026-01-01T00:00:00Z">
+      <w:ins w:id="263" w:author="PR Preview" w:date="2026-01-01T00:00:00Z">
         <w:r>
           <w:rPr>
             <w:b/>
@@ -13485,17 +13680,17 @@
           <w:t xml:space="preserve">conditional probability</w:t>
         </w:r>
       </w:ins>
-      <w:ins w:id="234" w:author="PR Preview" w:date="2026-01-01T00:00:00Z">
+      <w:ins w:id="264" w:author="PR Preview" w:date="2026-01-01T00:00:00Z">
         <w:r>
           <w:t xml:space="preserve"> </w:t>
         </w:r>
       </w:ins>
-      <w:ins w:id="235" w:author="PR Preview" w:date="2026-01-01T00:00:00Z">
+      <w:ins w:id="265" w:author="PR Preview" w:date="2026-01-01T00:00:00Z">
         <w:r>
           <w:t xml:space="preserve">of</w:t>
         </w:r>
       </w:ins>
-      <w:ins w:id="236" w:author="PR Preview" w:date="2026-01-01T00:00:00Z">
+      <w:ins w:id="266" w:author="PR Preview" w:date="2026-01-01T00:00:00Z">
         <w:r>
           <w:t xml:space="preserve"> </w:t>
         </w:r>
@@ -13505,17 +13700,17 @@
           <m:t>A</m:t>
         </m:r>
       </m:oMath>
-      <w:ins w:id="237" w:author="PR Preview" w:date="2026-01-01T00:00:00Z">
+      <w:ins w:id="267" w:author="PR Preview" w:date="2026-01-01T00:00:00Z">
         <w:r>
           <w:t xml:space="preserve"> </w:t>
         </w:r>
       </w:ins>
-      <w:ins w:id="238" w:author="PR Preview" w:date="2026-01-01T00:00:00Z">
+      <w:ins w:id="268" w:author="PR Preview" w:date="2026-01-01T00:00:00Z">
         <w:r>
           <w:t xml:space="preserve">given</w:t>
         </w:r>
       </w:ins>
-      <w:ins w:id="239" w:author="PR Preview" w:date="2026-01-01T00:00:00Z">
+      <w:ins w:id="269" w:author="PR Preview" w:date="2026-01-01T00:00:00Z">
         <w:r>
           <w:t xml:space="preserve"> </w:t>
         </w:r>
@@ -13525,32 +13720,32 @@
           <m:t>B</m:t>
         </m:r>
       </m:oMath>
-      <w:ins w:id="240" w:author="PR Preview" w:date="2026-01-01T00:00:00Z">
+      <w:ins w:id="270" w:author="PR Preview" w:date="2026-01-01T00:00:00Z">
         <w:r>
           <w:t xml:space="preserve"> </w:t>
         </w:r>
       </w:ins>
-      <w:ins w:id="241" w:author="PR Preview" w:date="2026-01-01T00:00:00Z">
+      <w:ins w:id="271" w:author="PR Preview" w:date="2026-01-01T00:00:00Z">
         <w:r>
           <w:t xml:space="preserve">[9]</w:t>
         </w:r>
       </w:ins>
-      <w:ins w:id="242" w:author="PR Preview" w:date="2026-01-01T00:00:00Z">
+      <w:ins w:id="272" w:author="PR Preview" w:date="2026-01-01T00:00:00Z">
         <w:r>
           <w:t xml:space="preserve">,</w:t>
         </w:r>
       </w:ins>
-      <w:ins w:id="243" w:author="PR Preview" w:date="2026-01-01T00:00:00Z">
+      <w:ins w:id="273" w:author="PR Preview" w:date="2026-01-01T00:00:00Z">
         <w:r>
           <w:t xml:space="preserve"> </w:t>
         </w:r>
       </w:ins>
-      <w:ins w:id="244" w:author="PR Preview" w:date="2026-01-01T00:00:00Z">
+      <w:ins w:id="274" w:author="PR Preview" w:date="2026-01-01T00:00:00Z">
         <w:r>
           <w:t xml:space="preserve">denoted</w:t>
         </w:r>
       </w:ins>
-      <w:ins w:id="245" w:author="PR Preview" w:date="2026-01-01T00:00:00Z">
+      <w:ins w:id="275" w:author="PR Preview" w:date="2026-01-01T00:00:00Z">
         <w:r>
           <w:t xml:space="preserve"> </w:t>
         </w:r>
@@ -13587,7 +13782,7 @@
           <m:t>)</m:t>
         </m:r>
       </m:oMath>
-      <w:ins w:id="246" w:author="PR Preview" w:date="2026-01-01T00:00:00Z">
+      <w:ins w:id="276" w:author="PR Preview" w:date="2026-01-01T00:00:00Z">
         <w:r>
           <w:t xml:space="preserve">, is:</w:t>
         </w:r>
@@ -13719,7 +13914,7 @@
       <w:pPr>
         <w:pStyle w:val="FirstParagraph"/>
       </w:pPr>
-      <w:ins w:id="247" w:author="PR Preview" w:date="2026-01-01T00:00:00Z">
+      <w:ins w:id="277" w:author="PR Preview" w:date="2026-01-01T00:00:00Z">
         <w:r>
           <w:rPr>
             <w:i/>
@@ -13728,17 +13923,17 @@
           <w:t xml:space="preserve">Remark</w:t>
         </w:r>
       </w:ins>
-      <w:ins w:id="248" w:author="PR Preview" w:date="2026-01-01T00:00:00Z">
+      <w:ins w:id="278" w:author="PR Preview" w:date="2026-01-01T00:00:00Z">
         <w:r>
           <w:t xml:space="preserve">. </w:t>
         </w:r>
       </w:ins>
-      <w:ins w:id="249" w:author="PR Preview" w:date="2026-01-01T00:00:00Z">
+      <w:ins w:id="279" w:author="PR Preview" w:date="2026-01-01T00:00:00Z">
         <w:r>
           <w:t xml:space="preserve">Geometrically and computationally, conditioning on an event</w:t>
         </w:r>
       </w:ins>
-      <w:ins w:id="250" w:author="PR Preview" w:date="2026-01-01T00:00:00Z">
+      <w:ins w:id="280" w:author="PR Preview" w:date="2026-01-01T00:00:00Z">
         <w:r>
           <w:t xml:space="preserve"> </w:t>
         </w:r>
@@ -13748,32 +13943,32 @@
           <m:t>B</m:t>
         </m:r>
       </m:oMath>
-      <w:ins w:id="251" w:author="PR Preview" w:date="2026-01-01T00:00:00Z">
+      <w:ins w:id="281" w:author="PR Preview" w:date="2026-01-01T00:00:00Z">
         <w:r>
           <w:t xml:space="preserve"> </w:t>
         </w:r>
       </w:ins>
-      <w:ins w:id="252" w:author="PR Preview" w:date="2026-01-01T00:00:00Z">
+      <w:ins w:id="282" w:author="PR Preview" w:date="2026-01-01T00:00:00Z">
         <w:r>
           <w:t xml:space="preserve">can be viewed</w:t>
         </w:r>
       </w:ins>
-      <w:ins w:id="253" w:author="PR Preview" w:date="2026-01-01T00:00:00Z">
+      <w:ins w:id="283" w:author="PR Preview" w:date="2026-01-01T00:00:00Z">
         <w:r>
           <w:t xml:space="preserve"> </w:t>
         </w:r>
       </w:ins>
-      <w:ins w:id="254" w:author="PR Preview" w:date="2026-01-01T00:00:00Z">
+      <w:ins w:id="284" w:author="PR Preview" w:date="2026-01-01T00:00:00Z">
         <w:r>
           <w:t xml:space="preserve">as</w:t>
         </w:r>
       </w:ins>
-      <w:ins w:id="255" w:author="PR Preview" w:date="2026-01-01T00:00:00Z">
+      <w:ins w:id="285" w:author="PR Preview" w:date="2026-01-01T00:00:00Z">
         <w:r>
           <w:t xml:space="preserve"> </w:t>
         </w:r>
       </w:ins>
-      <w:ins w:id="256" w:author="PR Preview" w:date="2026-01-01T00:00:00Z">
+      <w:ins w:id="286" w:author="PR Preview" w:date="2026-01-01T00:00:00Z">
         <w:r>
           <w:rPr>
             <w:i/>
@@ -13782,17 +13977,17 @@
           <w:t xml:space="preserve">slicing</w:t>
         </w:r>
       </w:ins>
-      <w:ins w:id="257" w:author="PR Preview" w:date="2026-01-01T00:00:00Z">
+      <w:ins w:id="287" w:author="PR Preview" w:date="2026-01-01T00:00:00Z">
         <w:r>
           <w:t xml:space="preserve"> </w:t>
         </w:r>
       </w:ins>
-      <w:ins w:id="258" w:author="PR Preview" w:date="2026-01-01T00:00:00Z">
+      <w:ins w:id="288" w:author="PR Preview" w:date="2026-01-01T00:00:00Z">
         <w:r>
           <w:t xml:space="preserve">the sample space to retain only the outcomes compatible with</w:t>
         </w:r>
       </w:ins>
-      <w:ins w:id="259" w:author="PR Preview" w:date="2026-01-01T00:00:00Z">
+      <w:ins w:id="289" w:author="PR Preview" w:date="2026-01-01T00:00:00Z">
         <w:r>
           <w:t xml:space="preserve"> </w:t>
         </w:r>
@@ -13802,27 +13997,27 @@
           <m:t>B</m:t>
         </m:r>
       </m:oMath>
-      <w:ins w:id="260" w:author="PR Preview" w:date="2026-01-01T00:00:00Z">
+      <w:ins w:id="290" w:author="PR Preview" w:date="2026-01-01T00:00:00Z">
         <w:r>
           <w:t xml:space="preserve">,</w:t>
         </w:r>
       </w:ins>
-      <w:ins w:id="261" w:author="PR Preview" w:date="2026-01-01T00:00:00Z">
+      <w:ins w:id="291" w:author="PR Preview" w:date="2026-01-01T00:00:00Z">
         <w:r>
           <w:t xml:space="preserve"> </w:t>
         </w:r>
       </w:ins>
-      <w:ins w:id="262" w:author="PR Preview" w:date="2026-01-01T00:00:00Z">
+      <w:ins w:id="292" w:author="PR Preview" w:date="2026-01-01T00:00:00Z">
         <w:r>
           <w:t xml:space="preserve">and then</w:t>
         </w:r>
       </w:ins>
-      <w:ins w:id="263" w:author="PR Preview" w:date="2026-01-01T00:00:00Z">
+      <w:ins w:id="293" w:author="PR Preview" w:date="2026-01-01T00:00:00Z">
         <w:r>
           <w:t xml:space="preserve"> </w:t>
         </w:r>
       </w:ins>
-      <w:ins w:id="264" w:author="PR Preview" w:date="2026-01-01T00:00:00Z">
+      <w:ins w:id="294" w:author="PR Preview" w:date="2026-01-01T00:00:00Z">
         <w:r>
           <w:rPr>
             <w:i/>
@@ -13831,17 +14026,17 @@
           <w:t xml:space="preserve">renormalizing</w:t>
         </w:r>
       </w:ins>
-      <w:ins w:id="265" w:author="PR Preview" w:date="2026-01-01T00:00:00Z">
+      <w:ins w:id="295" w:author="PR Preview" w:date="2026-01-01T00:00:00Z">
         <w:r>
           <w:t xml:space="preserve"> </w:t>
         </w:r>
       </w:ins>
-      <w:ins w:id="266" w:author="PR Preview" w:date="2026-01-01T00:00:00Z">
+      <w:ins w:id="296" w:author="PR Preview" w:date="2026-01-01T00:00:00Z">
         <w:r>
           <w:t xml:space="preserve">the remaining probabilities (dividing by</w:t>
         </w:r>
       </w:ins>
-      <w:ins w:id="267" w:author="PR Preview" w:date="2026-01-01T00:00:00Z">
+      <w:ins w:id="297" w:author="PR Preview" w:date="2026-01-01T00:00:00Z">
         <w:r>
           <w:t xml:space="preserve"> </w:t>
         </w:r>
@@ -13869,32 +14064,32 @@
           <m:t>)</m:t>
         </m:r>
       </m:oMath>
-      <w:ins w:id="268" w:author="PR Preview" w:date="2026-01-01T00:00:00Z">
+      <w:ins w:id="298" w:author="PR Preview" w:date="2026-01-01T00:00:00Z">
         <w:r>
           <w:t xml:space="preserve">)</w:t>
         </w:r>
       </w:ins>
-      <w:ins w:id="269" w:author="PR Preview" w:date="2026-01-01T00:00:00Z">
+      <w:ins w:id="299" w:author="PR Preview" w:date="2026-01-01T00:00:00Z">
         <w:r>
           <w:t xml:space="preserve"> </w:t>
         </w:r>
       </w:ins>
-      <w:ins w:id="270" w:author="PR Preview" w:date="2026-01-01T00:00:00Z">
+      <w:ins w:id="300" w:author="PR Preview" w:date="2026-01-01T00:00:00Z">
         <w:r>
           <w:t xml:space="preserve">so that they sum to 1</w:t>
         </w:r>
       </w:ins>
-      <w:ins w:id="271" w:author="PR Preview" w:date="2026-01-01T00:00:00Z">
+      <w:ins w:id="301" w:author="PR Preview" w:date="2026-01-01T00:00:00Z">
         <w:r>
           <w:t xml:space="preserve"> </w:t>
         </w:r>
       </w:ins>
-      <w:ins w:id="272" w:author="PR Preview" w:date="2026-01-01T00:00:00Z">
+      <w:ins w:id="302" w:author="PR Preview" w:date="2026-01-01T00:00:00Z">
         <w:r>
           <w:t xml:space="preserve">[10, Sec. 2.7.4]</w:t>
         </w:r>
       </w:ins>
-      <w:ins w:id="273" w:author="PR Preview" w:date="2026-01-01T00:00:00Z">
+      <w:ins w:id="303" w:author="PR Preview" w:date="2026-01-01T00:00:00Z">
         <w:r>
           <w:t xml:space="preserve">.</w:t>
         </w:r>
@@ -13905,7 +14100,7 @@
       <w:pPr>
         <w:pStyle w:val="BodyText"/>
       </w:pPr>
-      <w:ins w:id="274" w:author="PR Preview" w:date="2026-01-01T00:00:00Z">
+      <w:ins w:id="304" w:author="PR Preview" w:date="2026-01-01T00:00:00Z">
         <w:r>
           <w:rPr>
             <w:b/>
@@ -13914,18 +14109,18 @@
           <w:t xml:space="preserve">Example 18 (Rolling a six, given an even roll)</w:t>
         </w:r>
       </w:ins>
-      <w:ins w:id="275" w:author="PR Preview" w:date="2026-01-01T00:00:00Z">
+      <w:ins w:id="305" w:author="PR Preview" w:date="2026-01-01T00:00:00Z">
         <w:r>
           <w:t xml:space="preserve"> </w:t>
         </w:r>
       </w:ins>
-      <w:ins w:id="276" w:author="PR Preview" w:date="2026-01-01T00:00:00Z">
+      <w:ins w:id="306" w:author="PR Preview" w:date="2026-01-01T00:00:00Z">
         <w:r>
           <w:t xml:space="preserve">For a fair die (</w:t>
         </w:r>
       </w:ins>
       <w:hyperlink w:anchor="exm-probability">
-        <w:ins w:id="277" w:author="PR Preview" w:date="2026-01-01T00:00:00Z">
+        <w:ins w:id="307" w:author="PR Preview" w:date="2026-01-01T00:00:00Z">
           <w:r>
             <w:rPr>
               <w:rStyle w:val="Hyperlink"/>
@@ -13934,22 +14129,22 @@
           </w:r>
         </w:ins>
       </w:hyperlink>
-      <w:ins w:id="278" w:author="PR Preview" w:date="2026-01-01T00:00:00Z">
+      <w:ins w:id="308" w:author="PR Preview" w:date="2026-01-01T00:00:00Z">
         <w:r>
           <w:t xml:space="preserve">),</w:t>
         </w:r>
       </w:ins>
-      <w:ins w:id="279" w:author="PR Preview" w:date="2026-01-01T00:00:00Z">
+      <w:ins w:id="309" w:author="PR Preview" w:date="2026-01-01T00:00:00Z">
         <w:r>
           <w:t xml:space="preserve"> </w:t>
         </w:r>
       </w:ins>
-      <w:ins w:id="280" w:author="PR Preview" w:date="2026-01-01T00:00:00Z">
+      <w:ins w:id="310" w:author="PR Preview" w:date="2026-01-01T00:00:00Z">
         <w:r>
           <w:t xml:space="preserve">let</w:t>
         </w:r>
       </w:ins>
-      <w:ins w:id="281" w:author="PR Preview" w:date="2026-01-01T00:00:00Z">
+      <w:ins w:id="311" w:author="PR Preview" w:date="2026-01-01T00:00:00Z">
         <w:r>
           <w:t xml:space="preserve"> </w:t>
         </w:r>
@@ -13984,17 +14179,17 @@
           <m:t>​</m:t>
         </m:r>
       </m:oMath>
-      <w:ins w:id="282" w:author="PR Preview" w:date="2026-01-01T00:00:00Z">
+      <w:ins w:id="312" w:author="PR Preview" w:date="2026-01-01T00:00:00Z">
         <w:r>
           <w:t xml:space="preserve"> </w:t>
         </w:r>
       </w:ins>
-      <w:ins w:id="283" w:author="PR Preview" w:date="2026-01-01T00:00:00Z">
+      <w:ins w:id="313" w:author="PR Preview" w:date="2026-01-01T00:00:00Z">
         <w:r>
           <w:t xml:space="preserve">and</w:t>
         </w:r>
       </w:ins>
-      <w:ins w:id="284" w:author="PR Preview" w:date="2026-01-01T00:00:00Z">
+      <w:ins w:id="314" w:author="PR Preview" w:date="2026-01-01T00:00:00Z">
         <w:r>
           <w:t xml:space="preserve"> </w:t>
         </w:r>
@@ -14047,22 +14242,22 @@
           <m:t>​</m:t>
         </m:r>
       </m:oMath>
-      <w:ins w:id="285" w:author="PR Preview" w:date="2026-01-01T00:00:00Z">
+      <w:ins w:id="315" w:author="PR Preview" w:date="2026-01-01T00:00:00Z">
         <w:r>
           <w:t xml:space="preserve">.</w:t>
         </w:r>
       </w:ins>
-      <w:ins w:id="286" w:author="PR Preview" w:date="2026-01-01T00:00:00Z">
+      <w:ins w:id="316" w:author="PR Preview" w:date="2026-01-01T00:00:00Z">
         <w:r>
           <w:t xml:space="preserve"> </w:t>
         </w:r>
       </w:ins>
-      <w:ins w:id="287" w:author="PR Preview" w:date="2026-01-01T00:00:00Z">
+      <w:ins w:id="317" w:author="PR Preview" w:date="2026-01-01T00:00:00Z">
         <w:r>
           <w:t xml:space="preserve">Then</w:t>
         </w:r>
       </w:ins>
-      <w:ins w:id="288" w:author="PR Preview" w:date="2026-01-01T00:00:00Z">
+      <w:ins w:id="318" w:author="PR Preview" w:date="2026-01-01T00:00:00Z">
         <w:r>
           <w:t xml:space="preserve"> </w:t>
         </w:r>
@@ -14106,7 +14301,7 @@
           <m:t>​</m:t>
         </m:r>
       </m:oMath>
-      <w:ins w:id="289" w:author="PR Preview" w:date="2026-01-01T00:00:00Z">
+      <w:ins w:id="319" w:author="PR Preview" w:date="2026-01-01T00:00:00Z">
         <w:r>
           <w:t xml:space="preserve">, so:</w:t>
         </w:r>
@@ -14532,7 +14727,7 @@
       <w:pPr>
         <w:pStyle w:val="FirstParagraph"/>
       </w:pPr>
-      <w:del w:id="290" w:author="PR Preview" w:date="2026-01-01T00:00:00Z">
+      <w:del w:id="320" w:author="PR Preview" w:date="2026-01-01T00:00:00Z">
         <w:r>
           <w:rPr>
             <w:i/>
@@ -14541,23 +14736,23 @@
           <w:delText xml:space="preserve">Proof</w:delText>
         </w:r>
       </w:del>
-      <w:del w:id="291" w:author="PR Preview" w:date="2026-01-01T00:00:00Z">
+      <w:del w:id="321" w:author="PR Preview" w:date="2026-01-01T00:00:00Z">
         <w:r>
           <w:delText xml:space="preserve">. </w:delText>
         </w:r>
       </w:del>
-      <w:del w:id="292" w:author="PR Preview" w:date="2026-01-01T00:00:00Z">
+      <w:del w:id="322" w:author="PR Preview" w:date="2026-01-01T00:00:00Z">
         <w:r>
           <w:delText xml:space="preserve">Rearranging</w:delText>
         </w:r>
       </w:del>
-      <w:del w:id="293" w:author="PR Preview" w:date="2026-01-01T00:00:00Z">
+      <w:del w:id="323" w:author="PR Preview" w:date="2026-01-01T00:00:00Z">
         <w:r>
           <w:delText xml:space="preserve"> </w:delText>
         </w:r>
       </w:del>
       <w:hyperlink w:anchor="def-conditional-prob">
-        <w:del w:id="294" w:author="PR Preview" w:date="2026-01-01T00:00:00Z">
+        <w:del w:id="324" w:author="PR Preview" w:date="2026-01-01T00:00:00Z">
           <w:r>
             <w:rPr>
               <w:rStyle w:val="Hyperlink"/>
@@ -14566,7 +14761,7 @@
           </w:r>
         </w:del>
       </w:hyperlink>
-      <w:del w:id="295" w:author="PR Preview" w:date="2026-01-01T00:00:00Z">
+      <w:del w:id="325" w:author="PR Preview" w:date="2026-01-01T00:00:00Z">
         <w:r>
           <w:delText xml:space="preserve">:</w:delText>
         </w:r>
@@ -14576,7 +14771,7 @@
       <w:pPr>
         <w:pStyle w:val="FirstParagraph"/>
       </w:pPr>
-      <w:ins w:id="296" w:author="PR Preview" w:date="2026-01-01T00:00:00Z">
+      <w:ins w:id="326" w:author="PR Preview" w:date="2026-01-01T00:00:00Z">
         <w:r>
           <w:rPr>
             <w:i/>
@@ -14585,23 +14780,23 @@
           <w:t xml:space="preserve">Proof</w:t>
         </w:r>
       </w:ins>
-      <w:ins w:id="297" w:author="PR Preview" w:date="2026-01-01T00:00:00Z">
+      <w:ins w:id="327" w:author="PR Preview" w:date="2026-01-01T00:00:00Z">
         <w:r>
           <w:t xml:space="preserve">. </w:t>
         </w:r>
       </w:ins>
-      <w:ins w:id="298" w:author="PR Preview" w:date="2026-01-01T00:00:00Z">
+      <w:ins w:id="328" w:author="PR Preview" w:date="2026-01-01T00:00:00Z">
         <w:r>
           <w:t xml:space="preserve">Rearranging</w:t>
         </w:r>
       </w:ins>
-      <w:ins w:id="299" w:author="PR Preview" w:date="2026-01-01T00:00:00Z">
+      <w:ins w:id="329" w:author="PR Preview" w:date="2026-01-01T00:00:00Z">
         <w:r>
           <w:t xml:space="preserve"> </w:t>
         </w:r>
       </w:ins>
       <w:hyperlink w:anchor="def-conditional-prob">
-        <w:ins w:id="300" w:author="PR Preview" w:date="2026-01-01T00:00:00Z">
+        <w:ins w:id="330" w:author="PR Preview" w:date="2026-01-01T00:00:00Z">
           <w:r>
             <w:rPr>
               <w:rStyle w:val="Hyperlink"/>
@@ -14610,7 +14805,7 @@
           </w:r>
         </w:ins>
       </w:hyperlink>
-      <w:ins w:id="301" w:author="PR Preview" w:date="2026-01-01T00:00:00Z">
+      <w:ins w:id="331" w:author="PR Preview" w:date="2026-01-01T00:00:00Z">
         <w:r>
           <w:t xml:space="preserve">:</w:t>
         </w:r>
@@ -14888,7 +15083,7 @@
       <w:pPr>
         <w:pStyle w:val="FirstParagraph"/>
       </w:pPr>
-      <w:del w:id="302" w:author="PR Preview" w:date="2026-01-01T00:00:00Z">
+      <w:del w:id="332" w:author="PR Preview" w:date="2026-01-01T00:00:00Z">
         <w:r>
           <w:rPr>
             <w:b/>
@@ -14897,12 +15092,12 @@
           <w:delText xml:space="preserve">Example 17 (Applying the law of conditional probability)</w:delText>
         </w:r>
       </w:del>
-      <w:del w:id="303" w:author="PR Preview" w:date="2026-01-01T00:00:00Z">
+      <w:del w:id="333" w:author="PR Preview" w:date="2026-01-01T00:00:00Z">
         <w:r>
           <w:delText xml:space="preserve"> </w:delText>
         </w:r>
       </w:del>
-      <w:del w:id="304" w:author="PR Preview" w:date="2026-01-01T00:00:00Z">
+      <w:del w:id="334" w:author="PR Preview" w:date="2026-01-01T00:00:00Z">
         <w:r>
           <w:delText xml:space="preserve">Suppose 30% of adults exercise regularly (</w:delText>
         </w:r>
@@ -14939,27 +15134,27 @@
           <m:t>0.30</m:t>
         </m:r>
       </m:oMath>
-      <w:del w:id="305" w:author="PR Preview" w:date="2026-01-01T00:00:00Z">
+      <w:del w:id="335" w:author="PR Preview" w:date="2026-01-01T00:00:00Z">
         <w:r>
           <w:delText xml:space="preserve">),</w:delText>
         </w:r>
       </w:del>
-      <w:del w:id="306" w:author="PR Preview" w:date="2026-01-01T00:00:00Z">
+      <w:del w:id="336" w:author="PR Preview" w:date="2026-01-01T00:00:00Z">
         <w:r>
           <w:delText xml:space="preserve"> </w:delText>
         </w:r>
       </w:del>
-      <w:del w:id="307" w:author="PR Preview" w:date="2026-01-01T00:00:00Z">
+      <w:del w:id="337" w:author="PR Preview" w:date="2026-01-01T00:00:00Z">
         <w:r>
           <w:delText xml:space="preserve">and among adults who exercise regularly,</w:delText>
         </w:r>
       </w:del>
-      <w:del w:id="308" w:author="PR Preview" w:date="2026-01-01T00:00:00Z">
+      <w:del w:id="338" w:author="PR Preview" w:date="2026-01-01T00:00:00Z">
         <w:r>
           <w:delText xml:space="preserve"> </w:delText>
         </w:r>
       </w:del>
-      <w:del w:id="309" w:author="PR Preview" w:date="2026-01-01T00:00:00Z">
+      <w:del w:id="339" w:author="PR Preview" w:date="2026-01-01T00:00:00Z">
         <w:r>
           <w:delText xml:space="preserve">60% have low blood pressure (</w:delText>
         </w:r>
@@ -15005,7 +15200,7 @@
           <m:t>0.60</m:t>
         </m:r>
       </m:oMath>
-      <w:del w:id="310" w:author="PR Preview" w:date="2026-01-01T00:00:00Z">
+      <w:del w:id="340" w:author="PR Preview" w:date="2026-01-01T00:00:00Z">
         <w:r>
           <w:delText xml:space="preserve">).</w:delText>
         </w:r>
@@ -15015,7 +15210,7 @@
       <w:pPr>
         <w:pStyle w:val="FirstParagraph"/>
       </w:pPr>
-      <w:ins w:id="311" w:author="PR Preview" w:date="2026-01-01T00:00:00Z">
+      <w:ins w:id="341" w:author="PR Preview" w:date="2026-01-01T00:00:00Z">
         <w:r>
           <w:rPr>
             <w:b/>
@@ -15024,12 +15219,12 @@
           <w:t xml:space="preserve">Example 19 (Applying the law of conditional probability)</w:t>
         </w:r>
       </w:ins>
-      <w:ins w:id="312" w:author="PR Preview" w:date="2026-01-01T00:00:00Z">
+      <w:ins w:id="342" w:author="PR Preview" w:date="2026-01-01T00:00:00Z">
         <w:r>
           <w:t xml:space="preserve"> </w:t>
         </w:r>
       </w:ins>
-      <w:ins w:id="313" w:author="PR Preview" w:date="2026-01-01T00:00:00Z">
+      <w:ins w:id="343" w:author="PR Preview" w:date="2026-01-01T00:00:00Z">
         <w:r>
           <w:t xml:space="preserve">Suppose 30% of adults exercise regularly (</w:t>
         </w:r>
@@ -15066,27 +15261,27 @@
           <m:t>0.30</m:t>
         </m:r>
       </m:oMath>
-      <w:ins w:id="314" w:author="PR Preview" w:date="2026-01-01T00:00:00Z">
+      <w:ins w:id="344" w:author="PR Preview" w:date="2026-01-01T00:00:00Z">
         <w:r>
           <w:t xml:space="preserve">),</w:t>
         </w:r>
       </w:ins>
-      <w:ins w:id="315" w:author="PR Preview" w:date="2026-01-01T00:00:00Z">
+      <w:ins w:id="345" w:author="PR Preview" w:date="2026-01-01T00:00:00Z">
         <w:r>
           <w:t xml:space="preserve"> </w:t>
         </w:r>
       </w:ins>
-      <w:ins w:id="316" w:author="PR Preview" w:date="2026-01-01T00:00:00Z">
+      <w:ins w:id="346" w:author="PR Preview" w:date="2026-01-01T00:00:00Z">
         <w:r>
           <w:t xml:space="preserve">and among adults who exercise regularly,</w:t>
         </w:r>
       </w:ins>
-      <w:ins w:id="317" w:author="PR Preview" w:date="2026-01-01T00:00:00Z">
+      <w:ins w:id="347" w:author="PR Preview" w:date="2026-01-01T00:00:00Z">
         <w:r>
           <w:t xml:space="preserve"> </w:t>
         </w:r>
       </w:ins>
-      <w:ins w:id="318" w:author="PR Preview" w:date="2026-01-01T00:00:00Z">
+      <w:ins w:id="348" w:author="PR Preview" w:date="2026-01-01T00:00:00Z">
         <w:r>
           <w:t xml:space="preserve">60% have low blood pressure (</w:t>
         </w:r>
@@ -15132,7 +15327,7 @@
           <m:t>0.60</m:t>
         </m:r>
       </m:oMath>
-      <w:ins w:id="319" w:author="PR Preview" w:date="2026-01-01T00:00:00Z">
+      <w:ins w:id="349" w:author="PR Preview" w:date="2026-01-01T00:00:00Z">
         <w:r>
           <w:t xml:space="preserve">).</w:t>
         </w:r>
@@ -15366,7 +15561,7 @@
       <w:pPr>
         <w:pStyle w:val="FirstParagraph"/>
       </w:pPr>
-      <w:del w:id="320" w:author="PR Preview" w:date="2026-01-01T00:00:00Z">
+      <w:del w:id="350" w:author="PR Preview" w:date="2026-01-01T00:00:00Z">
         <w:r>
           <w:rPr>
             <w:b/>
@@ -15375,17 +15570,17 @@
           <w:delText xml:space="preserve">Theorem 6 (Law of total probability)</w:delText>
         </w:r>
       </w:del>
-      <w:del w:id="321" w:author="PR Preview" w:date="2026-01-01T00:00:00Z">
+      <w:del w:id="351" w:author="PR Preview" w:date="2026-01-01T00:00:00Z">
         <w:r>
           <w:delText xml:space="preserve"> </w:delText>
         </w:r>
       </w:del>
-      <w:del w:id="322" w:author="PR Preview" w:date="2026-01-01T00:00:00Z">
+      <w:del w:id="352" w:author="PR Preview" w:date="2026-01-01T00:00:00Z">
         <w:r>
           <w:delText xml:space="preserve">If</w:delText>
         </w:r>
       </w:del>
-      <w:del w:id="323" w:author="PR Preview" w:date="2026-01-01T00:00:00Z">
+      <w:del w:id="353" w:author="PR Preview" w:date="2026-01-01T00:00:00Z">
         <w:r>
           <w:delText xml:space="preserve"> </w:delText>
         </w:r>
@@ -15434,23 +15629,23 @@
           <m:t>…</m:t>
         </m:r>
       </m:oMath>
-      <w:del w:id="324" w:author="PR Preview" w:date="2026-01-01T00:00:00Z">
+      <w:del w:id="354" w:author="PR Preview" w:date="2026-01-01T00:00:00Z">
         <w:r>
           <w:delText xml:space="preserve"> </w:delText>
         </w:r>
       </w:del>
-      <w:del w:id="325" w:author="PR Preview" w:date="2026-01-01T00:00:00Z">
+      <w:del w:id="355" w:author="PR Preview" w:date="2026-01-01T00:00:00Z">
         <w:r>
           <w:delText xml:space="preserve">is a</w:delText>
         </w:r>
       </w:del>
-      <w:del w:id="326" w:author="PR Preview" w:date="2026-01-01T00:00:00Z">
+      <w:del w:id="356" w:author="PR Preview" w:date="2026-01-01T00:00:00Z">
         <w:r>
           <w:delText xml:space="preserve"> </w:delText>
         </w:r>
       </w:del>
       <w:hyperlink w:anchor="def-partition">
-        <w:del w:id="327" w:author="PR Preview" w:date="2026-01-01T00:00:00Z">
+        <w:del w:id="357" w:author="PR Preview" w:date="2026-01-01T00:00:00Z">
           <w:r>
             <w:rPr>
               <w:rStyle w:val="Hyperlink"/>
@@ -15459,27 +15654,27 @@
           </w:r>
         </w:del>
       </w:hyperlink>
-      <w:del w:id="328" w:author="PR Preview" w:date="2026-01-01T00:00:00Z">
+      <w:del w:id="358" w:author="PR Preview" w:date="2026-01-01T00:00:00Z">
         <w:r>
           <w:delText xml:space="preserve"> </w:delText>
         </w:r>
       </w:del>
-      <w:del w:id="329" w:author="PR Preview" w:date="2026-01-01T00:00:00Z">
+      <w:del w:id="359" w:author="PR Preview" w:date="2026-01-01T00:00:00Z">
         <w:r>
           <w:delText xml:space="preserve">of the sample space,</w:delText>
         </w:r>
       </w:del>
-      <w:del w:id="330" w:author="PR Preview" w:date="2026-01-01T00:00:00Z">
+      <w:del w:id="360" w:author="PR Preview" w:date="2026-01-01T00:00:00Z">
         <w:r>
           <w:delText xml:space="preserve"> </w:delText>
         </w:r>
       </w:del>
-      <w:del w:id="331" w:author="PR Preview" w:date="2026-01-01T00:00:00Z">
+      <w:del w:id="361" w:author="PR Preview" w:date="2026-01-01T00:00:00Z">
         <w:r>
           <w:delText xml:space="preserve">with</w:delText>
         </w:r>
       </w:del>
-      <w:del w:id="332" w:author="PR Preview" w:date="2026-01-01T00:00:00Z">
+      <w:del w:id="362" w:author="PR Preview" w:date="2026-01-01T00:00:00Z">
         <w:r>
           <w:delText xml:space="preserve"> </w:delText>
         </w:r>
@@ -15525,17 +15720,17 @@
           <m:t>0</m:t>
         </m:r>
       </m:oMath>
-      <w:del w:id="333" w:author="PR Preview" w:date="2026-01-01T00:00:00Z">
+      <w:del w:id="363" w:author="PR Preview" w:date="2026-01-01T00:00:00Z">
         <w:r>
           <w:delText xml:space="preserve"> </w:delText>
         </w:r>
       </w:del>
-      <w:del w:id="334" w:author="PR Preview" w:date="2026-01-01T00:00:00Z">
+      <w:del w:id="364" w:author="PR Preview" w:date="2026-01-01T00:00:00Z">
         <w:r>
           <w:delText xml:space="preserve">for every</w:delText>
         </w:r>
       </w:del>
-      <w:del w:id="335" w:author="PR Preview" w:date="2026-01-01T00:00:00Z">
+      <w:del w:id="365" w:author="PR Preview" w:date="2026-01-01T00:00:00Z">
         <w:r>
           <w:delText xml:space="preserve"> </w:delText>
         </w:r>
@@ -15545,22 +15740,22 @@
           <m:t>i</m:t>
         </m:r>
       </m:oMath>
-      <w:del w:id="336" w:author="PR Preview" w:date="2026-01-01T00:00:00Z">
+      <w:del w:id="366" w:author="PR Preview" w:date="2026-01-01T00:00:00Z">
         <w:r>
           <w:delText xml:space="preserve">,</w:delText>
         </w:r>
       </w:del>
-      <w:del w:id="337" w:author="PR Preview" w:date="2026-01-01T00:00:00Z">
+      <w:del w:id="367" w:author="PR Preview" w:date="2026-01-01T00:00:00Z">
         <w:r>
           <w:delText xml:space="preserve"> </w:delText>
         </w:r>
       </w:del>
-      <w:del w:id="338" w:author="PR Preview" w:date="2026-01-01T00:00:00Z">
+      <w:del w:id="368" w:author="PR Preview" w:date="2026-01-01T00:00:00Z">
         <w:r>
           <w:delText xml:space="preserve">then for any event</w:delText>
         </w:r>
       </w:del>
-      <w:del w:id="339" w:author="PR Preview" w:date="2026-01-01T00:00:00Z">
+      <w:del w:id="369" w:author="PR Preview" w:date="2026-01-01T00:00:00Z">
         <w:r>
           <w:delText xml:space="preserve"> </w:delText>
         </w:r>
@@ -15570,17 +15765,17 @@
           <m:t>A</m:t>
         </m:r>
       </m:oMath>
-      <w:del w:id="340" w:author="PR Preview" w:date="2026-01-01T00:00:00Z">
+      <w:del w:id="370" w:author="PR Preview" w:date="2026-01-01T00:00:00Z">
         <w:r>
           <w:delText xml:space="preserve"> </w:delText>
         </w:r>
       </w:del>
-      <w:del w:id="341" w:author="PR Preview" w:date="2026-01-01T00:00:00Z">
+      <w:del w:id="371" w:author="PR Preview" w:date="2026-01-01T00:00:00Z">
         <w:r>
           <w:delText xml:space="preserve">[9]</w:delText>
         </w:r>
       </w:del>
-      <w:del w:id="342" w:author="PR Preview" w:date="2026-01-01T00:00:00Z">
+      <w:del w:id="372" w:author="PR Preview" w:date="2026-01-01T00:00:00Z">
         <w:r>
           <w:delText xml:space="preserve">:</w:delText>
         </w:r>
@@ -15590,7 +15785,7 @@
       <w:pPr>
         <w:pStyle w:val="FirstParagraph"/>
       </w:pPr>
-      <w:ins w:id="343" w:author="PR Preview" w:date="2026-01-01T00:00:00Z">
+      <w:ins w:id="373" w:author="PR Preview" w:date="2026-01-01T00:00:00Z">
         <w:r>
           <w:rPr>
             <w:b/>
@@ -15599,17 +15794,17 @@
           <w:t xml:space="preserve">Theorem 6 (Law of total probability)</w:t>
         </w:r>
       </w:ins>
-      <w:ins w:id="344" w:author="PR Preview" w:date="2026-01-01T00:00:00Z">
+      <w:ins w:id="374" w:author="PR Preview" w:date="2026-01-01T00:00:00Z">
         <w:r>
           <w:t xml:space="preserve"> </w:t>
         </w:r>
       </w:ins>
-      <w:ins w:id="345" w:author="PR Preview" w:date="2026-01-01T00:00:00Z">
+      <w:ins w:id="375" w:author="PR Preview" w:date="2026-01-01T00:00:00Z">
         <w:r>
           <w:t xml:space="preserve">If</w:t>
         </w:r>
       </w:ins>
-      <w:ins w:id="346" w:author="PR Preview" w:date="2026-01-01T00:00:00Z">
+      <w:ins w:id="376" w:author="PR Preview" w:date="2026-01-01T00:00:00Z">
         <w:r>
           <w:t xml:space="preserve"> </w:t>
         </w:r>
@@ -15658,23 +15853,23 @@
           <m:t>…</m:t>
         </m:r>
       </m:oMath>
-      <w:ins w:id="347" w:author="PR Preview" w:date="2026-01-01T00:00:00Z">
+      <w:ins w:id="377" w:author="PR Preview" w:date="2026-01-01T00:00:00Z">
         <w:r>
           <w:t xml:space="preserve"> </w:t>
         </w:r>
       </w:ins>
-      <w:ins w:id="348" w:author="PR Preview" w:date="2026-01-01T00:00:00Z">
+      <w:ins w:id="378" w:author="PR Preview" w:date="2026-01-01T00:00:00Z">
         <w:r>
           <w:t xml:space="preserve">is a</w:t>
         </w:r>
       </w:ins>
-      <w:ins w:id="349" w:author="PR Preview" w:date="2026-01-01T00:00:00Z">
+      <w:ins w:id="379" w:author="PR Preview" w:date="2026-01-01T00:00:00Z">
         <w:r>
           <w:t xml:space="preserve"> </w:t>
         </w:r>
       </w:ins>
       <w:hyperlink w:anchor="def-partition">
-        <w:ins w:id="350" w:author="PR Preview" w:date="2026-01-01T00:00:00Z">
+        <w:ins w:id="380" w:author="PR Preview" w:date="2026-01-01T00:00:00Z">
           <w:r>
             <w:rPr>
               <w:rStyle w:val="Hyperlink"/>
@@ -15683,27 +15878,27 @@
           </w:r>
         </w:ins>
       </w:hyperlink>
-      <w:ins w:id="351" w:author="PR Preview" w:date="2026-01-01T00:00:00Z">
+      <w:ins w:id="381" w:author="PR Preview" w:date="2026-01-01T00:00:00Z">
         <w:r>
           <w:t xml:space="preserve"> </w:t>
         </w:r>
       </w:ins>
-      <w:ins w:id="352" w:author="PR Preview" w:date="2026-01-01T00:00:00Z">
+      <w:ins w:id="382" w:author="PR Preview" w:date="2026-01-01T00:00:00Z">
         <w:r>
           <w:t xml:space="preserve">of the sample space,</w:t>
         </w:r>
       </w:ins>
-      <w:ins w:id="353" w:author="PR Preview" w:date="2026-01-01T00:00:00Z">
+      <w:ins w:id="383" w:author="PR Preview" w:date="2026-01-01T00:00:00Z">
         <w:r>
           <w:t xml:space="preserve"> </w:t>
         </w:r>
       </w:ins>
-      <w:ins w:id="354" w:author="PR Preview" w:date="2026-01-01T00:00:00Z">
+      <w:ins w:id="384" w:author="PR Preview" w:date="2026-01-01T00:00:00Z">
         <w:r>
           <w:t xml:space="preserve">with</w:t>
         </w:r>
       </w:ins>
-      <w:ins w:id="355" w:author="PR Preview" w:date="2026-01-01T00:00:00Z">
+      <w:ins w:id="385" w:author="PR Preview" w:date="2026-01-01T00:00:00Z">
         <w:r>
           <w:t xml:space="preserve"> </w:t>
         </w:r>
@@ -15749,17 +15944,17 @@
           <m:t>0</m:t>
         </m:r>
       </m:oMath>
-      <w:ins w:id="356" w:author="PR Preview" w:date="2026-01-01T00:00:00Z">
+      <w:ins w:id="386" w:author="PR Preview" w:date="2026-01-01T00:00:00Z">
         <w:r>
           <w:t xml:space="preserve"> </w:t>
         </w:r>
       </w:ins>
-      <w:ins w:id="357" w:author="PR Preview" w:date="2026-01-01T00:00:00Z">
+      <w:ins w:id="387" w:author="PR Preview" w:date="2026-01-01T00:00:00Z">
         <w:r>
           <w:t xml:space="preserve">for every</w:t>
         </w:r>
       </w:ins>
-      <w:ins w:id="358" w:author="PR Preview" w:date="2026-01-01T00:00:00Z">
+      <w:ins w:id="388" w:author="PR Preview" w:date="2026-01-01T00:00:00Z">
         <w:r>
           <w:t xml:space="preserve"> </w:t>
         </w:r>
@@ -15769,22 +15964,22 @@
           <m:t>i</m:t>
         </m:r>
       </m:oMath>
-      <w:ins w:id="359" w:author="PR Preview" w:date="2026-01-01T00:00:00Z">
+      <w:ins w:id="389" w:author="PR Preview" w:date="2026-01-01T00:00:00Z">
         <w:r>
           <w:t xml:space="preserve">,</w:t>
         </w:r>
       </w:ins>
-      <w:ins w:id="360" w:author="PR Preview" w:date="2026-01-01T00:00:00Z">
+      <w:ins w:id="390" w:author="PR Preview" w:date="2026-01-01T00:00:00Z">
         <w:r>
           <w:t xml:space="preserve"> </w:t>
         </w:r>
       </w:ins>
-      <w:ins w:id="361" w:author="PR Preview" w:date="2026-01-01T00:00:00Z">
+      <w:ins w:id="391" w:author="PR Preview" w:date="2026-01-01T00:00:00Z">
         <w:r>
           <w:t xml:space="preserve">then for any event</w:t>
         </w:r>
       </w:ins>
-      <w:ins w:id="362" w:author="PR Preview" w:date="2026-01-01T00:00:00Z">
+      <w:ins w:id="392" w:author="PR Preview" w:date="2026-01-01T00:00:00Z">
         <w:r>
           <w:t xml:space="preserve"> </w:t>
         </w:r>
@@ -15794,17 +15989,17 @@
           <m:t>A</m:t>
         </m:r>
       </m:oMath>
-      <w:ins w:id="363" w:author="PR Preview" w:date="2026-01-01T00:00:00Z">
+      <w:ins w:id="393" w:author="PR Preview" w:date="2026-01-01T00:00:00Z">
         <w:r>
           <w:t xml:space="preserve"> </w:t>
         </w:r>
       </w:ins>
-      <w:ins w:id="364" w:author="PR Preview" w:date="2026-01-01T00:00:00Z">
+      <w:ins w:id="394" w:author="PR Preview" w:date="2026-01-01T00:00:00Z">
         <w:r>
           <w:t xml:space="preserve">[11]</w:t>
         </w:r>
       </w:ins>
-      <w:ins w:id="365" w:author="PR Preview" w:date="2026-01-01T00:00:00Z">
+      <w:ins w:id="395" w:author="PR Preview" w:date="2026-01-01T00:00:00Z">
         <w:r>
           <w:t xml:space="preserve">:</w:t>
         </w:r>
@@ -16484,7 +16679,7 @@
       <w:pPr>
         <w:pStyle w:val="FirstParagraph"/>
       </w:pPr>
-      <w:del w:id="366" w:author="PR Preview" w:date="2026-01-01T00:00:00Z">
+      <w:del w:id="396" w:author="PR Preview" w:date="2026-01-01T00:00:00Z">
         <w:r>
           <w:rPr>
             <w:b/>
@@ -16493,17 +16688,17 @@
           <w:delText xml:space="preserve">Theorem 7 (Bayes’ theorem)</w:delText>
         </w:r>
       </w:del>
-      <w:del w:id="367" w:author="PR Preview" w:date="2026-01-01T00:00:00Z">
+      <w:del w:id="397" w:author="PR Preview" w:date="2026-01-01T00:00:00Z">
         <w:r>
           <w:delText xml:space="preserve"> </w:delText>
         </w:r>
       </w:del>
-      <w:del w:id="368" w:author="PR Preview" w:date="2026-01-01T00:00:00Z">
+      <w:del w:id="398" w:author="PR Preview" w:date="2026-01-01T00:00:00Z">
         <w:r>
           <w:delText xml:space="preserve">For any two events</w:delText>
         </w:r>
       </w:del>
-      <w:del w:id="369" w:author="PR Preview" w:date="2026-01-01T00:00:00Z">
+      <w:del w:id="399" w:author="PR Preview" w:date="2026-01-01T00:00:00Z">
         <w:r>
           <w:delText xml:space="preserve"> </w:delText>
         </w:r>
@@ -16513,17 +16708,17 @@
           <m:t>A</m:t>
         </m:r>
       </m:oMath>
-      <w:del w:id="370" w:author="PR Preview" w:date="2026-01-01T00:00:00Z">
+      <w:del w:id="400" w:author="PR Preview" w:date="2026-01-01T00:00:00Z">
         <w:r>
           <w:delText xml:space="preserve"> </w:delText>
         </w:r>
       </w:del>
-      <w:del w:id="371" w:author="PR Preview" w:date="2026-01-01T00:00:00Z">
+      <w:del w:id="401" w:author="PR Preview" w:date="2026-01-01T00:00:00Z">
         <w:r>
           <w:delText xml:space="preserve">and</w:delText>
         </w:r>
       </w:del>
-      <w:del w:id="372" w:author="PR Preview" w:date="2026-01-01T00:00:00Z">
+      <w:del w:id="402" w:author="PR Preview" w:date="2026-01-01T00:00:00Z">
         <w:r>
           <w:delText xml:space="preserve"> </w:delText>
         </w:r>
@@ -16533,17 +16728,17 @@
           <m:t>B</m:t>
         </m:r>
       </m:oMath>
-      <w:del w:id="373" w:author="PR Preview" w:date="2026-01-01T00:00:00Z">
+      <w:del w:id="403" w:author="PR Preview" w:date="2026-01-01T00:00:00Z">
         <w:r>
           <w:delText xml:space="preserve"> </w:delText>
         </w:r>
       </w:del>
-      <w:del w:id="374" w:author="PR Preview" w:date="2026-01-01T00:00:00Z">
+      <w:del w:id="404" w:author="PR Preview" w:date="2026-01-01T00:00:00Z">
         <w:r>
           <w:delText xml:space="preserve">with</w:delText>
         </w:r>
       </w:del>
-      <w:del w:id="375" w:author="PR Preview" w:date="2026-01-01T00:00:00Z">
+      <w:del w:id="405" w:author="PR Preview" w:date="2026-01-01T00:00:00Z">
         <w:r>
           <w:delText xml:space="preserve"> </w:delText>
         </w:r>
@@ -16580,17 +16775,17 @@
           <m:t>0</m:t>
         </m:r>
       </m:oMath>
-      <w:del w:id="376" w:author="PR Preview" w:date="2026-01-01T00:00:00Z">
+      <w:del w:id="406" w:author="PR Preview" w:date="2026-01-01T00:00:00Z">
         <w:r>
           <w:delText xml:space="preserve"> </w:delText>
         </w:r>
       </w:del>
-      <w:del w:id="377" w:author="PR Preview" w:date="2026-01-01T00:00:00Z">
+      <w:del w:id="407" w:author="PR Preview" w:date="2026-01-01T00:00:00Z">
         <w:r>
           <w:delText xml:space="preserve">and</w:delText>
         </w:r>
       </w:del>
-      <w:del w:id="378" w:author="PR Preview" w:date="2026-01-01T00:00:00Z">
+      <w:del w:id="408" w:author="PR Preview" w:date="2026-01-01T00:00:00Z">
         <w:r>
           <w:delText xml:space="preserve"> </w:delText>
         </w:r>
@@ -16627,17 +16822,17 @@
           <m:t>0</m:t>
         </m:r>
       </m:oMath>
-      <w:del w:id="379" w:author="PR Preview" w:date="2026-01-01T00:00:00Z">
+      <w:del w:id="409" w:author="PR Preview" w:date="2026-01-01T00:00:00Z">
         <w:r>
           <w:delText xml:space="preserve"> </w:delText>
         </w:r>
       </w:del>
-      <w:del w:id="380" w:author="PR Preview" w:date="2026-01-01T00:00:00Z">
+      <w:del w:id="410" w:author="PR Preview" w:date="2026-01-01T00:00:00Z">
         <w:r>
           <w:delText xml:space="preserve">[10]</w:delText>
         </w:r>
       </w:del>
-      <w:del w:id="381" w:author="PR Preview" w:date="2026-01-01T00:00:00Z">
+      <w:del w:id="411" w:author="PR Preview" w:date="2026-01-01T00:00:00Z">
         <w:r>
           <w:delText xml:space="preserve">:</w:delText>
         </w:r>
@@ -16647,7 +16842,7 @@
       <w:pPr>
         <w:pStyle w:val="FirstParagraph"/>
       </w:pPr>
-      <w:ins w:id="382" w:author="PR Preview" w:date="2026-01-01T00:00:00Z">
+      <w:ins w:id="412" w:author="PR Preview" w:date="2026-01-01T00:00:00Z">
         <w:r>
           <w:rPr>
             <w:b/>
@@ -16656,17 +16851,17 @@
           <w:t xml:space="preserve">Theorem 7 (Bayes’ theorem)</w:t>
         </w:r>
       </w:ins>
-      <w:ins w:id="383" w:author="PR Preview" w:date="2026-01-01T00:00:00Z">
+      <w:ins w:id="413" w:author="PR Preview" w:date="2026-01-01T00:00:00Z">
         <w:r>
           <w:t xml:space="preserve"> </w:t>
         </w:r>
       </w:ins>
-      <w:ins w:id="384" w:author="PR Preview" w:date="2026-01-01T00:00:00Z">
+      <w:ins w:id="414" w:author="PR Preview" w:date="2026-01-01T00:00:00Z">
         <w:r>
           <w:t xml:space="preserve">For any two events</w:t>
         </w:r>
       </w:ins>
-      <w:ins w:id="385" w:author="PR Preview" w:date="2026-01-01T00:00:00Z">
+      <w:ins w:id="415" w:author="PR Preview" w:date="2026-01-01T00:00:00Z">
         <w:r>
           <w:t xml:space="preserve"> </w:t>
         </w:r>
@@ -16676,17 +16871,17 @@
           <m:t>A</m:t>
         </m:r>
       </m:oMath>
-      <w:ins w:id="386" w:author="PR Preview" w:date="2026-01-01T00:00:00Z">
+      <w:ins w:id="416" w:author="PR Preview" w:date="2026-01-01T00:00:00Z">
         <w:r>
           <w:t xml:space="preserve"> </w:t>
         </w:r>
       </w:ins>
-      <w:ins w:id="387" w:author="PR Preview" w:date="2026-01-01T00:00:00Z">
+      <w:ins w:id="417" w:author="PR Preview" w:date="2026-01-01T00:00:00Z">
         <w:r>
           <w:t xml:space="preserve">and</w:t>
         </w:r>
       </w:ins>
-      <w:ins w:id="388" w:author="PR Preview" w:date="2026-01-01T00:00:00Z">
+      <w:ins w:id="418" w:author="PR Preview" w:date="2026-01-01T00:00:00Z">
         <w:r>
           <w:t xml:space="preserve"> </w:t>
         </w:r>
@@ -16696,17 +16891,17 @@
           <m:t>B</m:t>
         </m:r>
       </m:oMath>
-      <w:ins w:id="389" w:author="PR Preview" w:date="2026-01-01T00:00:00Z">
+      <w:ins w:id="419" w:author="PR Preview" w:date="2026-01-01T00:00:00Z">
         <w:r>
           <w:t xml:space="preserve"> </w:t>
         </w:r>
       </w:ins>
-      <w:ins w:id="390" w:author="PR Preview" w:date="2026-01-01T00:00:00Z">
+      <w:ins w:id="420" w:author="PR Preview" w:date="2026-01-01T00:00:00Z">
         <w:r>
           <w:t xml:space="preserve">with</w:t>
         </w:r>
       </w:ins>
-      <w:ins w:id="391" w:author="PR Preview" w:date="2026-01-01T00:00:00Z">
+      <w:ins w:id="421" w:author="PR Preview" w:date="2026-01-01T00:00:00Z">
         <w:r>
           <w:t xml:space="preserve"> </w:t>
         </w:r>
@@ -16743,17 +16938,17 @@
           <m:t>0</m:t>
         </m:r>
       </m:oMath>
-      <w:ins w:id="392" w:author="PR Preview" w:date="2026-01-01T00:00:00Z">
+      <w:ins w:id="422" w:author="PR Preview" w:date="2026-01-01T00:00:00Z">
         <w:r>
           <w:t xml:space="preserve"> </w:t>
         </w:r>
       </w:ins>
-      <w:ins w:id="393" w:author="PR Preview" w:date="2026-01-01T00:00:00Z">
+      <w:ins w:id="423" w:author="PR Preview" w:date="2026-01-01T00:00:00Z">
         <w:r>
           <w:t xml:space="preserve">and</w:t>
         </w:r>
       </w:ins>
-      <w:ins w:id="394" w:author="PR Preview" w:date="2026-01-01T00:00:00Z">
+      <w:ins w:id="424" w:author="PR Preview" w:date="2026-01-01T00:00:00Z">
         <w:r>
           <w:t xml:space="preserve"> </w:t>
         </w:r>
@@ -16790,17 +16985,17 @@
           <m:t>0</m:t>
         </m:r>
       </m:oMath>
-      <w:ins w:id="395" w:author="PR Preview" w:date="2026-01-01T00:00:00Z">
+      <w:ins w:id="425" w:author="PR Preview" w:date="2026-01-01T00:00:00Z">
         <w:r>
           <w:t xml:space="preserve"> </w:t>
         </w:r>
       </w:ins>
-      <w:ins w:id="396" w:author="PR Preview" w:date="2026-01-01T00:00:00Z">
+      <w:ins w:id="426" w:author="PR Preview" w:date="2026-01-01T00:00:00Z">
         <w:r>
           <w:t xml:space="preserve">[12]</w:t>
         </w:r>
       </w:ins>
-      <w:ins w:id="397" w:author="PR Preview" w:date="2026-01-01T00:00:00Z">
+      <w:ins w:id="427" w:author="PR Preview" w:date="2026-01-01T00:00:00Z">
         <w:r>
           <w:t xml:space="preserve">:</w:t>
         </w:r>
@@ -16946,7 +17141,7 @@
       <w:pPr>
         <w:pStyle w:val="FirstParagraph"/>
       </w:pPr>
-      <w:del w:id="398" w:author="PR Preview" w:date="2026-01-01T00:00:00Z">
+      <w:del w:id="428" w:author="PR Preview" w:date="2026-01-01T00:00:00Z">
         <w:r>
           <w:rPr>
             <w:i/>
@@ -16955,23 +17150,23 @@
           <w:delText xml:space="preserve">Proof</w:delText>
         </w:r>
       </w:del>
-      <w:del w:id="399" w:author="PR Preview" w:date="2026-01-01T00:00:00Z">
+      <w:del w:id="429" w:author="PR Preview" w:date="2026-01-01T00:00:00Z">
         <w:r>
           <w:delText xml:space="preserve">. </w:delText>
         </w:r>
       </w:del>
-      <w:del w:id="400" w:author="PR Preview" w:date="2026-01-01T00:00:00Z">
+      <w:del w:id="430" w:author="PR Preview" w:date="2026-01-01T00:00:00Z">
         <w:r>
           <w:delText xml:space="preserve">By</w:delText>
         </w:r>
       </w:del>
-      <w:del w:id="401" w:author="PR Preview" w:date="2026-01-01T00:00:00Z">
+      <w:del w:id="431" w:author="PR Preview" w:date="2026-01-01T00:00:00Z">
         <w:r>
           <w:delText xml:space="preserve"> </w:delText>
         </w:r>
       </w:del>
       <w:hyperlink w:anchor="def-conditional-prob">
-        <w:del w:id="402" w:author="PR Preview" w:date="2026-01-01T00:00:00Z">
+        <w:del w:id="432" w:author="PR Preview" w:date="2026-01-01T00:00:00Z">
           <w:r>
             <w:rPr>
               <w:rStyle w:val="Hyperlink"/>
@@ -16980,23 +17175,23 @@
           </w:r>
         </w:del>
       </w:hyperlink>
-      <w:del w:id="403" w:author="PR Preview" w:date="2026-01-01T00:00:00Z">
+      <w:del w:id="433" w:author="PR Preview" w:date="2026-01-01T00:00:00Z">
         <w:r>
           <w:delText xml:space="preserve"> </w:delText>
         </w:r>
       </w:del>
-      <w:del w:id="404" w:author="PR Preview" w:date="2026-01-01T00:00:00Z">
+      <w:del w:id="434" w:author="PR Preview" w:date="2026-01-01T00:00:00Z">
         <w:r>
           <w:delText xml:space="preserve">and</w:delText>
         </w:r>
       </w:del>
-      <w:del w:id="405" w:author="PR Preview" w:date="2026-01-01T00:00:00Z">
+      <w:del w:id="435" w:author="PR Preview" w:date="2026-01-01T00:00:00Z">
         <w:r>
           <w:delText xml:space="preserve"> </w:delText>
         </w:r>
       </w:del>
       <w:hyperlink w:anchor="thm-law-conditional-prob">
-        <w:del w:id="406" w:author="PR Preview" w:date="2026-01-01T00:00:00Z">
+        <w:del w:id="436" w:author="PR Preview" w:date="2026-01-01T00:00:00Z">
           <w:r>
             <w:rPr>
               <w:rStyle w:val="Hyperlink"/>
@@ -17005,7 +17200,7 @@
           </w:r>
         </w:del>
       </w:hyperlink>
-      <w:del w:id="407" w:author="PR Preview" w:date="2026-01-01T00:00:00Z">
+      <w:del w:id="437" w:author="PR Preview" w:date="2026-01-01T00:00:00Z">
         <w:r>
           <w:delText xml:space="preserve">:</w:delText>
         </w:r>
@@ -17015,7 +17210,7 @@
       <w:pPr>
         <w:pStyle w:val="FirstParagraph"/>
       </w:pPr>
-      <w:ins w:id="408" w:author="PR Preview" w:date="2026-01-01T00:00:00Z">
+      <w:ins w:id="438" w:author="PR Preview" w:date="2026-01-01T00:00:00Z">
         <w:r>
           <w:rPr>
             <w:i/>
@@ -17024,23 +17219,23 @@
           <w:t xml:space="preserve">Proof</w:t>
         </w:r>
       </w:ins>
-      <w:ins w:id="409" w:author="PR Preview" w:date="2026-01-01T00:00:00Z">
+      <w:ins w:id="439" w:author="PR Preview" w:date="2026-01-01T00:00:00Z">
         <w:r>
           <w:t xml:space="preserve">. </w:t>
         </w:r>
       </w:ins>
-      <w:ins w:id="410" w:author="PR Preview" w:date="2026-01-01T00:00:00Z">
+      <w:ins w:id="440" w:author="PR Preview" w:date="2026-01-01T00:00:00Z">
         <w:r>
           <w:t xml:space="preserve">By</w:t>
         </w:r>
       </w:ins>
-      <w:ins w:id="411" w:author="PR Preview" w:date="2026-01-01T00:00:00Z">
+      <w:ins w:id="441" w:author="PR Preview" w:date="2026-01-01T00:00:00Z">
         <w:r>
           <w:t xml:space="preserve"> </w:t>
         </w:r>
       </w:ins>
       <w:hyperlink w:anchor="def-conditional-prob">
-        <w:ins w:id="412" w:author="PR Preview" w:date="2026-01-01T00:00:00Z">
+        <w:ins w:id="442" w:author="PR Preview" w:date="2026-01-01T00:00:00Z">
           <w:r>
             <w:rPr>
               <w:rStyle w:val="Hyperlink"/>
@@ -17049,23 +17244,23 @@
           </w:r>
         </w:ins>
       </w:hyperlink>
-      <w:ins w:id="413" w:author="PR Preview" w:date="2026-01-01T00:00:00Z">
+      <w:ins w:id="443" w:author="PR Preview" w:date="2026-01-01T00:00:00Z">
         <w:r>
           <w:t xml:space="preserve"> </w:t>
         </w:r>
       </w:ins>
-      <w:ins w:id="414" w:author="PR Preview" w:date="2026-01-01T00:00:00Z">
+      <w:ins w:id="444" w:author="PR Preview" w:date="2026-01-01T00:00:00Z">
         <w:r>
           <w:t xml:space="preserve">and</w:t>
         </w:r>
       </w:ins>
-      <w:ins w:id="415" w:author="PR Preview" w:date="2026-01-01T00:00:00Z">
+      <w:ins w:id="445" w:author="PR Preview" w:date="2026-01-01T00:00:00Z">
         <w:r>
           <w:t xml:space="preserve"> </w:t>
         </w:r>
       </w:ins>
       <w:hyperlink w:anchor="thm-law-conditional-prob">
-        <w:ins w:id="416" w:author="PR Preview" w:date="2026-01-01T00:00:00Z">
+        <w:ins w:id="446" w:author="PR Preview" w:date="2026-01-01T00:00:00Z">
           <w:r>
             <w:rPr>
               <w:rStyle w:val="Hyperlink"/>
@@ -17074,7 +17269,7 @@
           </w:r>
         </w:ins>
       </w:hyperlink>
-      <w:ins w:id="417" w:author="PR Preview" w:date="2026-01-01T00:00:00Z">
+      <w:ins w:id="447" w:author="PR Preview" w:date="2026-01-01T00:00:00Z">
         <w:r>
           <w:t xml:space="preserve">:</w:t>
         </w:r>
@@ -17482,7 +17677,7 @@
       <w:pPr>
         <w:pStyle w:val="FirstParagraph"/>
       </w:pPr>
-      <w:del w:id="418" w:author="PR Preview" w:date="2026-01-01T00:00:00Z">
+      <w:del w:id="448" w:author="PR Preview" w:date="2026-01-01T00:00:00Z">
         <w:r>
           <w:rPr>
             <w:b/>
@@ -17491,22 +17686,22 @@
           <w:delText xml:space="preserve">Example 18 (Positive predictive value of a medical test)</w:delText>
         </w:r>
       </w:del>
-      <w:del w:id="419" w:author="PR Preview" w:date="2026-01-01T00:00:00Z">
+      <w:del w:id="449" w:author="PR Preview" w:date="2026-01-01T00:00:00Z">
         <w:r>
           <w:delText xml:space="preserve"> </w:delText>
         </w:r>
       </w:del>
-      <w:del w:id="420" w:author="PR Preview" w:date="2026-01-01T00:00:00Z">
+      <w:del w:id="450" w:author="PR Preview" w:date="2026-01-01T00:00:00Z">
         <w:r>
           <w:delText xml:space="preserve">Suppose a disease test has 99% sensitivity and 99% specificity,</w:delText>
         </w:r>
       </w:del>
-      <w:del w:id="421" w:author="PR Preview" w:date="2026-01-01T00:00:00Z">
+      <w:del w:id="451" w:author="PR Preview" w:date="2026-01-01T00:00:00Z">
         <w:r>
           <w:delText xml:space="preserve"> </w:delText>
         </w:r>
       </w:del>
-      <w:del w:id="422" w:author="PR Preview" w:date="2026-01-01T00:00:00Z">
+      <w:del w:id="452" w:author="PR Preview" w:date="2026-01-01T00:00:00Z">
         <w:r>
           <w:delText xml:space="preserve">and the prevalence of the disease in the population is 7%.</w:delText>
         </w:r>
@@ -17516,7 +17711,7 @@
       <w:pPr>
         <w:pStyle w:val="FirstParagraph"/>
       </w:pPr>
-      <w:ins w:id="423" w:author="PR Preview" w:date="2026-01-01T00:00:00Z">
+      <w:ins w:id="453" w:author="PR Preview" w:date="2026-01-01T00:00:00Z">
         <w:r>
           <w:rPr>
             <w:b/>
@@ -17525,22 +17720,22 @@
           <w:t xml:space="preserve">Example 20 (Positive predictive value of a medical test)</w:t>
         </w:r>
       </w:ins>
-      <w:ins w:id="424" w:author="PR Preview" w:date="2026-01-01T00:00:00Z">
+      <w:ins w:id="454" w:author="PR Preview" w:date="2026-01-01T00:00:00Z">
         <w:r>
           <w:t xml:space="preserve"> </w:t>
         </w:r>
       </w:ins>
-      <w:ins w:id="425" w:author="PR Preview" w:date="2026-01-01T00:00:00Z">
+      <w:ins w:id="455" w:author="PR Preview" w:date="2026-01-01T00:00:00Z">
         <w:r>
           <w:t xml:space="preserve">Suppose a disease test has 99% sensitivity and 99% specificity,</w:t>
         </w:r>
       </w:ins>
-      <w:ins w:id="426" w:author="PR Preview" w:date="2026-01-01T00:00:00Z">
+      <w:ins w:id="456" w:author="PR Preview" w:date="2026-01-01T00:00:00Z">
         <w:r>
           <w:t xml:space="preserve"> </w:t>
         </w:r>
       </w:ins>
-      <w:ins w:id="427" w:author="PR Preview" w:date="2026-01-01T00:00:00Z">
+      <w:ins w:id="457" w:author="PR Preview" w:date="2026-01-01T00:00:00Z">
         <w:r>
           <w:t xml:space="preserve">and the prevalence of the disease in the population is 7%.</w:t>
         </w:r>
@@ -18569,7 +18764,7 @@
       <w:pPr>
         <w:pStyle w:val="BodyText"/>
       </w:pPr>
-      <w:del w:id="428" w:author="PR Preview" w:date="2026-01-01T00:00:00Z">
+      <w:del w:id="458" w:author="PR Preview" w:date="2026-01-01T00:00:00Z">
         <w:r>
           <w:rPr>
             <w:b/>
@@ -18578,13 +18773,13 @@
           <w:delText xml:space="preserve">Exercise 1 (Turn a conditional around)</w:delText>
         </w:r>
       </w:del>
-      <w:del w:id="429" w:author="PR Preview" w:date="2026-01-01T00:00:00Z">
+      <w:del w:id="459" w:author="PR Preview" w:date="2026-01-01T00:00:00Z">
         <w:r>
           <w:delText xml:space="preserve"> </w:delText>
         </w:r>
       </w:del>
       <w:hyperlink w:anchor="def-conditional-prob">
-        <w:del w:id="430" w:author="PR Preview" w:date="2026-01-01T00:00:00Z">
+        <w:del w:id="460" w:author="PR Preview" w:date="2026-01-01T00:00:00Z">
           <w:r>
             <w:rPr>
               <w:rStyle w:val="Hyperlink"/>
@@ -18593,17 +18788,17 @@
           </w:r>
         </w:del>
       </w:hyperlink>
-      <w:del w:id="431" w:author="PR Preview" w:date="2026-01-01T00:00:00Z">
+      <w:del w:id="461" w:author="PR Preview" w:date="2026-01-01T00:00:00Z">
         <w:r>
           <w:delText xml:space="preserve"> </w:delText>
         </w:r>
       </w:del>
-      <w:del w:id="432" w:author="PR Preview" w:date="2026-01-01T00:00:00Z">
+      <w:del w:id="462" w:author="PR Preview" w:date="2026-01-01T00:00:00Z">
         <w:r>
           <w:delText xml:space="preserve">defines</w:delText>
         </w:r>
       </w:del>
-      <w:del w:id="433" w:author="PR Preview" w:date="2026-01-01T00:00:00Z">
+      <w:del w:id="463" w:author="PR Preview" w:date="2026-01-01T00:00:00Z">
         <w:r>
           <w:delText xml:space="preserve"> </w:delText>
         </w:r>
@@ -18640,17 +18835,17 @@
           <m:t>)</m:t>
         </m:r>
       </m:oMath>
-      <w:del w:id="434" w:author="PR Preview" w:date="2026-01-01T00:00:00Z">
+      <w:del w:id="464" w:author="PR Preview" w:date="2026-01-01T00:00:00Z">
         <w:r>
           <w:delText xml:space="preserve"> </w:delText>
         </w:r>
       </w:del>
-      <w:del w:id="435" w:author="PR Preview" w:date="2026-01-01T00:00:00Z">
+      <w:del w:id="465" w:author="PR Preview" w:date="2026-01-01T00:00:00Z">
         <w:r>
           <w:delText xml:space="preserve">in terms of</w:delText>
         </w:r>
       </w:del>
-      <w:del w:id="436" w:author="PR Preview" w:date="2026-01-01T00:00:00Z">
+      <w:del w:id="466" w:author="PR Preview" w:date="2026-01-01T00:00:00Z">
         <w:r>
           <w:delText xml:space="preserve"> </w:delText>
         </w:r>
@@ -18687,22 +18882,22 @@
           <m:t>)</m:t>
         </m:r>
       </m:oMath>
-      <w:del w:id="437" w:author="PR Preview" w:date="2026-01-01T00:00:00Z">
+      <w:del w:id="467" w:author="PR Preview" w:date="2026-01-01T00:00:00Z">
         <w:r>
           <w:delText xml:space="preserve">.</w:delText>
         </w:r>
       </w:del>
-      <w:del w:id="438" w:author="PR Preview" w:date="2026-01-01T00:00:00Z">
+      <w:del w:id="468" w:author="PR Preview" w:date="2026-01-01T00:00:00Z">
         <w:r>
           <w:delText xml:space="preserve"> </w:delText>
         </w:r>
       </w:del>
-      <w:del w:id="439" w:author="PR Preview" w:date="2026-01-01T00:00:00Z">
+      <w:del w:id="469" w:author="PR Preview" w:date="2026-01-01T00:00:00Z">
         <w:r>
           <w:delText xml:space="preserve">Write the same definition with</w:delText>
         </w:r>
       </w:del>
-      <w:del w:id="440" w:author="PR Preview" w:date="2026-01-01T00:00:00Z">
+      <w:del w:id="470" w:author="PR Preview" w:date="2026-01-01T00:00:00Z">
         <w:r>
           <w:delText xml:space="preserve"> </w:delText>
         </w:r>
@@ -18712,17 +18907,17 @@
           <m:t>A</m:t>
         </m:r>
       </m:oMath>
-      <w:del w:id="441" w:author="PR Preview" w:date="2026-01-01T00:00:00Z">
+      <w:del w:id="471" w:author="PR Preview" w:date="2026-01-01T00:00:00Z">
         <w:r>
           <w:delText xml:space="preserve"> </w:delText>
         </w:r>
       </w:del>
-      <w:del w:id="442" w:author="PR Preview" w:date="2026-01-01T00:00:00Z">
+      <w:del w:id="472" w:author="PR Preview" w:date="2026-01-01T00:00:00Z">
         <w:r>
           <w:delText xml:space="preserve">and</w:delText>
         </w:r>
       </w:del>
-      <w:del w:id="443" w:author="PR Preview" w:date="2026-01-01T00:00:00Z">
+      <w:del w:id="473" w:author="PR Preview" w:date="2026-01-01T00:00:00Z">
         <w:r>
           <w:delText xml:space="preserve"> </w:delText>
         </w:r>
@@ -18732,27 +18927,27 @@
           <m:t>B</m:t>
         </m:r>
       </m:oMath>
-      <w:del w:id="444" w:author="PR Preview" w:date="2026-01-01T00:00:00Z">
+      <w:del w:id="474" w:author="PR Preview" w:date="2026-01-01T00:00:00Z">
         <w:r>
           <w:delText xml:space="preserve"> </w:delText>
         </w:r>
       </w:del>
-      <w:del w:id="445" w:author="PR Preview" w:date="2026-01-01T00:00:00Z">
+      <w:del w:id="475" w:author="PR Preview" w:date="2026-01-01T00:00:00Z">
         <w:r>
           <w:delText xml:space="preserve">swapped,</w:delText>
         </w:r>
       </w:del>
-      <w:del w:id="446" w:author="PR Preview" w:date="2026-01-01T00:00:00Z">
+      <w:del w:id="476" w:author="PR Preview" w:date="2026-01-01T00:00:00Z">
         <w:r>
           <w:delText xml:space="preserve"> </w:delText>
         </w:r>
       </w:del>
-      <w:del w:id="447" w:author="PR Preview" w:date="2026-01-01T00:00:00Z">
+      <w:del w:id="477" w:author="PR Preview" w:date="2026-01-01T00:00:00Z">
         <w:r>
           <w:delText xml:space="preserve">then eliminate</w:delText>
         </w:r>
       </w:del>
-      <w:del w:id="448" w:author="PR Preview" w:date="2026-01-01T00:00:00Z">
+      <w:del w:id="478" w:author="PR Preview" w:date="2026-01-01T00:00:00Z">
         <w:r>
           <w:delText xml:space="preserve"> </w:delText>
         </w:r>
@@ -18789,12 +18984,12 @@
           <m:t>)</m:t>
         </m:r>
       </m:oMath>
-      <w:del w:id="449" w:author="PR Preview" w:date="2026-01-01T00:00:00Z">
+      <w:del w:id="479" w:author="PR Preview" w:date="2026-01-01T00:00:00Z">
         <w:r>
           <w:delText xml:space="preserve"> </w:delText>
         </w:r>
       </w:del>
-      <w:del w:id="450" w:author="PR Preview" w:date="2026-01-01T00:00:00Z">
+      <w:del w:id="480" w:author="PR Preview" w:date="2026-01-01T00:00:00Z">
         <w:r>
           <w:delText xml:space="preserve">between the two.</w:delText>
         </w:r>
@@ -18804,7 +18999,7 @@
       <w:pPr>
         <w:pStyle w:val="BodyText"/>
       </w:pPr>
-      <w:ins w:id="451" w:author="PR Preview" w:date="2026-01-01T00:00:00Z">
+      <w:ins w:id="481" w:author="PR Preview" w:date="2026-01-01T00:00:00Z">
         <w:r>
           <w:rPr>
             <w:b/>
@@ -18813,13 +19008,13 @@
           <w:t xml:space="preserve">Exercise 1 (Turn a conditional around)</w:t>
         </w:r>
       </w:ins>
-      <w:ins w:id="452" w:author="PR Preview" w:date="2026-01-01T00:00:00Z">
+      <w:ins w:id="482" w:author="PR Preview" w:date="2026-01-01T00:00:00Z">
         <w:r>
           <w:t xml:space="preserve"> </w:t>
         </w:r>
       </w:ins>
       <w:hyperlink w:anchor="def-conditional-prob">
-        <w:ins w:id="453" w:author="PR Preview" w:date="2026-01-01T00:00:00Z">
+        <w:ins w:id="483" w:author="PR Preview" w:date="2026-01-01T00:00:00Z">
           <w:r>
             <w:rPr>
               <w:rStyle w:val="Hyperlink"/>
@@ -18828,17 +19023,17 @@
           </w:r>
         </w:ins>
       </w:hyperlink>
-      <w:ins w:id="454" w:author="PR Preview" w:date="2026-01-01T00:00:00Z">
+      <w:ins w:id="484" w:author="PR Preview" w:date="2026-01-01T00:00:00Z">
         <w:r>
           <w:t xml:space="preserve"> </w:t>
         </w:r>
       </w:ins>
-      <w:ins w:id="455" w:author="PR Preview" w:date="2026-01-01T00:00:00Z">
+      <w:ins w:id="485" w:author="PR Preview" w:date="2026-01-01T00:00:00Z">
         <w:r>
           <w:t xml:space="preserve">defines</w:t>
         </w:r>
       </w:ins>
-      <w:ins w:id="456" w:author="PR Preview" w:date="2026-01-01T00:00:00Z">
+      <w:ins w:id="486" w:author="PR Preview" w:date="2026-01-01T00:00:00Z">
         <w:r>
           <w:t xml:space="preserve"> </w:t>
         </w:r>
@@ -18875,17 +19070,17 @@
           <m:t>)</m:t>
         </m:r>
       </m:oMath>
-      <w:ins w:id="457" w:author="PR Preview" w:date="2026-01-01T00:00:00Z">
+      <w:ins w:id="487" w:author="PR Preview" w:date="2026-01-01T00:00:00Z">
         <w:r>
           <w:t xml:space="preserve"> </w:t>
         </w:r>
       </w:ins>
-      <w:ins w:id="458" w:author="PR Preview" w:date="2026-01-01T00:00:00Z">
+      <w:ins w:id="488" w:author="PR Preview" w:date="2026-01-01T00:00:00Z">
         <w:r>
           <w:t xml:space="preserve">in terms of</w:t>
         </w:r>
       </w:ins>
-      <w:ins w:id="459" w:author="PR Preview" w:date="2026-01-01T00:00:00Z">
+      <w:ins w:id="489" w:author="PR Preview" w:date="2026-01-01T00:00:00Z">
         <w:r>
           <w:t xml:space="preserve"> </w:t>
         </w:r>
@@ -18922,22 +19117,22 @@
           <m:t>)</m:t>
         </m:r>
       </m:oMath>
-      <w:ins w:id="460" w:author="PR Preview" w:date="2026-01-01T00:00:00Z">
+      <w:ins w:id="490" w:author="PR Preview" w:date="2026-01-01T00:00:00Z">
         <w:r>
           <w:t xml:space="preserve">.</w:t>
         </w:r>
       </w:ins>
-      <w:ins w:id="461" w:author="PR Preview" w:date="2026-01-01T00:00:00Z">
+      <w:ins w:id="491" w:author="PR Preview" w:date="2026-01-01T00:00:00Z">
         <w:r>
           <w:t xml:space="preserve"> </w:t>
         </w:r>
       </w:ins>
-      <w:ins w:id="462" w:author="PR Preview" w:date="2026-01-01T00:00:00Z">
+      <w:ins w:id="492" w:author="PR Preview" w:date="2026-01-01T00:00:00Z">
         <w:r>
           <w:t xml:space="preserve">Write the same definition with</w:t>
         </w:r>
       </w:ins>
-      <w:ins w:id="463" w:author="PR Preview" w:date="2026-01-01T00:00:00Z">
+      <w:ins w:id="493" w:author="PR Preview" w:date="2026-01-01T00:00:00Z">
         <w:r>
           <w:t xml:space="preserve"> </w:t>
         </w:r>
@@ -18947,17 +19142,17 @@
           <m:t>A</m:t>
         </m:r>
       </m:oMath>
-      <w:ins w:id="464" w:author="PR Preview" w:date="2026-01-01T00:00:00Z">
+      <w:ins w:id="494" w:author="PR Preview" w:date="2026-01-01T00:00:00Z">
         <w:r>
           <w:t xml:space="preserve"> </w:t>
         </w:r>
       </w:ins>
-      <w:ins w:id="465" w:author="PR Preview" w:date="2026-01-01T00:00:00Z">
+      <w:ins w:id="495" w:author="PR Preview" w:date="2026-01-01T00:00:00Z">
         <w:r>
           <w:t xml:space="preserve">and</w:t>
         </w:r>
       </w:ins>
-      <w:ins w:id="466" w:author="PR Preview" w:date="2026-01-01T00:00:00Z">
+      <w:ins w:id="496" w:author="PR Preview" w:date="2026-01-01T00:00:00Z">
         <w:r>
           <w:t xml:space="preserve"> </w:t>
         </w:r>
@@ -18967,27 +19162,27 @@
           <m:t>B</m:t>
         </m:r>
       </m:oMath>
-      <w:ins w:id="467" w:author="PR Preview" w:date="2026-01-01T00:00:00Z">
+      <w:ins w:id="497" w:author="PR Preview" w:date="2026-01-01T00:00:00Z">
         <w:r>
           <w:t xml:space="preserve"> </w:t>
         </w:r>
       </w:ins>
-      <w:ins w:id="468" w:author="PR Preview" w:date="2026-01-01T00:00:00Z">
+      <w:ins w:id="498" w:author="PR Preview" w:date="2026-01-01T00:00:00Z">
         <w:r>
           <w:t xml:space="preserve">swapped,</w:t>
         </w:r>
       </w:ins>
-      <w:ins w:id="469" w:author="PR Preview" w:date="2026-01-01T00:00:00Z">
+      <w:ins w:id="499" w:author="PR Preview" w:date="2026-01-01T00:00:00Z">
         <w:r>
           <w:t xml:space="preserve"> </w:t>
         </w:r>
       </w:ins>
-      <w:ins w:id="470" w:author="PR Preview" w:date="2026-01-01T00:00:00Z">
+      <w:ins w:id="500" w:author="PR Preview" w:date="2026-01-01T00:00:00Z">
         <w:r>
           <w:t xml:space="preserve">then eliminate</w:t>
         </w:r>
       </w:ins>
-      <w:ins w:id="471" w:author="PR Preview" w:date="2026-01-01T00:00:00Z">
+      <w:ins w:id="501" w:author="PR Preview" w:date="2026-01-01T00:00:00Z">
         <w:r>
           <w:t xml:space="preserve"> </w:t>
         </w:r>
@@ -19024,12 +19219,12 @@
           <m:t>)</m:t>
         </m:r>
       </m:oMath>
-      <w:ins w:id="472" w:author="PR Preview" w:date="2026-01-01T00:00:00Z">
+      <w:ins w:id="502" w:author="PR Preview" w:date="2026-01-01T00:00:00Z">
         <w:r>
           <w:t xml:space="preserve"> </w:t>
         </w:r>
       </w:ins>
-      <w:ins w:id="473" w:author="PR Preview" w:date="2026-01-01T00:00:00Z">
+      <w:ins w:id="503" w:author="PR Preview" w:date="2026-01-01T00:00:00Z">
         <w:r>
           <w:t xml:space="preserve">between the two.</w:t>
         </w:r>
@@ -19189,7 +19384,7 @@
       <w:pPr>
         <w:pStyle w:val="BodyText"/>
       </w:pPr>
-      <w:del w:id="474" w:author="PR Preview" w:date="2026-01-01T00:00:00Z">
+      <w:del w:id="504" w:author="PR Preview" w:date="2026-01-01T00:00:00Z">
         <w:r>
           <w:rPr>
             <w:i/>
@@ -19198,23 +19393,23 @@
           <w:delText xml:space="preserve">Solution 1</w:delText>
         </w:r>
       </w:del>
-      <w:del w:id="475" w:author="PR Preview" w:date="2026-01-01T00:00:00Z">
+      <w:del w:id="505" w:author="PR Preview" w:date="2026-01-01T00:00:00Z">
         <w:r>
           <w:delText xml:space="preserve">. </w:delText>
         </w:r>
       </w:del>
-      <w:del w:id="476" w:author="PR Preview" w:date="2026-01-01T00:00:00Z">
+      <w:del w:id="506" w:author="PR Preview" w:date="2026-01-01T00:00:00Z">
         <w:r>
           <w:delText xml:space="preserve">Multiplying</w:delText>
         </w:r>
       </w:del>
-      <w:del w:id="477" w:author="PR Preview" w:date="2026-01-01T00:00:00Z">
+      <w:del w:id="507" w:author="PR Preview" w:date="2026-01-01T00:00:00Z">
         <w:r>
           <w:delText xml:space="preserve"> </w:delText>
         </w:r>
       </w:del>
       <w:hyperlink w:anchor="def-conditional-prob">
-        <w:del w:id="478" w:author="PR Preview" w:date="2026-01-01T00:00:00Z">
+        <w:del w:id="508" w:author="PR Preview" w:date="2026-01-01T00:00:00Z">
           <w:r>
             <w:rPr>
               <w:rStyle w:val="Hyperlink"/>
@@ -19223,12 +19418,12 @@
           </w:r>
         </w:del>
       </w:hyperlink>
-      <w:del w:id="479" w:author="PR Preview" w:date="2026-01-01T00:00:00Z">
+      <w:del w:id="509" w:author="PR Preview" w:date="2026-01-01T00:00:00Z">
         <w:r>
           <w:delText xml:space="preserve"> </w:delText>
         </w:r>
       </w:del>
-      <w:del w:id="480" w:author="PR Preview" w:date="2026-01-01T00:00:00Z">
+      <w:del w:id="510" w:author="PR Preview" w:date="2026-01-01T00:00:00Z">
         <w:r>
           <w:delText xml:space="preserve">through by its denominator, in each direction,</w:delText>
         </w:r>
@@ -19238,7 +19433,7 @@
       <w:pPr>
         <w:pStyle w:val="BodyText"/>
       </w:pPr>
-      <w:ins w:id="481" w:author="PR Preview" w:date="2026-01-01T00:00:00Z">
+      <w:ins w:id="511" w:author="PR Preview" w:date="2026-01-01T00:00:00Z">
         <w:r>
           <w:rPr>
             <w:i/>
@@ -19247,23 +19442,23 @@
           <w:t xml:space="preserve">Solution 1</w:t>
         </w:r>
       </w:ins>
-      <w:ins w:id="482" w:author="PR Preview" w:date="2026-01-01T00:00:00Z">
+      <w:ins w:id="512" w:author="PR Preview" w:date="2026-01-01T00:00:00Z">
         <w:r>
           <w:t xml:space="preserve">. </w:t>
         </w:r>
       </w:ins>
-      <w:ins w:id="483" w:author="PR Preview" w:date="2026-01-01T00:00:00Z">
+      <w:ins w:id="513" w:author="PR Preview" w:date="2026-01-01T00:00:00Z">
         <w:r>
           <w:t xml:space="preserve">Multiplying</w:t>
         </w:r>
       </w:ins>
-      <w:ins w:id="484" w:author="PR Preview" w:date="2026-01-01T00:00:00Z">
+      <w:ins w:id="514" w:author="PR Preview" w:date="2026-01-01T00:00:00Z">
         <w:r>
           <w:t xml:space="preserve"> </w:t>
         </w:r>
       </w:ins>
       <w:hyperlink w:anchor="def-conditional-prob">
-        <w:ins w:id="485" w:author="PR Preview" w:date="2026-01-01T00:00:00Z">
+        <w:ins w:id="515" w:author="PR Preview" w:date="2026-01-01T00:00:00Z">
           <w:r>
             <w:rPr>
               <w:rStyle w:val="Hyperlink"/>
@@ -19272,12 +19467,12 @@
           </w:r>
         </w:ins>
       </w:hyperlink>
-      <w:ins w:id="486" w:author="PR Preview" w:date="2026-01-01T00:00:00Z">
+      <w:ins w:id="516" w:author="PR Preview" w:date="2026-01-01T00:00:00Z">
         <w:r>
           <w:t xml:space="preserve"> </w:t>
         </w:r>
       </w:ins>
-      <w:ins w:id="487" w:author="PR Preview" w:date="2026-01-01T00:00:00Z">
+      <w:ins w:id="517" w:author="PR Preview" w:date="2026-01-01T00:00:00Z">
         <w:r>
           <w:t xml:space="preserve">through by its denominator, in each direction,</w:t>
         </w:r>
@@ -19806,22 +20001,22 @@
       <w:pPr>
         <w:pStyle w:val="BodyText"/>
       </w:pPr>
-      <w:del w:id="488" w:author="PR Preview" w:date="2026-01-01T00:00:00Z">
+      <w:del w:id="518" w:author="PR Preview" w:date="2026-01-01T00:00:00Z">
         <w:r>
           <w:delText xml:space="preserve">As Hutchinson emphasizes</w:delText>
         </w:r>
       </w:del>
-      <w:del w:id="489" w:author="PR Preview" w:date="2026-01-01T00:00:00Z">
+      <w:del w:id="519" w:author="PR Preview" w:date="2026-01-01T00:00:00Z">
         <w:r>
           <w:delText xml:space="preserve"> </w:delText>
         </w:r>
       </w:del>
-      <w:del w:id="490" w:author="PR Preview" w:date="2026-01-01T00:00:00Z">
+      <w:del w:id="520" w:author="PR Preview" w:date="2026-01-01T00:00:00Z">
         <w:r>
           <w:delText xml:space="preserve">[11]</w:delText>
         </w:r>
       </w:del>
-      <w:del w:id="491" w:author="PR Preview" w:date="2026-01-01T00:00:00Z">
+      <w:del w:id="521" w:author="PR Preview" w:date="2026-01-01T00:00:00Z">
         <w:r>
           <w:delText xml:space="preserve">, each component carries standard Bayesian terminology:</w:delText>
         </w:r>
@@ -19831,22 +20026,22 @@
       <w:pPr>
         <w:pStyle w:val="BodyText"/>
       </w:pPr>
-      <w:ins w:id="492" w:author="PR Preview" w:date="2026-01-01T00:00:00Z">
+      <w:ins w:id="522" w:author="PR Preview" w:date="2026-01-01T00:00:00Z">
         <w:r>
           <w:t xml:space="preserve">As Hutchinson emphasizes</w:t>
         </w:r>
       </w:ins>
-      <w:ins w:id="493" w:author="PR Preview" w:date="2026-01-01T00:00:00Z">
+      <w:ins w:id="523" w:author="PR Preview" w:date="2026-01-01T00:00:00Z">
         <w:r>
           <w:t xml:space="preserve"> </w:t>
         </w:r>
       </w:ins>
-      <w:ins w:id="494" w:author="PR Preview" w:date="2026-01-01T00:00:00Z">
+      <w:ins w:id="524" w:author="PR Preview" w:date="2026-01-01T00:00:00Z">
         <w:r>
           <w:t xml:space="preserve">[13]</w:t>
         </w:r>
       </w:ins>
-      <w:ins w:id="495" w:author="PR Preview" w:date="2026-01-01T00:00:00Z">
+      <w:ins w:id="525" w:author="PR Preview" w:date="2026-01-01T00:00:00Z">
         <w:r>
           <w:t xml:space="preserve">, each component carries standard Bayesian terminology:</w:t>
         </w:r>
@@ -21244,17 +21439,17 @@
       <w:pPr>
         <w:pStyle w:val="BodyText"/>
       </w:pPr>
-      <w:del w:id="496" w:author="PR Preview" w:date="2026-01-01T00:00:00Z">
+      <w:del w:id="526" w:author="PR Preview" w:date="2026-01-01T00:00:00Z">
         <w:r>
           <w:delText xml:space="preserve">The reason is the</w:delText>
         </w:r>
       </w:del>
-      <w:del w:id="497" w:author="PR Preview" w:date="2026-01-01T00:00:00Z">
+      <w:del w:id="527" w:author="PR Preview" w:date="2026-01-01T00:00:00Z">
         <w:r>
           <w:delText xml:space="preserve"> </w:delText>
         </w:r>
       </w:del>
-      <w:del w:id="498" w:author="PR Preview" w:date="2026-01-01T00:00:00Z">
+      <w:del w:id="528" w:author="PR Preview" w:date="2026-01-01T00:00:00Z">
         <w:r>
           <w:rPr>
             <w:b/>
@@ -21263,32 +21458,32 @@
           <w:delText xml:space="preserve">base rate</w:delText>
         </w:r>
       </w:del>
-      <w:del w:id="499" w:author="PR Preview" w:date="2026-01-01T00:00:00Z">
+      <w:del w:id="529" w:author="PR Preview" w:date="2026-01-01T00:00:00Z">
         <w:r>
           <w:delText xml:space="preserve"> </w:delText>
         </w:r>
       </w:del>
-      <w:del w:id="500" w:author="PR Preview" w:date="2026-01-01T00:00:00Z">
+      <w:del w:id="530" w:author="PR Preview" w:date="2026-01-01T00:00:00Z">
         <w:r>
           <w:delText xml:space="preserve">[12]</w:delText>
         </w:r>
       </w:del>
-      <w:del w:id="501" w:author="PR Preview" w:date="2026-01-01T00:00:00Z">
+      <w:del w:id="531" w:author="PR Preview" w:date="2026-01-01T00:00:00Z">
         <w:r>
           <w:delText xml:space="preserve">.</w:delText>
         </w:r>
       </w:del>
-      <w:del w:id="502" w:author="PR Preview" w:date="2026-01-01T00:00:00Z">
+      <w:del w:id="532" w:author="PR Preview" w:date="2026-01-01T00:00:00Z">
         <w:r>
           <w:delText xml:space="preserve"> </w:delText>
         </w:r>
       </w:del>
-      <w:del w:id="503" w:author="PR Preview" w:date="2026-01-01T00:00:00Z">
+      <w:del w:id="533" w:author="PR Preview" w:date="2026-01-01T00:00:00Z">
         <w:r>
           <w:delText xml:space="preserve">Out of</w:delText>
         </w:r>
       </w:del>
-      <w:del w:id="504" w:author="PR Preview" w:date="2026-01-01T00:00:00Z">
+      <w:del w:id="534" w:author="PR Preview" w:date="2026-01-01T00:00:00Z">
         <w:r>
           <w:delText xml:space="preserve"> </w:delText>
         </w:r>
@@ -21307,17 +21502,17 @@
           <m:t>000</m:t>
         </m:r>
       </m:oMath>
-      <w:del w:id="505" w:author="PR Preview" w:date="2026-01-01T00:00:00Z">
+      <w:del w:id="535" w:author="PR Preview" w:date="2026-01-01T00:00:00Z">
         <w:r>
           <w:delText xml:space="preserve"> </w:delText>
         </w:r>
       </w:del>
-      <w:del w:id="506" w:author="PR Preview" w:date="2026-01-01T00:00:00Z">
+      <w:del w:id="536" w:author="PR Preview" w:date="2026-01-01T00:00:00Z">
         <w:r>
           <w:delText xml:space="preserve">people screened, about</w:delText>
         </w:r>
       </w:del>
-      <w:del w:id="507" w:author="PR Preview" w:date="2026-01-01T00:00:00Z">
+      <w:del w:id="537" w:author="PR Preview" w:date="2026-01-01T00:00:00Z">
         <w:r>
           <w:delText xml:space="preserve"> </w:delText>
         </w:r>
@@ -21327,17 +21522,17 @@
           <m:t>100</m:t>
         </m:r>
       </m:oMath>
-      <w:del w:id="508" w:author="PR Preview" w:date="2026-01-01T00:00:00Z">
+      <w:del w:id="538" w:author="PR Preview" w:date="2026-01-01T00:00:00Z">
         <w:r>
           <w:delText xml:space="preserve"> </w:delText>
         </w:r>
       </w:del>
-      <w:del w:id="509" w:author="PR Preview" w:date="2026-01-01T00:00:00Z">
+      <w:del w:id="539" w:author="PR Preview" w:date="2026-01-01T00:00:00Z">
         <w:r>
           <w:delText xml:space="preserve">have the disease and</w:delText>
         </w:r>
       </w:del>
-      <w:del w:id="510" w:author="PR Preview" w:date="2026-01-01T00:00:00Z">
+      <w:del w:id="540" w:author="PR Preview" w:date="2026-01-01T00:00:00Z">
         <w:r>
           <w:delText xml:space="preserve"> </w:delText>
         </w:r>
@@ -21347,27 +21542,27 @@
           <m:t>99</m:t>
         </m:r>
       </m:oMath>
-      <w:del w:id="511" w:author="PR Preview" w:date="2026-01-01T00:00:00Z">
+      <w:del w:id="541" w:author="PR Preview" w:date="2026-01-01T00:00:00Z">
         <w:r>
           <w:delText xml:space="preserve"> </w:delText>
         </w:r>
       </w:del>
-      <w:del w:id="512" w:author="PR Preview" w:date="2026-01-01T00:00:00Z">
+      <w:del w:id="542" w:author="PR Preview" w:date="2026-01-01T00:00:00Z">
         <w:r>
           <w:delText xml:space="preserve">of</w:delText>
         </w:r>
       </w:del>
-      <w:del w:id="513" w:author="PR Preview" w:date="2026-01-01T00:00:00Z">
+      <w:del w:id="543" w:author="PR Preview" w:date="2026-01-01T00:00:00Z">
         <w:r>
           <w:delText xml:space="preserve"> </w:delText>
         </w:r>
       </w:del>
-      <w:del w:id="514" w:author="PR Preview" w:date="2026-01-01T00:00:00Z">
+      <w:del w:id="544" w:author="PR Preview" w:date="2026-01-01T00:00:00Z">
         <w:r>
           <w:delText xml:space="preserve">them test positive, while</w:delText>
         </w:r>
       </w:del>
-      <w:del w:id="515" w:author="PR Preview" w:date="2026-01-01T00:00:00Z">
+      <w:del w:id="545" w:author="PR Preview" w:date="2026-01-01T00:00:00Z">
         <w:r>
           <w:delText xml:space="preserve"> </w:delText>
         </w:r>
@@ -21386,17 +21581,17 @@
           <m:t>900</m:t>
         </m:r>
       </m:oMath>
-      <w:del w:id="516" w:author="PR Preview" w:date="2026-01-01T00:00:00Z">
+      <w:del w:id="546" w:author="PR Preview" w:date="2026-01-01T00:00:00Z">
         <w:r>
           <w:delText xml:space="preserve"> </w:delText>
         </w:r>
       </w:del>
-      <w:del w:id="517" w:author="PR Preview" w:date="2026-01-01T00:00:00Z">
+      <w:del w:id="547" w:author="PR Preview" w:date="2026-01-01T00:00:00Z">
         <w:r>
           <w:delText xml:space="preserve">do not have it and about</w:delText>
         </w:r>
       </w:del>
-      <w:del w:id="518" w:author="PR Preview" w:date="2026-01-01T00:00:00Z">
+      <w:del w:id="548" w:author="PR Preview" w:date="2026-01-01T00:00:00Z">
         <w:r>
           <w:delText xml:space="preserve"> </w:delText>
         </w:r>
@@ -21406,42 +21601,42 @@
           <m:t>999</m:t>
         </m:r>
       </m:oMath>
-      <w:del w:id="519" w:author="PR Preview" w:date="2026-01-01T00:00:00Z">
+      <w:del w:id="549" w:author="PR Preview" w:date="2026-01-01T00:00:00Z">
         <w:r>
           <w:delText xml:space="preserve"> </w:delText>
         </w:r>
       </w:del>
-      <w:del w:id="520" w:author="PR Preview" w:date="2026-01-01T00:00:00Z">
+      <w:del w:id="550" w:author="PR Preview" w:date="2026-01-01T00:00:00Z">
         <w:r>
           <w:delText xml:space="preserve">of them</w:delText>
         </w:r>
       </w:del>
-      <w:del w:id="521" w:author="PR Preview" w:date="2026-01-01T00:00:00Z">
+      <w:del w:id="551" w:author="PR Preview" w:date="2026-01-01T00:00:00Z">
         <w:r>
           <w:delText xml:space="preserve"> </w:delText>
         </w:r>
       </w:del>
-      <w:del w:id="522" w:author="PR Preview" w:date="2026-01-01T00:00:00Z">
+      <w:del w:id="552" w:author="PR Preview" w:date="2026-01-01T00:00:00Z">
         <w:r>
           <w:delText xml:space="preserve">test positive anyway.</w:delText>
         </w:r>
       </w:del>
-      <w:del w:id="523" w:author="PR Preview" w:date="2026-01-01T00:00:00Z">
+      <w:del w:id="553" w:author="PR Preview" w:date="2026-01-01T00:00:00Z">
         <w:r>
           <w:delText xml:space="preserve"> </w:delText>
         </w:r>
       </w:del>
-      <w:del w:id="524" w:author="PR Preview" w:date="2026-01-01T00:00:00Z">
+      <w:del w:id="554" w:author="PR Preview" w:date="2026-01-01T00:00:00Z">
         <w:r>
           <w:delText xml:space="preserve">The false positives outnumber the true positives ten to one,</w:delText>
         </w:r>
       </w:del>
-      <w:del w:id="525" w:author="PR Preview" w:date="2026-01-01T00:00:00Z">
+      <w:del w:id="555" w:author="PR Preview" w:date="2026-01-01T00:00:00Z">
         <w:r>
           <w:delText xml:space="preserve"> </w:delText>
         </w:r>
       </w:del>
-      <w:del w:id="526" w:author="PR Preview" w:date="2026-01-01T00:00:00Z">
+      <w:del w:id="556" w:author="PR Preview" w:date="2026-01-01T00:00:00Z">
         <w:r>
           <w:delText xml:space="preserve">because there are a thousand times more people available to produce them.</w:delText>
         </w:r>
@@ -21451,17 +21646,17 @@
       <w:pPr>
         <w:pStyle w:val="BodyText"/>
       </w:pPr>
-      <w:ins w:id="527" w:author="PR Preview" w:date="2026-01-01T00:00:00Z">
+      <w:ins w:id="557" w:author="PR Preview" w:date="2026-01-01T00:00:00Z">
         <w:r>
           <w:t xml:space="preserve">The reason is the</w:t>
         </w:r>
       </w:ins>
-      <w:ins w:id="528" w:author="PR Preview" w:date="2026-01-01T00:00:00Z">
+      <w:ins w:id="558" w:author="PR Preview" w:date="2026-01-01T00:00:00Z">
         <w:r>
           <w:t xml:space="preserve"> </w:t>
         </w:r>
       </w:ins>
-      <w:ins w:id="529" w:author="PR Preview" w:date="2026-01-01T00:00:00Z">
+      <w:ins w:id="559" w:author="PR Preview" w:date="2026-01-01T00:00:00Z">
         <w:r>
           <w:rPr>
             <w:b/>
@@ -21470,32 +21665,32 @@
           <w:t xml:space="preserve">base rate</w:t>
         </w:r>
       </w:ins>
-      <w:ins w:id="530" w:author="PR Preview" w:date="2026-01-01T00:00:00Z">
+      <w:ins w:id="560" w:author="PR Preview" w:date="2026-01-01T00:00:00Z">
         <w:r>
           <w:t xml:space="preserve"> </w:t>
         </w:r>
       </w:ins>
-      <w:ins w:id="531" w:author="PR Preview" w:date="2026-01-01T00:00:00Z">
+      <w:ins w:id="561" w:author="PR Preview" w:date="2026-01-01T00:00:00Z">
         <w:r>
           <w:t xml:space="preserve">[14]</w:t>
         </w:r>
       </w:ins>
-      <w:ins w:id="532" w:author="PR Preview" w:date="2026-01-01T00:00:00Z">
+      <w:ins w:id="562" w:author="PR Preview" w:date="2026-01-01T00:00:00Z">
         <w:r>
           <w:t xml:space="preserve">.</w:t>
         </w:r>
       </w:ins>
-      <w:ins w:id="533" w:author="PR Preview" w:date="2026-01-01T00:00:00Z">
+      <w:ins w:id="563" w:author="PR Preview" w:date="2026-01-01T00:00:00Z">
         <w:r>
           <w:t xml:space="preserve"> </w:t>
         </w:r>
       </w:ins>
-      <w:ins w:id="534" w:author="PR Preview" w:date="2026-01-01T00:00:00Z">
+      <w:ins w:id="564" w:author="PR Preview" w:date="2026-01-01T00:00:00Z">
         <w:r>
           <w:t xml:space="preserve">Out of</w:t>
         </w:r>
       </w:ins>
-      <w:ins w:id="535" w:author="PR Preview" w:date="2026-01-01T00:00:00Z">
+      <w:ins w:id="565" w:author="PR Preview" w:date="2026-01-01T00:00:00Z">
         <w:r>
           <w:t xml:space="preserve"> </w:t>
         </w:r>
@@ -21514,17 +21709,17 @@
           <m:t>000</m:t>
         </m:r>
       </m:oMath>
-      <w:ins w:id="536" w:author="PR Preview" w:date="2026-01-01T00:00:00Z">
+      <w:ins w:id="566" w:author="PR Preview" w:date="2026-01-01T00:00:00Z">
         <w:r>
           <w:t xml:space="preserve"> </w:t>
         </w:r>
       </w:ins>
-      <w:ins w:id="537" w:author="PR Preview" w:date="2026-01-01T00:00:00Z">
+      <w:ins w:id="567" w:author="PR Preview" w:date="2026-01-01T00:00:00Z">
         <w:r>
           <w:t xml:space="preserve">people screened, about</w:t>
         </w:r>
       </w:ins>
-      <w:ins w:id="538" w:author="PR Preview" w:date="2026-01-01T00:00:00Z">
+      <w:ins w:id="568" w:author="PR Preview" w:date="2026-01-01T00:00:00Z">
         <w:r>
           <w:t xml:space="preserve"> </w:t>
         </w:r>
@@ -21534,17 +21729,17 @@
           <m:t>100</m:t>
         </m:r>
       </m:oMath>
-      <w:ins w:id="539" w:author="PR Preview" w:date="2026-01-01T00:00:00Z">
+      <w:ins w:id="569" w:author="PR Preview" w:date="2026-01-01T00:00:00Z">
         <w:r>
           <w:t xml:space="preserve"> </w:t>
         </w:r>
       </w:ins>
-      <w:ins w:id="540" w:author="PR Preview" w:date="2026-01-01T00:00:00Z">
+      <w:ins w:id="570" w:author="PR Preview" w:date="2026-01-01T00:00:00Z">
         <w:r>
           <w:t xml:space="preserve">have the disease and</w:t>
         </w:r>
       </w:ins>
-      <w:ins w:id="541" w:author="PR Preview" w:date="2026-01-01T00:00:00Z">
+      <w:ins w:id="571" w:author="PR Preview" w:date="2026-01-01T00:00:00Z">
         <w:r>
           <w:t xml:space="preserve"> </w:t>
         </w:r>
@@ -21554,27 +21749,27 @@
           <m:t>99</m:t>
         </m:r>
       </m:oMath>
-      <w:ins w:id="542" w:author="PR Preview" w:date="2026-01-01T00:00:00Z">
+      <w:ins w:id="572" w:author="PR Preview" w:date="2026-01-01T00:00:00Z">
         <w:r>
           <w:t xml:space="preserve"> </w:t>
         </w:r>
       </w:ins>
-      <w:ins w:id="543" w:author="PR Preview" w:date="2026-01-01T00:00:00Z">
+      <w:ins w:id="573" w:author="PR Preview" w:date="2026-01-01T00:00:00Z">
         <w:r>
           <w:t xml:space="preserve">of</w:t>
         </w:r>
       </w:ins>
-      <w:ins w:id="544" w:author="PR Preview" w:date="2026-01-01T00:00:00Z">
+      <w:ins w:id="574" w:author="PR Preview" w:date="2026-01-01T00:00:00Z">
         <w:r>
           <w:t xml:space="preserve"> </w:t>
         </w:r>
       </w:ins>
-      <w:ins w:id="545" w:author="PR Preview" w:date="2026-01-01T00:00:00Z">
+      <w:ins w:id="575" w:author="PR Preview" w:date="2026-01-01T00:00:00Z">
         <w:r>
           <w:t xml:space="preserve">them test positive, while</w:t>
         </w:r>
       </w:ins>
-      <w:ins w:id="546" w:author="PR Preview" w:date="2026-01-01T00:00:00Z">
+      <w:ins w:id="576" w:author="PR Preview" w:date="2026-01-01T00:00:00Z">
         <w:r>
           <w:t xml:space="preserve"> </w:t>
         </w:r>
@@ -21593,17 +21788,17 @@
           <m:t>900</m:t>
         </m:r>
       </m:oMath>
-      <w:ins w:id="547" w:author="PR Preview" w:date="2026-01-01T00:00:00Z">
+      <w:ins w:id="577" w:author="PR Preview" w:date="2026-01-01T00:00:00Z">
         <w:r>
           <w:t xml:space="preserve"> </w:t>
         </w:r>
       </w:ins>
-      <w:ins w:id="548" w:author="PR Preview" w:date="2026-01-01T00:00:00Z">
+      <w:ins w:id="578" w:author="PR Preview" w:date="2026-01-01T00:00:00Z">
         <w:r>
           <w:t xml:space="preserve">do not have it and about</w:t>
         </w:r>
       </w:ins>
-      <w:ins w:id="549" w:author="PR Preview" w:date="2026-01-01T00:00:00Z">
+      <w:ins w:id="579" w:author="PR Preview" w:date="2026-01-01T00:00:00Z">
         <w:r>
           <w:t xml:space="preserve"> </w:t>
         </w:r>
@@ -21613,42 +21808,42 @@
           <m:t>999</m:t>
         </m:r>
       </m:oMath>
-      <w:ins w:id="550" w:author="PR Preview" w:date="2026-01-01T00:00:00Z">
+      <w:ins w:id="580" w:author="PR Preview" w:date="2026-01-01T00:00:00Z">
         <w:r>
           <w:t xml:space="preserve"> </w:t>
         </w:r>
       </w:ins>
-      <w:ins w:id="551" w:author="PR Preview" w:date="2026-01-01T00:00:00Z">
+      <w:ins w:id="581" w:author="PR Preview" w:date="2026-01-01T00:00:00Z">
         <w:r>
           <w:t xml:space="preserve">of them</w:t>
         </w:r>
       </w:ins>
-      <w:ins w:id="552" w:author="PR Preview" w:date="2026-01-01T00:00:00Z">
+      <w:ins w:id="582" w:author="PR Preview" w:date="2026-01-01T00:00:00Z">
         <w:r>
           <w:t xml:space="preserve"> </w:t>
         </w:r>
       </w:ins>
-      <w:ins w:id="553" w:author="PR Preview" w:date="2026-01-01T00:00:00Z">
+      <w:ins w:id="583" w:author="PR Preview" w:date="2026-01-01T00:00:00Z">
         <w:r>
           <w:t xml:space="preserve">test positive anyway.</w:t>
         </w:r>
       </w:ins>
-      <w:ins w:id="554" w:author="PR Preview" w:date="2026-01-01T00:00:00Z">
+      <w:ins w:id="584" w:author="PR Preview" w:date="2026-01-01T00:00:00Z">
         <w:r>
           <w:t xml:space="preserve"> </w:t>
         </w:r>
       </w:ins>
-      <w:ins w:id="555" w:author="PR Preview" w:date="2026-01-01T00:00:00Z">
+      <w:ins w:id="585" w:author="PR Preview" w:date="2026-01-01T00:00:00Z">
         <w:r>
           <w:t xml:space="preserve">The false positives outnumber the true positives ten to one,</w:t>
         </w:r>
       </w:ins>
-      <w:ins w:id="556" w:author="PR Preview" w:date="2026-01-01T00:00:00Z">
+      <w:ins w:id="586" w:author="PR Preview" w:date="2026-01-01T00:00:00Z">
         <w:r>
           <w:t xml:space="preserve"> </w:t>
         </w:r>
       </w:ins>
-      <w:ins w:id="557" w:author="PR Preview" w:date="2026-01-01T00:00:00Z">
+      <w:ins w:id="587" w:author="PR Preview" w:date="2026-01-01T00:00:00Z">
         <w:r>
           <w:t xml:space="preserve">because there are a thousand times more people available to produce them.</w:t>
         </w:r>
@@ -22000,33 +22195,33 @@
       <w:pPr>
         <w:pStyle w:val="BodyText"/>
       </w:pPr>
-      <w:del w:id="558" w:author="PR Preview" w:date="2026-01-01T00:00:00Z">
+      <w:del w:id="588" w:author="PR Preview" w:date="2026-01-01T00:00:00Z">
         <w:r>
           <w:delText xml:space="preserve">5MinuteAI’s five-minute videos follow the same course</w:delText>
         </w:r>
       </w:del>
-      <w:del w:id="559" w:author="PR Preview" w:date="2026-01-01T00:00:00Z">
+      <w:del w:id="589" w:author="PR Preview" w:date="2026-01-01T00:00:00Z">
         <w:r>
           <w:delText xml:space="preserve"> </w:delText>
         </w:r>
       </w:del>
-      <w:del w:id="560" w:author="PR Preview" w:date="2026-01-01T00:00:00Z">
+      <w:del w:id="590" w:author="PR Preview" w:date="2026-01-01T00:00:00Z">
         <w:r>
           <w:delText xml:space="preserve">[14]</w:delText>
         </w:r>
       </w:del>
-      <w:del w:id="561" w:author="PR Preview" w:date="2026-01-01T00:00:00Z">
+      <w:del w:id="591" w:author="PR Preview" w:date="2026-01-01T00:00:00Z">
         <w:r>
           <w:delText xml:space="preserve">:</w:delText>
         </w:r>
       </w:del>
-      <w:del w:id="562" w:author="PR Preview" w:date="2026-01-01T00:00:00Z">
+      <w:del w:id="592" w:author="PR Preview" w:date="2026-01-01T00:00:00Z">
         <w:r>
           <w:delText xml:space="preserve"> </w:delText>
         </w:r>
       </w:del>
       <w:hyperlink r:id="rId89">
-        <w:del w:id="563" w:author="PR Preview" w:date="2026-01-01T00:00:00Z">
+        <w:del w:id="593" w:author="PR Preview" w:date="2026-01-01T00:00:00Z">
           <w:r>
             <w:rPr>
               <w:rStyle w:val="Hyperlink"/>
@@ -22035,23 +22230,23 @@
           </w:r>
         </w:del>
       </w:hyperlink>
-      <w:del w:id="564" w:author="PR Preview" w:date="2026-01-01T00:00:00Z">
+      <w:del w:id="594" w:author="PR Preview" w:date="2026-01-01T00:00:00Z">
         <w:r>
           <w:delText xml:space="preserve"> </w:delText>
         </w:r>
       </w:del>
-      <w:del w:id="565" w:author="PR Preview" w:date="2026-01-01T00:00:00Z">
+      <w:del w:id="595" w:author="PR Preview" w:date="2026-01-01T00:00:00Z">
         <w:r>
           <w:delText xml:space="preserve">and</w:delText>
         </w:r>
       </w:del>
-      <w:del w:id="566" w:author="PR Preview" w:date="2026-01-01T00:00:00Z">
+      <w:del w:id="596" w:author="PR Preview" w:date="2026-01-01T00:00:00Z">
         <w:r>
           <w:delText xml:space="preserve"> </w:delText>
         </w:r>
       </w:del>
       <w:hyperlink r:id="rId90">
-        <w:del w:id="567" w:author="PR Preview" w:date="2026-01-01T00:00:00Z">
+        <w:del w:id="597" w:author="PR Preview" w:date="2026-01-01T00:00:00Z">
           <w:r>
             <w:rPr>
               <w:rStyle w:val="Hyperlink"/>
@@ -22060,7 +22255,7 @@
           </w:r>
         </w:del>
       </w:hyperlink>
-      <w:del w:id="568" w:author="PR Preview" w:date="2026-01-01T00:00:00Z">
+      <w:del w:id="598" w:author="PR Preview" w:date="2026-01-01T00:00:00Z">
         <w:r>
           <w:delText xml:space="preserve">.</w:delText>
         </w:r>
@@ -22070,33 +22265,33 @@
       <w:pPr>
         <w:pStyle w:val="BodyText"/>
       </w:pPr>
-      <w:ins w:id="569" w:author="PR Preview" w:date="2026-01-01T00:00:00Z">
+      <w:ins w:id="599" w:author="PR Preview" w:date="2026-01-01T00:00:00Z">
         <w:r>
           <w:t xml:space="preserve">5MinuteAI’s five-minute videos follow the same course</w:t>
         </w:r>
       </w:ins>
-      <w:ins w:id="570" w:author="PR Preview" w:date="2026-01-01T00:00:00Z">
+      <w:ins w:id="600" w:author="PR Preview" w:date="2026-01-01T00:00:00Z">
         <w:r>
           <w:t xml:space="preserve"> </w:t>
         </w:r>
       </w:ins>
-      <w:ins w:id="571" w:author="PR Preview" w:date="2026-01-01T00:00:00Z">
+      <w:ins w:id="601" w:author="PR Preview" w:date="2026-01-01T00:00:00Z">
         <w:r>
           <w:t xml:space="preserve">[16]</w:t>
         </w:r>
       </w:ins>
-      <w:ins w:id="572" w:author="PR Preview" w:date="2026-01-01T00:00:00Z">
+      <w:ins w:id="602" w:author="PR Preview" w:date="2026-01-01T00:00:00Z">
         <w:r>
           <w:t xml:space="preserve">:</w:t>
         </w:r>
       </w:ins>
-      <w:ins w:id="573" w:author="PR Preview" w:date="2026-01-01T00:00:00Z">
+      <w:ins w:id="603" w:author="PR Preview" w:date="2026-01-01T00:00:00Z">
         <w:r>
           <w:t xml:space="preserve"> </w:t>
         </w:r>
       </w:ins>
       <w:hyperlink r:id="rId89">
-        <w:ins w:id="574" w:author="PR Preview" w:date="2026-01-01T00:00:00Z">
+        <w:ins w:id="604" w:author="PR Preview" w:date="2026-01-01T00:00:00Z">
           <w:r>
             <w:rPr>
               <w:rStyle w:val="Hyperlink"/>
@@ -22105,23 +22300,23 @@
           </w:r>
         </w:ins>
       </w:hyperlink>
-      <w:ins w:id="575" w:author="PR Preview" w:date="2026-01-01T00:00:00Z">
+      <w:ins w:id="605" w:author="PR Preview" w:date="2026-01-01T00:00:00Z">
         <w:r>
           <w:t xml:space="preserve"> </w:t>
         </w:r>
       </w:ins>
-      <w:ins w:id="576" w:author="PR Preview" w:date="2026-01-01T00:00:00Z">
+      <w:ins w:id="606" w:author="PR Preview" w:date="2026-01-01T00:00:00Z">
         <w:r>
           <w:t xml:space="preserve">and</w:t>
         </w:r>
       </w:ins>
-      <w:ins w:id="577" w:author="PR Preview" w:date="2026-01-01T00:00:00Z">
+      <w:ins w:id="607" w:author="PR Preview" w:date="2026-01-01T00:00:00Z">
         <w:r>
           <w:t xml:space="preserve"> </w:t>
         </w:r>
       </w:ins>
       <w:hyperlink r:id="rId90">
-        <w:ins w:id="578" w:author="PR Preview" w:date="2026-01-01T00:00:00Z">
+        <w:ins w:id="608" w:author="PR Preview" w:date="2026-01-01T00:00:00Z">
           <w:r>
             <w:rPr>
               <w:rStyle w:val="Hyperlink"/>
@@ -22130,7 +22325,7 @@
           </w:r>
         </w:ins>
       </w:hyperlink>
-      <w:ins w:id="579" w:author="PR Preview" w:date="2026-01-01T00:00:00Z">
+      <w:ins w:id="609" w:author="PR Preview" w:date="2026-01-01T00:00:00Z">
         <w:r>
           <w:t xml:space="preserve">.</w:t>
         </w:r>
@@ -22480,78 +22675,78 @@
       <w:pPr>
         <w:pStyle w:val="Bibliography"/>
       </w:pPr>
-      <w:del w:id="580" w:author="PR Preview" w:date="2026-01-01T00:00:00Z">
+      <w:del w:id="610" w:author="PR Preview" w:date="2026-01-01T00:00:00Z">
         <w:r>
           <w:delText xml:space="preserve">[7]</w:delText>
         </w:r>
       </w:del>
-      <w:del w:id="581" w:author="PR Preview" w:date="2026-01-01T00:00:00Z">
+      <w:del w:id="611" w:author="PR Preview" w:date="2026-01-01T00:00:00Z">
         <w:r>
           <w:delText xml:space="preserve"> </w:delText>
         </w:r>
       </w:del>
-      <w:del w:id="582" w:author="PR Preview" w:date="2026-01-01T00:00:00Z">
+      <w:del w:id="612" w:author="PR Preview" w:date="2026-01-01T00:00:00Z">
         <w:r>
           <w:delText xml:space="preserve">	</w:delText>
         </w:r>
       </w:del>
-      <w:del w:id="583" w:author="PR Preview" w:date="2026-01-01T00:00:00Z">
+      <w:del w:id="613" w:author="PR Preview" w:date="2026-01-01T00:00:00Z">
         <w:r>
           <w:delText xml:space="preserve">Wikipedia contributors,</w:delText>
         </w:r>
       </w:del>
-      <w:del w:id="584" w:author="PR Preview" w:date="2026-01-01T00:00:00Z">
+      <w:del w:id="614" w:author="PR Preview" w:date="2026-01-01T00:00:00Z">
         <w:r>
           <w:delText xml:space="preserve"> </w:delText>
         </w:r>
       </w:del>
-      <w:del w:id="585" w:author="PR Preview" w:date="2026-01-01T00:00:00Z">
+      <w:del w:id="615" w:author="PR Preview" w:date="2026-01-01T00:00:00Z">
         <w:r>
           <w:delText xml:space="preserve">“Conditional probability —</w:delText>
         </w:r>
       </w:del>
-      <w:del w:id="586" w:author="PR Preview" w:date="2026-01-01T00:00:00Z">
+      <w:del w:id="616" w:author="PR Preview" w:date="2026-01-01T00:00:00Z">
         <w:r>
           <w:delText xml:space="preserve"> </w:delText>
         </w:r>
       </w:del>
-      <w:del w:id="587" w:author="PR Preview" w:date="2026-01-01T00:00:00Z">
+      <w:del w:id="617" w:author="PR Preview" w:date="2026-01-01T00:00:00Z">
         <w:r>
           <w:delText xml:space="preserve">Wikipedia</w:delText>
         </w:r>
       </w:del>
-      <w:del w:id="588" w:author="PR Preview" w:date="2026-01-01T00:00:00Z">
+      <w:del w:id="618" w:author="PR Preview" w:date="2026-01-01T00:00:00Z">
         <w:r>
           <w:delText xml:space="preserve">,</w:delText>
         </w:r>
       </w:del>
-      <w:del w:id="589" w:author="PR Preview" w:date="2026-01-01T00:00:00Z">
+      <w:del w:id="619" w:author="PR Preview" w:date="2026-01-01T00:00:00Z">
         <w:r>
           <w:delText xml:space="preserve"> </w:delText>
         </w:r>
       </w:del>
-      <w:del w:id="590" w:author="PR Preview" w:date="2026-01-01T00:00:00Z">
+      <w:del w:id="620" w:author="PR Preview" w:date="2026-01-01T00:00:00Z">
         <w:r>
           <w:delText xml:space="preserve">the free encyclopedia.”</w:delText>
         </w:r>
       </w:del>
-      <w:del w:id="591" w:author="PR Preview" w:date="2026-01-01T00:00:00Z">
+      <w:del w:id="621" w:author="PR Preview" w:date="2026-01-01T00:00:00Z">
         <w:r>
           <w:delText xml:space="preserve"> </w:delText>
         </w:r>
       </w:del>
-      <w:del w:id="592" w:author="PR Preview" w:date="2026-01-01T00:00:00Z">
+      <w:del w:id="622" w:author="PR Preview" w:date="2026-01-01T00:00:00Z">
         <w:r>
           <w:delText xml:space="preserve">2026. Available:</w:delText>
         </w:r>
       </w:del>
-      <w:del w:id="593" w:author="PR Preview" w:date="2026-01-01T00:00:00Z">
+      <w:del w:id="623" w:author="PR Preview" w:date="2026-01-01T00:00:00Z">
         <w:r>
           <w:delText xml:space="preserve"> </w:delText>
         </w:r>
       </w:del>
       <w:hyperlink r:id="rId108">
-        <w:del w:id="594" w:author="PR Preview" w:date="2026-01-01T00:00:00Z">
+        <w:del w:id="624" w:author="PR Preview" w:date="2026-01-01T00:00:00Z">
           <w:r>
             <w:rPr>
               <w:rStyle w:val="Hyperlink"/>
@@ -22565,53 +22760,53 @@
       <w:pPr>
         <w:pStyle w:val="Bibliography"/>
       </w:pPr>
-      <w:del w:id="595" w:author="PR Preview" w:date="2026-01-01T00:00:00Z">
+      <w:del w:id="625" w:author="PR Preview" w:date="2026-01-01T00:00:00Z">
         <w:r>
           <w:delText xml:space="preserve">[8]</w:delText>
         </w:r>
       </w:del>
-      <w:del w:id="596" w:author="PR Preview" w:date="2026-01-01T00:00:00Z">
+      <w:del w:id="626" w:author="PR Preview" w:date="2026-01-01T00:00:00Z">
         <w:r>
           <w:delText xml:space="preserve"> </w:delText>
         </w:r>
       </w:del>
-      <w:del w:id="597" w:author="PR Preview" w:date="2026-01-01T00:00:00Z">
+      <w:del w:id="627" w:author="PR Preview" w:date="2026-01-01T00:00:00Z">
         <w:r>
           <w:delText xml:space="preserve">	</w:delText>
         </w:r>
       </w:del>
-      <w:del w:id="598" w:author="PR Preview" w:date="2026-01-01T00:00:00Z">
+      <w:del w:id="628" w:author="PR Preview" w:date="2026-01-01T00:00:00Z">
         <w:r>
           <w:delText xml:space="preserve">K. Ross,</w:delText>
         </w:r>
       </w:del>
-      <w:del w:id="599" w:author="PR Preview" w:date="2026-01-01T00:00:00Z">
+      <w:del w:id="629" w:author="PR Preview" w:date="2026-01-01T00:00:00Z">
         <w:r>
           <w:delText xml:space="preserve"> </w:delText>
         </w:r>
       </w:del>
-      <w:del w:id="600" w:author="PR Preview" w:date="2026-01-01T00:00:00Z">
+      <w:del w:id="630" w:author="PR Preview" w:date="2026-01-01T00:00:00Z">
         <w:r>
           <w:delText xml:space="preserve">“An introduction to probability and simulation.”</w:delText>
         </w:r>
       </w:del>
-      <w:del w:id="601" w:author="PR Preview" w:date="2026-01-01T00:00:00Z">
+      <w:del w:id="631" w:author="PR Preview" w:date="2026-01-01T00:00:00Z">
         <w:r>
           <w:delText xml:space="preserve"> </w:delText>
         </w:r>
       </w:del>
-      <w:del w:id="602" w:author="PR Preview" w:date="2026-01-01T00:00:00Z">
+      <w:del w:id="632" w:author="PR Preview" w:date="2026-01-01T00:00:00Z">
         <w:r>
           <w:delText xml:space="preserve">Bookdown, 2022. Available:</w:delText>
         </w:r>
       </w:del>
-      <w:del w:id="603" w:author="PR Preview" w:date="2026-01-01T00:00:00Z">
+      <w:del w:id="633" w:author="PR Preview" w:date="2026-01-01T00:00:00Z">
         <w:r>
           <w:delText xml:space="preserve"> </w:delText>
         </w:r>
       </w:del>
       <w:hyperlink r:id="rId110">
-        <w:del w:id="604" w:author="PR Preview" w:date="2026-01-01T00:00:00Z">
+        <w:del w:id="634" w:author="PR Preview" w:date="2026-01-01T00:00:00Z">
           <w:r>
             <w:rPr>
               <w:rStyle w:val="Hyperlink"/>
@@ -22625,78 +22820,78 @@
       <w:pPr>
         <w:pStyle w:val="Bibliography"/>
       </w:pPr>
-      <w:del w:id="605" w:author="PR Preview" w:date="2026-01-01T00:00:00Z">
+      <w:del w:id="635" w:author="PR Preview" w:date="2026-01-01T00:00:00Z">
         <w:r>
           <w:delText xml:space="preserve">[9]</w:delText>
         </w:r>
       </w:del>
-      <w:del w:id="606" w:author="PR Preview" w:date="2026-01-01T00:00:00Z">
+      <w:del w:id="636" w:author="PR Preview" w:date="2026-01-01T00:00:00Z">
         <w:r>
           <w:delText xml:space="preserve"> </w:delText>
         </w:r>
       </w:del>
-      <w:del w:id="607" w:author="PR Preview" w:date="2026-01-01T00:00:00Z">
+      <w:del w:id="637" w:author="PR Preview" w:date="2026-01-01T00:00:00Z">
         <w:r>
           <w:delText xml:space="preserve">	</w:delText>
         </w:r>
       </w:del>
-      <w:del w:id="608" w:author="PR Preview" w:date="2026-01-01T00:00:00Z">
+      <w:del w:id="638" w:author="PR Preview" w:date="2026-01-01T00:00:00Z">
         <w:r>
           <w:delText xml:space="preserve">Wikipedia contributors,</w:delText>
         </w:r>
       </w:del>
-      <w:del w:id="609" w:author="PR Preview" w:date="2026-01-01T00:00:00Z">
+      <w:del w:id="639" w:author="PR Preview" w:date="2026-01-01T00:00:00Z">
         <w:r>
           <w:delText xml:space="preserve"> </w:delText>
         </w:r>
       </w:del>
-      <w:del w:id="610" w:author="PR Preview" w:date="2026-01-01T00:00:00Z">
+      <w:del w:id="640" w:author="PR Preview" w:date="2026-01-01T00:00:00Z">
         <w:r>
           <w:delText xml:space="preserve">“Law of total probability —</w:delText>
         </w:r>
       </w:del>
-      <w:del w:id="611" w:author="PR Preview" w:date="2026-01-01T00:00:00Z">
+      <w:del w:id="641" w:author="PR Preview" w:date="2026-01-01T00:00:00Z">
         <w:r>
           <w:delText xml:space="preserve"> </w:delText>
         </w:r>
       </w:del>
-      <w:del w:id="612" w:author="PR Preview" w:date="2026-01-01T00:00:00Z">
+      <w:del w:id="642" w:author="PR Preview" w:date="2026-01-01T00:00:00Z">
         <w:r>
           <w:delText xml:space="preserve">Wikipedia</w:delText>
         </w:r>
       </w:del>
-      <w:del w:id="613" w:author="PR Preview" w:date="2026-01-01T00:00:00Z">
+      <w:del w:id="643" w:author="PR Preview" w:date="2026-01-01T00:00:00Z">
         <w:r>
           <w:delText xml:space="preserve">,</w:delText>
         </w:r>
       </w:del>
-      <w:del w:id="614" w:author="PR Preview" w:date="2026-01-01T00:00:00Z">
+      <w:del w:id="644" w:author="PR Preview" w:date="2026-01-01T00:00:00Z">
         <w:r>
           <w:delText xml:space="preserve"> </w:delText>
         </w:r>
       </w:del>
-      <w:del w:id="615" w:author="PR Preview" w:date="2026-01-01T00:00:00Z">
+      <w:del w:id="645" w:author="PR Preview" w:date="2026-01-01T00:00:00Z">
         <w:r>
           <w:delText xml:space="preserve">the free encyclopedia.”</w:delText>
         </w:r>
       </w:del>
-      <w:del w:id="616" w:author="PR Preview" w:date="2026-01-01T00:00:00Z">
+      <w:del w:id="646" w:author="PR Preview" w:date="2026-01-01T00:00:00Z">
         <w:r>
           <w:delText xml:space="preserve"> </w:delText>
         </w:r>
       </w:del>
-      <w:del w:id="617" w:author="PR Preview" w:date="2026-01-01T00:00:00Z">
+      <w:del w:id="647" w:author="PR Preview" w:date="2026-01-01T00:00:00Z">
         <w:r>
           <w:delText xml:space="preserve">2026. Available:</w:delText>
         </w:r>
       </w:del>
-      <w:del w:id="618" w:author="PR Preview" w:date="2026-01-01T00:00:00Z">
+      <w:del w:id="648" w:author="PR Preview" w:date="2026-01-01T00:00:00Z">
         <w:r>
           <w:delText xml:space="preserve"> </w:delText>
         </w:r>
       </w:del>
       <w:hyperlink r:id="rId112">
-        <w:del w:id="619" w:author="PR Preview" w:date="2026-01-01T00:00:00Z">
+        <w:del w:id="649" w:author="PR Preview" w:date="2026-01-01T00:00:00Z">
           <w:r>
             <w:rPr>
               <w:rStyle w:val="Hyperlink"/>
@@ -22710,78 +22905,78 @@
       <w:pPr>
         <w:pStyle w:val="Bibliography"/>
       </w:pPr>
-      <w:del w:id="620" w:author="PR Preview" w:date="2026-01-01T00:00:00Z">
+      <w:del w:id="650" w:author="PR Preview" w:date="2026-01-01T00:00:00Z">
         <w:r>
           <w:delText xml:space="preserve">[10]</w:delText>
         </w:r>
       </w:del>
-      <w:del w:id="621" w:author="PR Preview" w:date="2026-01-01T00:00:00Z">
+      <w:del w:id="651" w:author="PR Preview" w:date="2026-01-01T00:00:00Z">
         <w:r>
           <w:delText xml:space="preserve"> </w:delText>
         </w:r>
       </w:del>
-      <w:del w:id="622" w:author="PR Preview" w:date="2026-01-01T00:00:00Z">
+      <w:del w:id="652" w:author="PR Preview" w:date="2026-01-01T00:00:00Z">
         <w:r>
           <w:delText xml:space="preserve">	</w:delText>
         </w:r>
       </w:del>
-      <w:del w:id="623" w:author="PR Preview" w:date="2026-01-01T00:00:00Z">
+      <w:del w:id="653" w:author="PR Preview" w:date="2026-01-01T00:00:00Z">
         <w:r>
           <w:delText xml:space="preserve">Wikipedia contributors,</w:delText>
         </w:r>
       </w:del>
-      <w:del w:id="624" w:author="PR Preview" w:date="2026-01-01T00:00:00Z">
+      <w:del w:id="654" w:author="PR Preview" w:date="2026-01-01T00:00:00Z">
         <w:r>
           <w:delText xml:space="preserve"> </w:delText>
         </w:r>
       </w:del>
-      <w:del w:id="625" w:author="PR Preview" w:date="2026-01-01T00:00:00Z">
+      <w:del w:id="655" w:author="PR Preview" w:date="2026-01-01T00:00:00Z">
         <w:r>
           <w:delText xml:space="preserve">“Bayes’ theorem —</w:delText>
         </w:r>
       </w:del>
-      <w:del w:id="626" w:author="PR Preview" w:date="2026-01-01T00:00:00Z">
+      <w:del w:id="656" w:author="PR Preview" w:date="2026-01-01T00:00:00Z">
         <w:r>
           <w:delText xml:space="preserve"> </w:delText>
         </w:r>
       </w:del>
-      <w:del w:id="627" w:author="PR Preview" w:date="2026-01-01T00:00:00Z">
+      <w:del w:id="657" w:author="PR Preview" w:date="2026-01-01T00:00:00Z">
         <w:r>
           <w:delText xml:space="preserve">Wikipedia</w:delText>
         </w:r>
       </w:del>
-      <w:del w:id="628" w:author="PR Preview" w:date="2026-01-01T00:00:00Z">
+      <w:del w:id="658" w:author="PR Preview" w:date="2026-01-01T00:00:00Z">
         <w:r>
           <w:delText xml:space="preserve">,</w:delText>
         </w:r>
       </w:del>
-      <w:del w:id="629" w:author="PR Preview" w:date="2026-01-01T00:00:00Z">
+      <w:del w:id="659" w:author="PR Preview" w:date="2026-01-01T00:00:00Z">
         <w:r>
           <w:delText xml:space="preserve"> </w:delText>
         </w:r>
       </w:del>
-      <w:del w:id="630" w:author="PR Preview" w:date="2026-01-01T00:00:00Z">
+      <w:del w:id="660" w:author="PR Preview" w:date="2026-01-01T00:00:00Z">
         <w:r>
           <w:delText xml:space="preserve">the free encyclopedia.”</w:delText>
         </w:r>
       </w:del>
-      <w:del w:id="631" w:author="PR Preview" w:date="2026-01-01T00:00:00Z">
+      <w:del w:id="661" w:author="PR Preview" w:date="2026-01-01T00:00:00Z">
         <w:r>
           <w:delText xml:space="preserve"> </w:delText>
         </w:r>
       </w:del>
-      <w:del w:id="632" w:author="PR Preview" w:date="2026-01-01T00:00:00Z">
+      <w:del w:id="662" w:author="PR Preview" w:date="2026-01-01T00:00:00Z">
         <w:r>
           <w:delText xml:space="preserve">2026. Available:</w:delText>
         </w:r>
       </w:del>
-      <w:del w:id="633" w:author="PR Preview" w:date="2026-01-01T00:00:00Z">
+      <w:del w:id="663" w:author="PR Preview" w:date="2026-01-01T00:00:00Z">
         <w:r>
           <w:delText xml:space="preserve"> </w:delText>
         </w:r>
       </w:del>
       <w:hyperlink r:id="rId114">
-        <w:del w:id="634" w:author="PR Preview" w:date="2026-01-01T00:00:00Z">
+        <w:del w:id="664" w:author="PR Preview" w:date="2026-01-01T00:00:00Z">
           <w:r>
             <w:rPr>
               <w:rStyle w:val="Hyperlink"/>
@@ -22795,57 +22990,57 @@
       <w:pPr>
         <w:pStyle w:val="Bibliography"/>
       </w:pPr>
-      <w:del w:id="635" w:author="PR Preview" w:date="2026-01-01T00:00:00Z">
+      <w:del w:id="665" w:author="PR Preview" w:date="2026-01-01T00:00:00Z">
         <w:r>
           <w:delText xml:space="preserve">[11]</w:delText>
         </w:r>
       </w:del>
-      <w:del w:id="636" w:author="PR Preview" w:date="2026-01-01T00:00:00Z">
+      <w:del w:id="666" w:author="PR Preview" w:date="2026-01-01T00:00:00Z">
         <w:r>
           <w:delText xml:space="preserve"> </w:delText>
         </w:r>
       </w:del>
-      <w:del w:id="637" w:author="PR Preview" w:date="2026-01-01T00:00:00Z">
+      <w:del w:id="667" w:author="PR Preview" w:date="2026-01-01T00:00:00Z">
         <w:r>
           <w:delText xml:space="preserve">	</w:delText>
         </w:r>
       </w:del>
-      <w:del w:id="638" w:author="PR Preview" w:date="2026-01-01T00:00:00Z">
+      <w:del w:id="668" w:author="PR Preview" w:date="2026-01-01T00:00:00Z">
         <w:r>
           <w:delText xml:space="preserve">B. Hutchinson,</w:delText>
         </w:r>
       </w:del>
-      <w:del w:id="639" w:author="PR Preview" w:date="2026-01-01T00:00:00Z">
+      <w:del w:id="669" w:author="PR Preview" w:date="2026-01-01T00:00:00Z">
         <w:r>
           <w:delText xml:space="preserve"> </w:delText>
         </w:r>
       </w:del>
-      <w:del w:id="640" w:author="PR Preview" w:date="2026-01-01T00:00:00Z">
+      <w:del w:id="670" w:author="PR Preview" w:date="2026-01-01T00:00:00Z">
         <w:r>
           <w:delText xml:space="preserve">“</w:delText>
         </w:r>
       </w:del>
-      <w:del w:id="641" w:author="PR Preview" w:date="2026-01-01T00:00:00Z">
+      <w:del w:id="671" w:author="PR Preview" w:date="2026-01-01T00:00:00Z">
         <w:r>
           <w:delText xml:space="preserve">DATA</w:delText>
         </w:r>
       </w:del>
-      <w:del w:id="642" w:author="PR Preview" w:date="2026-01-01T00:00:00Z">
+      <w:del w:id="672" w:author="PR Preview" w:date="2026-01-01T00:00:00Z">
         <w:r>
           <w:delText xml:space="preserve"> </w:delText>
         </w:r>
       </w:del>
-      <w:del w:id="643" w:author="PR Preview" w:date="2026-01-01T00:00:00Z">
+      <w:del w:id="673" w:author="PR Preview" w:date="2026-01-01T00:00:00Z">
         <w:r>
           <w:delText xml:space="preserve">471/571: Machine learning.”</w:delText>
         </w:r>
       </w:del>
-      <w:del w:id="644" w:author="PR Preview" w:date="2026-01-01T00:00:00Z">
+      <w:del w:id="674" w:author="PR Preview" w:date="2026-01-01T00:00:00Z">
         <w:r>
           <w:delText xml:space="preserve"> </w:delText>
         </w:r>
       </w:del>
-      <w:del w:id="645" w:author="PR Preview" w:date="2026-01-01T00:00:00Z">
+      <w:del w:id="675" w:author="PR Preview" w:date="2026-01-01T00:00:00Z">
         <w:r>
           <w:delText xml:space="preserve">Western Washington University, 2024.</w:delText>
         </w:r>
@@ -22855,78 +23050,78 @@
       <w:pPr>
         <w:pStyle w:val="Bibliography"/>
       </w:pPr>
-      <w:del w:id="646" w:author="PR Preview" w:date="2026-01-01T00:00:00Z">
+      <w:del w:id="676" w:author="PR Preview" w:date="2026-01-01T00:00:00Z">
         <w:r>
           <w:delText xml:space="preserve">[12]</w:delText>
         </w:r>
       </w:del>
-      <w:del w:id="647" w:author="PR Preview" w:date="2026-01-01T00:00:00Z">
+      <w:del w:id="677" w:author="PR Preview" w:date="2026-01-01T00:00:00Z">
         <w:r>
           <w:delText xml:space="preserve"> </w:delText>
         </w:r>
       </w:del>
-      <w:del w:id="648" w:author="PR Preview" w:date="2026-01-01T00:00:00Z">
+      <w:del w:id="678" w:author="PR Preview" w:date="2026-01-01T00:00:00Z">
         <w:r>
           <w:delText xml:space="preserve">	</w:delText>
         </w:r>
       </w:del>
-      <w:del w:id="649" w:author="PR Preview" w:date="2026-01-01T00:00:00Z">
+      <w:del w:id="679" w:author="PR Preview" w:date="2026-01-01T00:00:00Z">
         <w:r>
           <w:delText xml:space="preserve">Wikipedia contributors,</w:delText>
         </w:r>
       </w:del>
-      <w:del w:id="650" w:author="PR Preview" w:date="2026-01-01T00:00:00Z">
+      <w:del w:id="680" w:author="PR Preview" w:date="2026-01-01T00:00:00Z">
         <w:r>
           <w:delText xml:space="preserve"> </w:delText>
         </w:r>
       </w:del>
-      <w:del w:id="651" w:author="PR Preview" w:date="2026-01-01T00:00:00Z">
+      <w:del w:id="681" w:author="PR Preview" w:date="2026-01-01T00:00:00Z">
         <w:r>
           <w:delText xml:space="preserve">“Base rate fallacy —</w:delText>
         </w:r>
       </w:del>
-      <w:del w:id="652" w:author="PR Preview" w:date="2026-01-01T00:00:00Z">
+      <w:del w:id="682" w:author="PR Preview" w:date="2026-01-01T00:00:00Z">
         <w:r>
           <w:delText xml:space="preserve"> </w:delText>
         </w:r>
       </w:del>
-      <w:del w:id="653" w:author="PR Preview" w:date="2026-01-01T00:00:00Z">
+      <w:del w:id="683" w:author="PR Preview" w:date="2026-01-01T00:00:00Z">
         <w:r>
           <w:delText xml:space="preserve">Wikipedia</w:delText>
         </w:r>
       </w:del>
-      <w:del w:id="654" w:author="PR Preview" w:date="2026-01-01T00:00:00Z">
+      <w:del w:id="684" w:author="PR Preview" w:date="2026-01-01T00:00:00Z">
         <w:r>
           <w:delText xml:space="preserve">,</w:delText>
         </w:r>
       </w:del>
-      <w:del w:id="655" w:author="PR Preview" w:date="2026-01-01T00:00:00Z">
+      <w:del w:id="685" w:author="PR Preview" w:date="2026-01-01T00:00:00Z">
         <w:r>
           <w:delText xml:space="preserve"> </w:delText>
         </w:r>
       </w:del>
-      <w:del w:id="656" w:author="PR Preview" w:date="2026-01-01T00:00:00Z">
+      <w:del w:id="686" w:author="PR Preview" w:date="2026-01-01T00:00:00Z">
         <w:r>
           <w:delText xml:space="preserve">the free encyclopedia.”</w:delText>
         </w:r>
       </w:del>
-      <w:del w:id="657" w:author="PR Preview" w:date="2026-01-01T00:00:00Z">
+      <w:del w:id="687" w:author="PR Preview" w:date="2026-01-01T00:00:00Z">
         <w:r>
           <w:delText xml:space="preserve"> </w:delText>
         </w:r>
       </w:del>
-      <w:del w:id="658" w:author="PR Preview" w:date="2026-01-01T00:00:00Z">
+      <w:del w:id="688" w:author="PR Preview" w:date="2026-01-01T00:00:00Z">
         <w:r>
           <w:delText xml:space="preserve">2026. Available:</w:delText>
         </w:r>
       </w:del>
-      <w:del w:id="659" w:author="PR Preview" w:date="2026-01-01T00:00:00Z">
+      <w:del w:id="689" w:author="PR Preview" w:date="2026-01-01T00:00:00Z">
         <w:r>
           <w:delText xml:space="preserve"> </w:delText>
         </w:r>
       </w:del>
       <w:hyperlink r:id="rId117">
-        <w:del w:id="660" w:author="PR Preview" w:date="2026-01-01T00:00:00Z">
+        <w:del w:id="690" w:author="PR Preview" w:date="2026-01-01T00:00:00Z">
           <w:r>
             <w:rPr>
               <w:rStyle w:val="Hyperlink"/>
@@ -22940,88 +23135,88 @@
       <w:pPr>
         <w:pStyle w:val="Bibliography"/>
       </w:pPr>
-      <w:del w:id="661" w:author="PR Preview" w:date="2026-01-01T00:00:00Z">
+      <w:del w:id="691" w:author="PR Preview" w:date="2026-01-01T00:00:00Z">
         <w:r>
           <w:delText xml:space="preserve">[13]</w:delText>
         </w:r>
       </w:del>
-      <w:del w:id="662" w:author="PR Preview" w:date="2026-01-01T00:00:00Z">
+      <w:del w:id="692" w:author="PR Preview" w:date="2026-01-01T00:00:00Z">
         <w:r>
           <w:delText xml:space="preserve"> </w:delText>
         </w:r>
       </w:del>
-      <w:del w:id="663" w:author="PR Preview" w:date="2026-01-01T00:00:00Z">
+      <w:del w:id="693" w:author="PR Preview" w:date="2026-01-01T00:00:00Z">
         <w:r>
           <w:delText xml:space="preserve">	</w:delText>
         </w:r>
       </w:del>
-      <w:del w:id="664" w:author="PR Preview" w:date="2026-01-01T00:00:00Z">
+      <w:del w:id="694" w:author="PR Preview" w:date="2026-01-01T00:00:00Z">
         <w:r>
           <w:delText xml:space="preserve">B. Hutchinson,</w:delText>
         </w:r>
       </w:del>
-      <w:del w:id="665" w:author="PR Preview" w:date="2026-01-01T00:00:00Z">
+      <w:del w:id="695" w:author="PR Preview" w:date="2026-01-01T00:00:00Z">
         <w:r>
           <w:delText xml:space="preserve"> </w:delText>
         </w:r>
       </w:del>
-      <w:del w:id="666" w:author="PR Preview" w:date="2026-01-01T00:00:00Z">
+      <w:del w:id="696" w:author="PR Preview" w:date="2026-01-01T00:00:00Z">
         <w:r>
           <w:delText xml:space="preserve">“</w:delText>
         </w:r>
       </w:del>
-      <w:del w:id="667" w:author="PR Preview" w:date="2026-01-01T00:00:00Z">
+      <w:del w:id="697" w:author="PR Preview" w:date="2026-01-01T00:00:00Z">
         <w:r>
           <w:delText xml:space="preserve">DATA</w:delText>
         </w:r>
       </w:del>
-      <w:del w:id="668" w:author="PR Preview" w:date="2026-01-01T00:00:00Z">
+      <w:del w:id="698" w:author="PR Preview" w:date="2026-01-01T00:00:00Z">
         <w:r>
           <w:delText xml:space="preserve"> </w:delText>
         </w:r>
       </w:del>
-      <w:del w:id="669" w:author="PR Preview" w:date="2026-01-01T00:00:00Z">
+      <w:del w:id="699" w:author="PR Preview" w:date="2026-01-01T00:00:00Z">
         <w:r>
           <w:delText xml:space="preserve">471/571 (machine learning) and</w:delText>
         </w:r>
       </w:del>
-      <w:del w:id="670" w:author="PR Preview" w:date="2026-01-01T00:00:00Z">
+      <w:del w:id="700" w:author="PR Preview" w:date="2026-01-01T00:00:00Z">
         <w:r>
           <w:delText xml:space="preserve"> </w:delText>
         </w:r>
       </w:del>
-      <w:del w:id="671" w:author="PR Preview" w:date="2026-01-01T00:00:00Z">
+      <w:del w:id="701" w:author="PR Preview" w:date="2026-01-01T00:00:00Z">
         <w:r>
           <w:delText xml:space="preserve">CSCI</w:delText>
         </w:r>
       </w:del>
-      <w:del w:id="672" w:author="PR Preview" w:date="2026-01-01T00:00:00Z">
+      <w:del w:id="702" w:author="PR Preview" w:date="2026-01-01T00:00:00Z">
         <w:r>
           <w:delText xml:space="preserve"> </w:delText>
         </w:r>
       </w:del>
-      <w:del w:id="673" w:author="PR Preview" w:date="2026-01-01T00:00:00Z">
+      <w:del w:id="703" w:author="PR Preview" w:date="2026-01-01T00:00:00Z">
         <w:r>
           <w:delText xml:space="preserve">481/581 (deep learning) video lectures.”</w:delText>
         </w:r>
       </w:del>
-      <w:del w:id="674" w:author="PR Preview" w:date="2026-01-01T00:00:00Z">
+      <w:del w:id="704" w:author="PR Preview" w:date="2026-01-01T00:00:00Z">
         <w:r>
           <w:delText xml:space="preserve"> </w:delText>
         </w:r>
       </w:del>
-      <w:del w:id="675" w:author="PR Preview" w:date="2026-01-01T00:00:00Z">
+      <w:del w:id="705" w:author="PR Preview" w:date="2026-01-01T00:00:00Z">
         <w:r>
           <w:delText xml:space="preserve">Western Washington University. Accessed: Sep. 28, 2026. [Online]. Available:</w:delText>
         </w:r>
       </w:del>
-      <w:del w:id="676" w:author="PR Preview" w:date="2026-01-01T00:00:00Z">
+      <w:del w:id="706" w:author="PR Preview" w:date="2026-01-01T00:00:00Z">
         <w:r>
           <w:delText xml:space="preserve"> </w:delText>
         </w:r>
       </w:del>
       <w:hyperlink r:id="rId119">
-        <w:del w:id="677" w:author="PR Preview" w:date="2026-01-01T00:00:00Z">
+        <w:del w:id="707" w:author="PR Preview" w:date="2026-01-01T00:00:00Z">
           <w:r>
             <w:rPr>
               <w:rStyle w:val="Hyperlink"/>
@@ -23035,53 +23230,53 @@
       <w:pPr>
         <w:pStyle w:val="Bibliography"/>
       </w:pPr>
-      <w:del w:id="678" w:author="PR Preview" w:date="2026-01-01T00:00:00Z">
+      <w:del w:id="708" w:author="PR Preview" w:date="2026-01-01T00:00:00Z">
         <w:r>
           <w:delText xml:space="preserve">[14]</w:delText>
         </w:r>
       </w:del>
-      <w:del w:id="679" w:author="PR Preview" w:date="2026-01-01T00:00:00Z">
+      <w:del w:id="709" w:author="PR Preview" w:date="2026-01-01T00:00:00Z">
         <w:r>
           <w:delText xml:space="preserve"> </w:delText>
         </w:r>
       </w:del>
-      <w:del w:id="680" w:author="PR Preview" w:date="2026-01-01T00:00:00Z">
+      <w:del w:id="710" w:author="PR Preview" w:date="2026-01-01T00:00:00Z">
         <w:r>
           <w:delText xml:space="preserve">	</w:delText>
         </w:r>
       </w:del>
-      <w:del w:id="681" w:author="PR Preview" w:date="2026-01-01T00:00:00Z">
+      <w:del w:id="711" w:author="PR Preview" w:date="2026-01-01T00:00:00Z">
         <w:r>
           <w:delText xml:space="preserve">5MinuteAI,</w:delText>
         </w:r>
       </w:del>
-      <w:del w:id="682" w:author="PR Preview" w:date="2026-01-01T00:00:00Z">
+      <w:del w:id="712" w:author="PR Preview" w:date="2026-01-01T00:00:00Z">
         <w:r>
           <w:delText xml:space="preserve"> </w:delText>
         </w:r>
       </w:del>
-      <w:del w:id="683" w:author="PR Preview" w:date="2026-01-01T00:00:00Z">
+      <w:del w:id="713" w:author="PR Preview" w:date="2026-01-01T00:00:00Z">
         <w:r>
           <w:delText xml:space="preserve">“Probability &amp; statistics.”</w:delText>
         </w:r>
       </w:del>
-      <w:del w:id="684" w:author="PR Preview" w:date="2026-01-01T00:00:00Z">
+      <w:del w:id="714" w:author="PR Preview" w:date="2026-01-01T00:00:00Z">
         <w:r>
           <w:delText xml:space="preserve"> </w:delText>
         </w:r>
       </w:del>
-      <w:del w:id="685" w:author="PR Preview" w:date="2026-01-01T00:00:00Z">
+      <w:del w:id="715" w:author="PR Preview" w:date="2026-01-01T00:00:00Z">
         <w:r>
           <w:delText xml:space="preserve">Video playlist on YouTube. Accessed: Oct. 12, 2026. [Online]. Available:</w:delText>
         </w:r>
       </w:del>
-      <w:del w:id="686" w:author="PR Preview" w:date="2026-01-01T00:00:00Z">
+      <w:del w:id="716" w:author="PR Preview" w:date="2026-01-01T00:00:00Z">
         <w:r>
           <w:delText xml:space="preserve"> </w:delText>
         </w:r>
       </w:del>
       <w:hyperlink r:id="rId121">
-        <w:del w:id="687" w:author="PR Preview" w:date="2026-01-01T00:00:00Z">
+        <w:del w:id="717" w:author="PR Preview" w:date="2026-01-01T00:00:00Z">
           <w:r>
             <w:rPr>
               <w:rStyle w:val="Hyperlink"/>
@@ -23095,78 +23290,78 @@
       <w:pPr>
         <w:pStyle w:val="Bibliography"/>
       </w:pPr>
-      <w:ins w:id="688" w:author="PR Preview" w:date="2026-01-01T00:00:00Z">
+      <w:ins w:id="718" w:author="PR Preview" w:date="2026-01-01T00:00:00Z">
         <w:r>
           <w:t xml:space="preserve">[7]</w:t>
         </w:r>
       </w:ins>
-      <w:ins w:id="689" w:author="PR Preview" w:date="2026-01-01T00:00:00Z">
+      <w:ins w:id="719" w:author="PR Preview" w:date="2026-01-01T00:00:00Z">
         <w:r>
           <w:t xml:space="preserve"> </w:t>
         </w:r>
       </w:ins>
-      <w:ins w:id="690" w:author="PR Preview" w:date="2026-01-01T00:00:00Z">
+      <w:ins w:id="720" w:author="PR Preview" w:date="2026-01-01T00:00:00Z">
         <w:r>
           <w:t xml:space="preserve">	</w:t>
         </w:r>
       </w:ins>
-      <w:ins w:id="691" w:author="PR Preview" w:date="2026-01-01T00:00:00Z">
+      <w:ins w:id="721" w:author="PR Preview" w:date="2026-01-01T00:00:00Z">
         <w:r>
           <w:t xml:space="preserve">Wikipedia contributors,</w:t>
         </w:r>
       </w:ins>
-      <w:ins w:id="692" w:author="PR Preview" w:date="2026-01-01T00:00:00Z">
+      <w:ins w:id="722" w:author="PR Preview" w:date="2026-01-01T00:00:00Z">
         <w:r>
           <w:t xml:space="preserve"> </w:t>
         </w:r>
       </w:ins>
-      <w:ins w:id="693" w:author="PR Preview" w:date="2026-01-01T00:00:00Z">
+      <w:ins w:id="723" w:author="PR Preview" w:date="2026-01-01T00:00:00Z">
         <w:r>
           <w:t xml:space="preserve">“Odds —</w:t>
         </w:r>
       </w:ins>
-      <w:ins w:id="694" w:author="PR Preview" w:date="2026-01-01T00:00:00Z">
+      <w:ins w:id="724" w:author="PR Preview" w:date="2026-01-01T00:00:00Z">
         <w:r>
           <w:t xml:space="preserve"> </w:t>
         </w:r>
       </w:ins>
-      <w:ins w:id="695" w:author="PR Preview" w:date="2026-01-01T00:00:00Z">
+      <w:ins w:id="725" w:author="PR Preview" w:date="2026-01-01T00:00:00Z">
         <w:r>
           <w:t xml:space="preserve">Wikipedia</w:t>
         </w:r>
       </w:ins>
-      <w:ins w:id="696" w:author="PR Preview" w:date="2026-01-01T00:00:00Z">
+      <w:ins w:id="726" w:author="PR Preview" w:date="2026-01-01T00:00:00Z">
         <w:r>
           <w:t xml:space="preserve">,</w:t>
         </w:r>
       </w:ins>
-      <w:ins w:id="697" w:author="PR Preview" w:date="2026-01-01T00:00:00Z">
+      <w:ins w:id="727" w:author="PR Preview" w:date="2026-01-01T00:00:00Z">
         <w:r>
           <w:t xml:space="preserve"> </w:t>
         </w:r>
       </w:ins>
-      <w:ins w:id="698" w:author="PR Preview" w:date="2026-01-01T00:00:00Z">
+      <w:ins w:id="728" w:author="PR Preview" w:date="2026-01-01T00:00:00Z">
         <w:r>
           <w:t xml:space="preserve">the free encyclopedia.”</w:t>
         </w:r>
       </w:ins>
-      <w:ins w:id="699" w:author="PR Preview" w:date="2026-01-01T00:00:00Z">
+      <w:ins w:id="729" w:author="PR Preview" w:date="2026-01-01T00:00:00Z">
         <w:r>
           <w:t xml:space="preserve"> </w:t>
         </w:r>
       </w:ins>
-      <w:ins w:id="700" w:author="PR Preview" w:date="2026-01-01T00:00:00Z">
+      <w:ins w:id="730" w:author="PR Preview" w:date="2026-01-01T00:00:00Z">
         <w:r>
           <w:t xml:space="preserve">2026. Available:</w:t>
         </w:r>
       </w:ins>
-      <w:ins w:id="701" w:author="PR Preview" w:date="2026-01-01T00:00:00Z">
+      <w:ins w:id="731" w:author="PR Preview" w:date="2026-01-01T00:00:00Z">
         <w:r>
           <w:t xml:space="preserve"> </w:t>
         </w:r>
       </w:ins>
       <w:hyperlink r:id="rId104">
-        <w:ins w:id="702" w:author="PR Preview" w:date="2026-01-01T00:00:00Z">
+        <w:ins w:id="732" w:author="PR Preview" w:date="2026-01-01T00:00:00Z">
           <w:r>
             <w:rPr>
               <w:rStyle w:val="Hyperlink"/>
@@ -23182,78 +23377,78 @@
       <w:pPr>
         <w:pStyle w:val="Bibliography"/>
       </w:pPr>
-      <w:ins w:id="703" w:author="PR Preview" w:date="2026-01-01T00:00:00Z">
+      <w:ins w:id="733" w:author="PR Preview" w:date="2026-01-01T00:00:00Z">
         <w:r>
           <w:t xml:space="preserve">[8]</w:t>
         </w:r>
       </w:ins>
-      <w:ins w:id="704" w:author="PR Preview" w:date="2026-01-01T00:00:00Z">
+      <w:ins w:id="734" w:author="PR Preview" w:date="2026-01-01T00:00:00Z">
         <w:r>
           <w:t xml:space="preserve"> </w:t>
         </w:r>
       </w:ins>
-      <w:ins w:id="705" w:author="PR Preview" w:date="2026-01-01T00:00:00Z">
+      <w:ins w:id="735" w:author="PR Preview" w:date="2026-01-01T00:00:00Z">
         <w:r>
           <w:t xml:space="preserve">	</w:t>
         </w:r>
       </w:ins>
-      <w:ins w:id="706" w:author="PR Preview" w:date="2026-01-01T00:00:00Z">
+      <w:ins w:id="736" w:author="PR Preview" w:date="2026-01-01T00:00:00Z">
         <w:r>
           <w:t xml:space="preserve">Wikipedia contributors,</w:t>
         </w:r>
       </w:ins>
-      <w:ins w:id="707" w:author="PR Preview" w:date="2026-01-01T00:00:00Z">
+      <w:ins w:id="737" w:author="PR Preview" w:date="2026-01-01T00:00:00Z">
         <w:r>
           <w:t xml:space="preserve"> </w:t>
         </w:r>
       </w:ins>
-      <w:ins w:id="708" w:author="PR Preview" w:date="2026-01-01T00:00:00Z">
+      <w:ins w:id="738" w:author="PR Preview" w:date="2026-01-01T00:00:00Z">
         <w:r>
           <w:t xml:space="preserve">“Logit —</w:t>
         </w:r>
       </w:ins>
-      <w:ins w:id="709" w:author="PR Preview" w:date="2026-01-01T00:00:00Z">
+      <w:ins w:id="739" w:author="PR Preview" w:date="2026-01-01T00:00:00Z">
         <w:r>
           <w:t xml:space="preserve"> </w:t>
         </w:r>
       </w:ins>
-      <w:ins w:id="710" w:author="PR Preview" w:date="2026-01-01T00:00:00Z">
+      <w:ins w:id="740" w:author="PR Preview" w:date="2026-01-01T00:00:00Z">
         <w:r>
           <w:t xml:space="preserve">Wikipedia</w:t>
         </w:r>
       </w:ins>
-      <w:ins w:id="711" w:author="PR Preview" w:date="2026-01-01T00:00:00Z">
+      <w:ins w:id="741" w:author="PR Preview" w:date="2026-01-01T00:00:00Z">
         <w:r>
           <w:t xml:space="preserve">,</w:t>
         </w:r>
       </w:ins>
-      <w:ins w:id="712" w:author="PR Preview" w:date="2026-01-01T00:00:00Z">
+      <w:ins w:id="742" w:author="PR Preview" w:date="2026-01-01T00:00:00Z">
         <w:r>
           <w:t xml:space="preserve"> </w:t>
         </w:r>
       </w:ins>
-      <w:ins w:id="713" w:author="PR Preview" w:date="2026-01-01T00:00:00Z">
+      <w:ins w:id="743" w:author="PR Preview" w:date="2026-01-01T00:00:00Z">
         <w:r>
           <w:t xml:space="preserve">the free encyclopedia.”</w:t>
         </w:r>
       </w:ins>
-      <w:ins w:id="714" w:author="PR Preview" w:date="2026-01-01T00:00:00Z">
+      <w:ins w:id="744" w:author="PR Preview" w:date="2026-01-01T00:00:00Z">
         <w:r>
           <w:t xml:space="preserve"> </w:t>
         </w:r>
       </w:ins>
-      <w:ins w:id="715" w:author="PR Preview" w:date="2026-01-01T00:00:00Z">
+      <w:ins w:id="745" w:author="PR Preview" w:date="2026-01-01T00:00:00Z">
         <w:r>
           <w:t xml:space="preserve">2026. Available:</w:t>
         </w:r>
       </w:ins>
-      <w:ins w:id="716" w:author="PR Preview" w:date="2026-01-01T00:00:00Z">
+      <w:ins w:id="746" w:author="PR Preview" w:date="2026-01-01T00:00:00Z">
         <w:r>
           <w:t xml:space="preserve"> </w:t>
         </w:r>
       </w:ins>
       <w:hyperlink r:id="rId106">
-        <w:ins w:id="717" w:author="PR Preview" w:date="2026-01-01T00:00:00Z">
+        <w:ins w:id="747" w:author="PR Preview" w:date="2026-01-01T00:00:00Z">
           <w:r>
             <w:rPr>
               <w:rStyle w:val="Hyperlink"/>
@@ -23269,78 +23464,78 @@
       <w:pPr>
         <w:pStyle w:val="Bibliography"/>
       </w:pPr>
-      <w:ins w:id="718" w:author="PR Preview" w:date="2026-01-01T00:00:00Z">
+      <w:ins w:id="748" w:author="PR Preview" w:date="2026-01-01T00:00:00Z">
         <w:r>
           <w:t xml:space="preserve">[9]</w:t>
         </w:r>
       </w:ins>
-      <w:ins w:id="719" w:author="PR Preview" w:date="2026-01-01T00:00:00Z">
+      <w:ins w:id="749" w:author="PR Preview" w:date="2026-01-01T00:00:00Z">
         <w:r>
           <w:t xml:space="preserve"> </w:t>
         </w:r>
       </w:ins>
-      <w:ins w:id="720" w:author="PR Preview" w:date="2026-01-01T00:00:00Z">
+      <w:ins w:id="750" w:author="PR Preview" w:date="2026-01-01T00:00:00Z">
         <w:r>
           <w:t xml:space="preserve">	</w:t>
         </w:r>
       </w:ins>
-      <w:ins w:id="721" w:author="PR Preview" w:date="2026-01-01T00:00:00Z">
+      <w:ins w:id="751" w:author="PR Preview" w:date="2026-01-01T00:00:00Z">
         <w:r>
           <w:t xml:space="preserve">Wikipedia contributors,</w:t>
         </w:r>
       </w:ins>
-      <w:ins w:id="722" w:author="PR Preview" w:date="2026-01-01T00:00:00Z">
+      <w:ins w:id="752" w:author="PR Preview" w:date="2026-01-01T00:00:00Z">
         <w:r>
           <w:t xml:space="preserve"> </w:t>
         </w:r>
       </w:ins>
-      <w:ins w:id="723" w:author="PR Preview" w:date="2026-01-01T00:00:00Z">
+      <w:ins w:id="753" w:author="PR Preview" w:date="2026-01-01T00:00:00Z">
         <w:r>
           <w:t xml:space="preserve">“Conditional probability —</w:t>
         </w:r>
       </w:ins>
-      <w:ins w:id="724" w:author="PR Preview" w:date="2026-01-01T00:00:00Z">
+      <w:ins w:id="754" w:author="PR Preview" w:date="2026-01-01T00:00:00Z">
         <w:r>
           <w:t xml:space="preserve"> </w:t>
         </w:r>
       </w:ins>
-      <w:ins w:id="725" w:author="PR Preview" w:date="2026-01-01T00:00:00Z">
+      <w:ins w:id="755" w:author="PR Preview" w:date="2026-01-01T00:00:00Z">
         <w:r>
           <w:t xml:space="preserve">Wikipedia</w:t>
         </w:r>
       </w:ins>
-      <w:ins w:id="726" w:author="PR Preview" w:date="2026-01-01T00:00:00Z">
+      <w:ins w:id="756" w:author="PR Preview" w:date="2026-01-01T00:00:00Z">
         <w:r>
           <w:t xml:space="preserve">,</w:t>
         </w:r>
       </w:ins>
-      <w:ins w:id="727" w:author="PR Preview" w:date="2026-01-01T00:00:00Z">
+      <w:ins w:id="757" w:author="PR Preview" w:date="2026-01-01T00:00:00Z">
         <w:r>
           <w:t xml:space="preserve"> </w:t>
         </w:r>
       </w:ins>
-      <w:ins w:id="728" w:author="PR Preview" w:date="2026-01-01T00:00:00Z">
+      <w:ins w:id="758" w:author="PR Preview" w:date="2026-01-01T00:00:00Z">
         <w:r>
           <w:t xml:space="preserve">the free encyclopedia.”</w:t>
         </w:r>
       </w:ins>
-      <w:ins w:id="729" w:author="PR Preview" w:date="2026-01-01T00:00:00Z">
+      <w:ins w:id="759" w:author="PR Preview" w:date="2026-01-01T00:00:00Z">
         <w:r>
           <w:t xml:space="preserve"> </w:t>
         </w:r>
       </w:ins>
-      <w:ins w:id="730" w:author="PR Preview" w:date="2026-01-01T00:00:00Z">
+      <w:ins w:id="760" w:author="PR Preview" w:date="2026-01-01T00:00:00Z">
         <w:r>
           <w:t xml:space="preserve">2026. Available:</w:t>
         </w:r>
       </w:ins>
-      <w:ins w:id="731" w:author="PR Preview" w:date="2026-01-01T00:00:00Z">
+      <w:ins w:id="761" w:author="PR Preview" w:date="2026-01-01T00:00:00Z">
         <w:r>
           <w:t xml:space="preserve"> </w:t>
         </w:r>
       </w:ins>
       <w:hyperlink r:id="rId108">
-        <w:ins w:id="732" w:author="PR Preview" w:date="2026-01-01T00:00:00Z">
+        <w:ins w:id="762" w:author="PR Preview" w:date="2026-01-01T00:00:00Z">
           <w:r>
             <w:rPr>
               <w:rStyle w:val="Hyperlink"/>
@@ -23356,53 +23551,53 @@
       <w:pPr>
         <w:pStyle w:val="Bibliography"/>
       </w:pPr>
-      <w:ins w:id="733" w:author="PR Preview" w:date="2026-01-01T00:00:00Z">
+      <w:ins w:id="763" w:author="PR Preview" w:date="2026-01-01T00:00:00Z">
         <w:r>
           <w:t xml:space="preserve">[10]</w:t>
         </w:r>
       </w:ins>
-      <w:ins w:id="734" w:author="PR Preview" w:date="2026-01-01T00:00:00Z">
+      <w:ins w:id="764" w:author="PR Preview" w:date="2026-01-01T00:00:00Z">
         <w:r>
           <w:t xml:space="preserve"> </w:t>
         </w:r>
       </w:ins>
-      <w:ins w:id="735" w:author="PR Preview" w:date="2026-01-01T00:00:00Z">
+      <w:ins w:id="765" w:author="PR Preview" w:date="2026-01-01T00:00:00Z">
         <w:r>
           <w:t xml:space="preserve">	</w:t>
         </w:r>
       </w:ins>
-      <w:ins w:id="736" w:author="PR Preview" w:date="2026-01-01T00:00:00Z">
+      <w:ins w:id="766" w:author="PR Preview" w:date="2026-01-01T00:00:00Z">
         <w:r>
           <w:t xml:space="preserve">K. Ross,</w:t>
         </w:r>
       </w:ins>
-      <w:ins w:id="737" w:author="PR Preview" w:date="2026-01-01T00:00:00Z">
+      <w:ins w:id="767" w:author="PR Preview" w:date="2026-01-01T00:00:00Z">
         <w:r>
           <w:t xml:space="preserve"> </w:t>
         </w:r>
       </w:ins>
-      <w:ins w:id="738" w:author="PR Preview" w:date="2026-01-01T00:00:00Z">
+      <w:ins w:id="768" w:author="PR Preview" w:date="2026-01-01T00:00:00Z">
         <w:r>
           <w:t xml:space="preserve">“An introduction to probability and simulation.”</w:t>
         </w:r>
       </w:ins>
-      <w:ins w:id="739" w:author="PR Preview" w:date="2026-01-01T00:00:00Z">
+      <w:ins w:id="769" w:author="PR Preview" w:date="2026-01-01T00:00:00Z">
         <w:r>
           <w:t xml:space="preserve"> </w:t>
         </w:r>
       </w:ins>
-      <w:ins w:id="740" w:author="PR Preview" w:date="2026-01-01T00:00:00Z">
+      <w:ins w:id="770" w:author="PR Preview" w:date="2026-01-01T00:00:00Z">
         <w:r>
           <w:t xml:space="preserve">Bookdown, 2022. Available:</w:t>
         </w:r>
       </w:ins>
-      <w:ins w:id="741" w:author="PR Preview" w:date="2026-01-01T00:00:00Z">
+      <w:ins w:id="771" w:author="PR Preview" w:date="2026-01-01T00:00:00Z">
         <w:r>
           <w:t xml:space="preserve"> </w:t>
         </w:r>
       </w:ins>
       <w:hyperlink r:id="rId110">
-        <w:ins w:id="742" w:author="PR Preview" w:date="2026-01-01T00:00:00Z">
+        <w:ins w:id="772" w:author="PR Preview" w:date="2026-01-01T00:00:00Z">
           <w:r>
             <w:rPr>
               <w:rStyle w:val="Hyperlink"/>
@@ -23418,78 +23613,78 @@
       <w:pPr>
         <w:pStyle w:val="Bibliography"/>
       </w:pPr>
-      <w:ins w:id="743" w:author="PR Preview" w:date="2026-01-01T00:00:00Z">
+      <w:ins w:id="773" w:author="PR Preview" w:date="2026-01-01T00:00:00Z">
         <w:r>
           <w:t xml:space="preserve">[11]</w:t>
         </w:r>
       </w:ins>
-      <w:ins w:id="744" w:author="PR Preview" w:date="2026-01-01T00:00:00Z">
+      <w:ins w:id="774" w:author="PR Preview" w:date="2026-01-01T00:00:00Z">
         <w:r>
           <w:t xml:space="preserve"> </w:t>
         </w:r>
       </w:ins>
-      <w:ins w:id="745" w:author="PR Preview" w:date="2026-01-01T00:00:00Z">
+      <w:ins w:id="775" w:author="PR Preview" w:date="2026-01-01T00:00:00Z">
         <w:r>
           <w:t xml:space="preserve">	</w:t>
         </w:r>
       </w:ins>
-      <w:ins w:id="746" w:author="PR Preview" w:date="2026-01-01T00:00:00Z">
+      <w:ins w:id="776" w:author="PR Preview" w:date="2026-01-01T00:00:00Z">
         <w:r>
           <w:t xml:space="preserve">Wikipedia contributors,</w:t>
         </w:r>
       </w:ins>
-      <w:ins w:id="747" w:author="PR Preview" w:date="2026-01-01T00:00:00Z">
+      <w:ins w:id="777" w:author="PR Preview" w:date="2026-01-01T00:00:00Z">
         <w:r>
           <w:t xml:space="preserve"> </w:t>
         </w:r>
       </w:ins>
-      <w:ins w:id="748" w:author="PR Preview" w:date="2026-01-01T00:00:00Z">
+      <w:ins w:id="778" w:author="PR Preview" w:date="2026-01-01T00:00:00Z">
         <w:r>
           <w:t xml:space="preserve">“Law of total probability —</w:t>
         </w:r>
       </w:ins>
-      <w:ins w:id="749" w:author="PR Preview" w:date="2026-01-01T00:00:00Z">
+      <w:ins w:id="779" w:author="PR Preview" w:date="2026-01-01T00:00:00Z">
         <w:r>
           <w:t xml:space="preserve"> </w:t>
         </w:r>
       </w:ins>
-      <w:ins w:id="750" w:author="PR Preview" w:date="2026-01-01T00:00:00Z">
+      <w:ins w:id="780" w:author="PR Preview" w:date="2026-01-01T00:00:00Z">
         <w:r>
           <w:t xml:space="preserve">Wikipedia</w:t>
         </w:r>
       </w:ins>
-      <w:ins w:id="751" w:author="PR Preview" w:date="2026-01-01T00:00:00Z">
+      <w:ins w:id="781" w:author="PR Preview" w:date="2026-01-01T00:00:00Z">
         <w:r>
           <w:t xml:space="preserve">,</w:t>
         </w:r>
       </w:ins>
-      <w:ins w:id="752" w:author="PR Preview" w:date="2026-01-01T00:00:00Z">
+      <w:ins w:id="782" w:author="PR Preview" w:date="2026-01-01T00:00:00Z">
         <w:r>
           <w:t xml:space="preserve"> </w:t>
         </w:r>
       </w:ins>
-      <w:ins w:id="753" w:author="PR Preview" w:date="2026-01-01T00:00:00Z">
+      <w:ins w:id="783" w:author="PR Preview" w:date="2026-01-01T00:00:00Z">
         <w:r>
           <w:t xml:space="preserve">the free encyclopedia.”</w:t>
         </w:r>
       </w:ins>
-      <w:ins w:id="754" w:author="PR Preview" w:date="2026-01-01T00:00:00Z">
+      <w:ins w:id="784" w:author="PR Preview" w:date="2026-01-01T00:00:00Z">
         <w:r>
           <w:t xml:space="preserve"> </w:t>
         </w:r>
       </w:ins>
-      <w:ins w:id="755" w:author="PR Preview" w:date="2026-01-01T00:00:00Z">
+      <w:ins w:id="785" w:author="PR Preview" w:date="2026-01-01T00:00:00Z">
         <w:r>
           <w:t xml:space="preserve">2026. Available:</w:t>
         </w:r>
       </w:ins>
-      <w:ins w:id="756" w:author="PR Preview" w:date="2026-01-01T00:00:00Z">
+      <w:ins w:id="786" w:author="PR Preview" w:date="2026-01-01T00:00:00Z">
         <w:r>
           <w:t xml:space="preserve"> </w:t>
         </w:r>
       </w:ins>
       <w:hyperlink r:id="rId112">
-        <w:ins w:id="757" w:author="PR Preview" w:date="2026-01-01T00:00:00Z">
+        <w:ins w:id="787" w:author="PR Preview" w:date="2026-01-01T00:00:00Z">
           <w:r>
             <w:rPr>
               <w:rStyle w:val="Hyperlink"/>
@@ -23505,78 +23700,78 @@
       <w:pPr>
         <w:pStyle w:val="Bibliography"/>
       </w:pPr>
-      <w:ins w:id="758" w:author="PR Preview" w:date="2026-01-01T00:00:00Z">
+      <w:ins w:id="788" w:author="PR Preview" w:date="2026-01-01T00:00:00Z">
         <w:r>
           <w:t xml:space="preserve">[12]</w:t>
         </w:r>
       </w:ins>
-      <w:ins w:id="759" w:author="PR Preview" w:date="2026-01-01T00:00:00Z">
+      <w:ins w:id="789" w:author="PR Preview" w:date="2026-01-01T00:00:00Z">
         <w:r>
           <w:t xml:space="preserve"> </w:t>
         </w:r>
       </w:ins>
-      <w:ins w:id="760" w:author="PR Preview" w:date="2026-01-01T00:00:00Z">
+      <w:ins w:id="790" w:author="PR Preview" w:date="2026-01-01T00:00:00Z">
         <w:r>
           <w:t xml:space="preserve">	</w:t>
         </w:r>
       </w:ins>
-      <w:ins w:id="761" w:author="PR Preview" w:date="2026-01-01T00:00:00Z">
+      <w:ins w:id="791" w:author="PR Preview" w:date="2026-01-01T00:00:00Z">
         <w:r>
           <w:t xml:space="preserve">Wikipedia contributors,</w:t>
         </w:r>
       </w:ins>
-      <w:ins w:id="762" w:author="PR Preview" w:date="2026-01-01T00:00:00Z">
+      <w:ins w:id="792" w:author="PR Preview" w:date="2026-01-01T00:00:00Z">
         <w:r>
           <w:t xml:space="preserve"> </w:t>
         </w:r>
       </w:ins>
-      <w:ins w:id="763" w:author="PR Preview" w:date="2026-01-01T00:00:00Z">
+      <w:ins w:id="793" w:author="PR Preview" w:date="2026-01-01T00:00:00Z">
         <w:r>
           <w:t xml:space="preserve">“Bayes’ theorem —</w:t>
         </w:r>
       </w:ins>
-      <w:ins w:id="764" w:author="PR Preview" w:date="2026-01-01T00:00:00Z">
+      <w:ins w:id="794" w:author="PR Preview" w:date="2026-01-01T00:00:00Z">
         <w:r>
           <w:t xml:space="preserve"> </w:t>
         </w:r>
       </w:ins>
-      <w:ins w:id="765" w:author="PR Preview" w:date="2026-01-01T00:00:00Z">
+      <w:ins w:id="795" w:author="PR Preview" w:date="2026-01-01T00:00:00Z">
         <w:r>
           <w:t xml:space="preserve">Wikipedia</w:t>
         </w:r>
       </w:ins>
-      <w:ins w:id="766" w:author="PR Preview" w:date="2026-01-01T00:00:00Z">
+      <w:ins w:id="796" w:author="PR Preview" w:date="2026-01-01T00:00:00Z">
         <w:r>
           <w:t xml:space="preserve">,</w:t>
         </w:r>
       </w:ins>
-      <w:ins w:id="767" w:author="PR Preview" w:date="2026-01-01T00:00:00Z">
+      <w:ins w:id="797" w:author="PR Preview" w:date="2026-01-01T00:00:00Z">
         <w:r>
           <w:t xml:space="preserve"> </w:t>
         </w:r>
       </w:ins>
-      <w:ins w:id="768" w:author="PR Preview" w:date="2026-01-01T00:00:00Z">
+      <w:ins w:id="798" w:author="PR Preview" w:date="2026-01-01T00:00:00Z">
         <w:r>
           <w:t xml:space="preserve">the free encyclopedia.”</w:t>
         </w:r>
       </w:ins>
-      <w:ins w:id="769" w:author="PR Preview" w:date="2026-01-01T00:00:00Z">
+      <w:ins w:id="799" w:author="PR Preview" w:date="2026-01-01T00:00:00Z">
         <w:r>
           <w:t xml:space="preserve"> </w:t>
         </w:r>
       </w:ins>
-      <w:ins w:id="770" w:author="PR Preview" w:date="2026-01-01T00:00:00Z">
+      <w:ins w:id="800" w:author="PR Preview" w:date="2026-01-01T00:00:00Z">
         <w:r>
           <w:t xml:space="preserve">2026. Available:</w:t>
         </w:r>
       </w:ins>
-      <w:ins w:id="771" w:author="PR Preview" w:date="2026-01-01T00:00:00Z">
+      <w:ins w:id="801" w:author="PR Preview" w:date="2026-01-01T00:00:00Z">
         <w:r>
           <w:t xml:space="preserve"> </w:t>
         </w:r>
       </w:ins>
       <w:hyperlink r:id="rId114">
-        <w:ins w:id="772" w:author="PR Preview" w:date="2026-01-01T00:00:00Z">
+        <w:ins w:id="802" w:author="PR Preview" w:date="2026-01-01T00:00:00Z">
           <w:r>
             <w:rPr>
               <w:rStyle w:val="Hyperlink"/>
@@ -23592,57 +23787,57 @@
       <w:pPr>
         <w:pStyle w:val="Bibliography"/>
       </w:pPr>
-      <w:ins w:id="773" w:author="PR Preview" w:date="2026-01-01T00:00:00Z">
+      <w:ins w:id="803" w:author="PR Preview" w:date="2026-01-01T00:00:00Z">
         <w:r>
           <w:t xml:space="preserve">[13]</w:t>
         </w:r>
       </w:ins>
-      <w:ins w:id="774" w:author="PR Preview" w:date="2026-01-01T00:00:00Z">
+      <w:ins w:id="804" w:author="PR Preview" w:date="2026-01-01T00:00:00Z">
         <w:r>
           <w:t xml:space="preserve"> </w:t>
         </w:r>
       </w:ins>
-      <w:ins w:id="775" w:author="PR Preview" w:date="2026-01-01T00:00:00Z">
+      <w:ins w:id="805" w:author="PR Preview" w:date="2026-01-01T00:00:00Z">
         <w:r>
           <w:t xml:space="preserve">	</w:t>
         </w:r>
       </w:ins>
-      <w:ins w:id="776" w:author="PR Preview" w:date="2026-01-01T00:00:00Z">
+      <w:ins w:id="806" w:author="PR Preview" w:date="2026-01-01T00:00:00Z">
         <w:r>
           <w:t xml:space="preserve">B. Hutchinson,</w:t>
         </w:r>
       </w:ins>
-      <w:ins w:id="777" w:author="PR Preview" w:date="2026-01-01T00:00:00Z">
+      <w:ins w:id="807" w:author="PR Preview" w:date="2026-01-01T00:00:00Z">
         <w:r>
           <w:t xml:space="preserve"> </w:t>
         </w:r>
       </w:ins>
-      <w:ins w:id="778" w:author="PR Preview" w:date="2026-01-01T00:00:00Z">
+      <w:ins w:id="808" w:author="PR Preview" w:date="2026-01-01T00:00:00Z">
         <w:r>
           <w:t xml:space="preserve">“</w:t>
         </w:r>
       </w:ins>
-      <w:ins w:id="779" w:author="PR Preview" w:date="2026-01-01T00:00:00Z">
+      <w:ins w:id="809" w:author="PR Preview" w:date="2026-01-01T00:00:00Z">
         <w:r>
           <w:t xml:space="preserve">DATA</w:t>
         </w:r>
       </w:ins>
-      <w:ins w:id="780" w:author="PR Preview" w:date="2026-01-01T00:00:00Z">
+      <w:ins w:id="810" w:author="PR Preview" w:date="2026-01-01T00:00:00Z">
         <w:r>
           <w:t xml:space="preserve"> </w:t>
         </w:r>
       </w:ins>
-      <w:ins w:id="781" w:author="PR Preview" w:date="2026-01-01T00:00:00Z">
+      <w:ins w:id="811" w:author="PR Preview" w:date="2026-01-01T00:00:00Z">
         <w:r>
           <w:t xml:space="preserve">471/571: Machine learning.”</w:t>
         </w:r>
       </w:ins>
-      <w:ins w:id="782" w:author="PR Preview" w:date="2026-01-01T00:00:00Z">
+      <w:ins w:id="812" w:author="PR Preview" w:date="2026-01-01T00:00:00Z">
         <w:r>
           <w:t xml:space="preserve"> </w:t>
         </w:r>
       </w:ins>
-      <w:ins w:id="783" w:author="PR Preview" w:date="2026-01-01T00:00:00Z">
+      <w:ins w:id="813" w:author="PR Preview" w:date="2026-01-01T00:00:00Z">
         <w:r>
           <w:t xml:space="preserve">Western Washington University, 2024.</w:t>
         </w:r>
@@ -23654,78 +23849,78 @@
       <w:pPr>
         <w:pStyle w:val="Bibliography"/>
       </w:pPr>
-      <w:ins w:id="784" w:author="PR Preview" w:date="2026-01-01T00:00:00Z">
+      <w:ins w:id="814" w:author="PR Preview" w:date="2026-01-01T00:00:00Z">
         <w:r>
           <w:t xml:space="preserve">[14]</w:t>
         </w:r>
       </w:ins>
-      <w:ins w:id="785" w:author="PR Preview" w:date="2026-01-01T00:00:00Z">
+      <w:ins w:id="815" w:author="PR Preview" w:date="2026-01-01T00:00:00Z">
         <w:r>
           <w:t xml:space="preserve"> </w:t>
         </w:r>
       </w:ins>
-      <w:ins w:id="786" w:author="PR Preview" w:date="2026-01-01T00:00:00Z">
+      <w:ins w:id="816" w:author="PR Preview" w:date="2026-01-01T00:00:00Z">
         <w:r>
           <w:t xml:space="preserve">	</w:t>
         </w:r>
       </w:ins>
-      <w:ins w:id="787" w:author="PR Preview" w:date="2026-01-01T00:00:00Z">
+      <w:ins w:id="817" w:author="PR Preview" w:date="2026-01-01T00:00:00Z">
         <w:r>
           <w:t xml:space="preserve">Wikipedia contributors,</w:t>
         </w:r>
       </w:ins>
-      <w:ins w:id="788" w:author="PR Preview" w:date="2026-01-01T00:00:00Z">
+      <w:ins w:id="818" w:author="PR Preview" w:date="2026-01-01T00:00:00Z">
         <w:r>
           <w:t xml:space="preserve"> </w:t>
         </w:r>
       </w:ins>
-      <w:ins w:id="789" w:author="PR Preview" w:date="2026-01-01T00:00:00Z">
+      <w:ins w:id="819" w:author="PR Preview" w:date="2026-01-01T00:00:00Z">
         <w:r>
           <w:t xml:space="preserve">“Base rate fallacy —</w:t>
         </w:r>
       </w:ins>
-      <w:ins w:id="790" w:author="PR Preview" w:date="2026-01-01T00:00:00Z">
+      <w:ins w:id="820" w:author="PR Preview" w:date="2026-01-01T00:00:00Z">
         <w:r>
           <w:t xml:space="preserve"> </w:t>
         </w:r>
       </w:ins>
-      <w:ins w:id="791" w:author="PR Preview" w:date="2026-01-01T00:00:00Z">
+      <w:ins w:id="821" w:author="PR Preview" w:date="2026-01-01T00:00:00Z">
         <w:r>
           <w:t xml:space="preserve">Wikipedia</w:t>
         </w:r>
       </w:ins>
-      <w:ins w:id="792" w:author="PR Preview" w:date="2026-01-01T00:00:00Z">
+      <w:ins w:id="822" w:author="PR Preview" w:date="2026-01-01T00:00:00Z">
         <w:r>
           <w:t xml:space="preserve">,</w:t>
         </w:r>
       </w:ins>
-      <w:ins w:id="793" w:author="PR Preview" w:date="2026-01-01T00:00:00Z">
+      <w:ins w:id="823" w:author="PR Preview" w:date="2026-01-01T00:00:00Z">
         <w:r>
           <w:t xml:space="preserve"> </w:t>
         </w:r>
       </w:ins>
-      <w:ins w:id="794" w:author="PR Preview" w:date="2026-01-01T00:00:00Z">
+      <w:ins w:id="824" w:author="PR Preview" w:date="2026-01-01T00:00:00Z">
         <w:r>
           <w:t xml:space="preserve">the free encyclopedia.”</w:t>
         </w:r>
       </w:ins>
-      <w:ins w:id="795" w:author="PR Preview" w:date="2026-01-01T00:00:00Z">
+      <w:ins w:id="825" w:author="PR Preview" w:date="2026-01-01T00:00:00Z">
         <w:r>
           <w:t xml:space="preserve"> </w:t>
         </w:r>
       </w:ins>
-      <w:ins w:id="796" w:author="PR Preview" w:date="2026-01-01T00:00:00Z">
+      <w:ins w:id="826" w:author="PR Preview" w:date="2026-01-01T00:00:00Z">
         <w:r>
           <w:t xml:space="preserve">2026. Available:</w:t>
         </w:r>
       </w:ins>
-      <w:ins w:id="797" w:author="PR Preview" w:date="2026-01-01T00:00:00Z">
+      <w:ins w:id="827" w:author="PR Preview" w:date="2026-01-01T00:00:00Z">
         <w:r>
           <w:t xml:space="preserve"> </w:t>
         </w:r>
       </w:ins>
       <w:hyperlink r:id="rId117">
-        <w:ins w:id="798" w:author="PR Preview" w:date="2026-01-01T00:00:00Z">
+        <w:ins w:id="828" w:author="PR Preview" w:date="2026-01-01T00:00:00Z">
           <w:r>
             <w:rPr>
               <w:rStyle w:val="Hyperlink"/>
@@ -23741,88 +23936,88 @@
       <w:pPr>
         <w:pStyle w:val="Bibliography"/>
       </w:pPr>
-      <w:ins w:id="799" w:author="PR Preview" w:date="2026-01-01T00:00:00Z">
+      <w:ins w:id="829" w:author="PR Preview" w:date="2026-01-01T00:00:00Z">
         <w:r>
           <w:t xml:space="preserve">[15]</w:t>
         </w:r>
       </w:ins>
-      <w:ins w:id="800" w:author="PR Preview" w:date="2026-01-01T00:00:00Z">
+      <w:ins w:id="830" w:author="PR Preview" w:date="2026-01-01T00:00:00Z">
         <w:r>
           <w:t xml:space="preserve"> </w:t>
         </w:r>
       </w:ins>
-      <w:ins w:id="801" w:author="PR Preview" w:date="2026-01-01T00:00:00Z">
+      <w:ins w:id="831" w:author="PR Preview" w:date="2026-01-01T00:00:00Z">
         <w:r>
           <w:t xml:space="preserve">	</w:t>
         </w:r>
       </w:ins>
-      <w:ins w:id="802" w:author="PR Preview" w:date="2026-01-01T00:00:00Z">
+      <w:ins w:id="832" w:author="PR Preview" w:date="2026-01-01T00:00:00Z">
         <w:r>
           <w:t xml:space="preserve">B. Hutchinson,</w:t>
         </w:r>
       </w:ins>
-      <w:ins w:id="803" w:author="PR Preview" w:date="2026-01-01T00:00:00Z">
+      <w:ins w:id="833" w:author="PR Preview" w:date="2026-01-01T00:00:00Z">
         <w:r>
           <w:t xml:space="preserve"> </w:t>
         </w:r>
       </w:ins>
-      <w:ins w:id="804" w:author="PR Preview" w:date="2026-01-01T00:00:00Z">
+      <w:ins w:id="834" w:author="PR Preview" w:date="2026-01-01T00:00:00Z">
         <w:r>
           <w:t xml:space="preserve">“</w:t>
         </w:r>
       </w:ins>
-      <w:ins w:id="805" w:author="PR Preview" w:date="2026-01-01T00:00:00Z">
+      <w:ins w:id="835" w:author="PR Preview" w:date="2026-01-01T00:00:00Z">
         <w:r>
           <w:t xml:space="preserve">DATA</w:t>
         </w:r>
       </w:ins>
-      <w:ins w:id="806" w:author="PR Preview" w:date="2026-01-01T00:00:00Z">
+      <w:ins w:id="836" w:author="PR Preview" w:date="2026-01-01T00:00:00Z">
         <w:r>
           <w:t xml:space="preserve"> </w:t>
         </w:r>
       </w:ins>
-      <w:ins w:id="807" w:author="PR Preview" w:date="2026-01-01T00:00:00Z">
+      <w:ins w:id="837" w:author="PR Preview" w:date="2026-01-01T00:00:00Z">
         <w:r>
           <w:t xml:space="preserve">471/571 (machine learning) and</w:t>
         </w:r>
       </w:ins>
-      <w:ins w:id="808" w:author="PR Preview" w:date="2026-01-01T00:00:00Z">
+      <w:ins w:id="838" w:author="PR Preview" w:date="2026-01-01T00:00:00Z">
         <w:r>
           <w:t xml:space="preserve"> </w:t>
         </w:r>
       </w:ins>
-      <w:ins w:id="809" w:author="PR Preview" w:date="2026-01-01T00:00:00Z">
+      <w:ins w:id="839" w:author="PR Preview" w:date="2026-01-01T00:00:00Z">
         <w:r>
           <w:t xml:space="preserve">CSCI</w:t>
         </w:r>
       </w:ins>
-      <w:ins w:id="810" w:author="PR Preview" w:date="2026-01-01T00:00:00Z">
+      <w:ins w:id="840" w:author="PR Preview" w:date="2026-01-01T00:00:00Z">
         <w:r>
           <w:t xml:space="preserve"> </w:t>
         </w:r>
       </w:ins>
-      <w:ins w:id="811" w:author="PR Preview" w:date="2026-01-01T00:00:00Z">
+      <w:ins w:id="841" w:author="PR Preview" w:date="2026-01-01T00:00:00Z">
         <w:r>
           <w:t xml:space="preserve">481/581 (deep learning) video lectures.”</w:t>
         </w:r>
       </w:ins>
-      <w:ins w:id="812" w:author="PR Preview" w:date="2026-01-01T00:00:00Z">
+      <w:ins w:id="842" w:author="PR Preview" w:date="2026-01-01T00:00:00Z">
         <w:r>
           <w:t xml:space="preserve"> </w:t>
         </w:r>
       </w:ins>
-      <w:ins w:id="813" w:author="PR Preview" w:date="2026-01-01T00:00:00Z">
+      <w:ins w:id="843" w:author="PR Preview" w:date="2026-01-01T00:00:00Z">
         <w:r>
           <w:t xml:space="preserve">Western Washington University. Accessed: Sep. 28, 2026. [Online]. Available:</w:t>
         </w:r>
       </w:ins>
-      <w:ins w:id="814" w:author="PR Preview" w:date="2026-01-01T00:00:00Z">
+      <w:ins w:id="844" w:author="PR Preview" w:date="2026-01-01T00:00:00Z">
         <w:r>
           <w:t xml:space="preserve"> </w:t>
         </w:r>
       </w:ins>
       <w:hyperlink r:id="rId119">
-        <w:ins w:id="815" w:author="PR Preview" w:date="2026-01-01T00:00:00Z">
+        <w:ins w:id="845" w:author="PR Preview" w:date="2026-01-01T00:00:00Z">
           <w:r>
             <w:rPr>
               <w:rStyle w:val="Hyperlink"/>
@@ -23838,53 +24033,53 @@
       <w:pPr>
         <w:pStyle w:val="Bibliography"/>
       </w:pPr>
-      <w:ins w:id="816" w:author="PR Preview" w:date="2026-01-01T00:00:00Z">
+      <w:ins w:id="846" w:author="PR Preview" w:date="2026-01-01T00:00:00Z">
         <w:r>
           <w:t xml:space="preserve">[16]</w:t>
         </w:r>
       </w:ins>
-      <w:ins w:id="817" w:author="PR Preview" w:date="2026-01-01T00:00:00Z">
+      <w:ins w:id="847" w:author="PR Preview" w:date="2026-01-01T00:00:00Z">
         <w:r>
           <w:t xml:space="preserve"> </w:t>
         </w:r>
       </w:ins>
-      <w:ins w:id="818" w:author="PR Preview" w:date="2026-01-01T00:00:00Z">
+      <w:ins w:id="848" w:author="PR Preview" w:date="2026-01-01T00:00:00Z">
         <w:r>
           <w:t xml:space="preserve">	</w:t>
         </w:r>
       </w:ins>
-      <w:ins w:id="819" w:author="PR Preview" w:date="2026-01-01T00:00:00Z">
+      <w:ins w:id="849" w:author="PR Preview" w:date="2026-01-01T00:00:00Z">
         <w:r>
           <w:t xml:space="preserve">5MinuteAI,</w:t>
         </w:r>
       </w:ins>
-      <w:ins w:id="820" w:author="PR Preview" w:date="2026-01-01T00:00:00Z">
+      <w:ins w:id="850" w:author="PR Preview" w:date="2026-01-01T00:00:00Z">
         <w:r>
           <w:t xml:space="preserve"> </w:t>
         </w:r>
       </w:ins>
-      <w:ins w:id="821" w:author="PR Preview" w:date="2026-01-01T00:00:00Z">
+      <w:ins w:id="851" w:author="PR Preview" w:date="2026-01-01T00:00:00Z">
         <w:r>
           <w:t xml:space="preserve">“Probability &amp; statistics.”</w:t>
         </w:r>
       </w:ins>
-      <w:ins w:id="822" w:author="PR Preview" w:date="2026-01-01T00:00:00Z">
+      <w:ins w:id="852" w:author="PR Preview" w:date="2026-01-01T00:00:00Z">
         <w:r>
           <w:t xml:space="preserve"> </w:t>
         </w:r>
       </w:ins>
-      <w:ins w:id="823" w:author="PR Preview" w:date="2026-01-01T00:00:00Z">
+      <w:ins w:id="853" w:author="PR Preview" w:date="2026-01-01T00:00:00Z">
         <w:r>
           <w:t xml:space="preserve">Video playlist on YouTube. Accessed: Oct. 12, 2026. [Online]. Available:</w:t>
         </w:r>
       </w:ins>
-      <w:ins w:id="824" w:author="PR Preview" w:date="2026-01-01T00:00:00Z">
+      <w:ins w:id="854" w:author="PR Preview" w:date="2026-01-01T00:00:00Z">
         <w:r>
           <w:t xml:space="preserve"> </w:t>
         </w:r>
       </w:ins>
       <w:hyperlink r:id="rId121">
-        <w:ins w:id="825" w:author="PR Preview" w:date="2026-01-01T00:00:00Z">
+        <w:ins w:id="855" w:author="PR Preview" w:date="2026-01-01T00:00:00Z">
           <w:r>
             <w:rPr>
               <w:rStyle w:val="Hyperlink"/>
